--- a/Наработки/диздоки/Испания/Испания старт-перекаты-ВС.docx
+++ b/Наработки/диздоки/Испания/Испания старт-перекаты-ВС.docx
@@ -1110,22 +1110,6 @@
           <w:sz w:val="24"/>
           <w:szCs w:val="24"/>
         </w:rPr>
-        <w:t xml:space="preserve"> </w:t>
-      </w:r>
-      <w:r>
-        <w:rPr>
-          <w:rFonts w:ascii="Times New Roman" w:hAnsi="Times New Roman" w:cs="Times New Roman"/>
-          <w:sz w:val="24"/>
-          <w:szCs w:val="24"/>
-        </w:rPr>
-        <w:t>со старта</w:t>
-      </w:r>
-      <w:r>
-        <w:rPr>
-          <w:rFonts w:ascii="Times New Roman" w:hAnsi="Times New Roman" w:cs="Times New Roman"/>
-          <w:sz w:val="24"/>
-          <w:szCs w:val="24"/>
-        </w:rPr>
         <w:t>:</w:t>
       </w:r>
     </w:p>
@@ -3445,6 +3429,7 @@
           <w:rFonts w:ascii="Times New Roman" w:hAnsi="Times New Roman" w:cs="Times New Roman"/>
           <w:sz w:val="24"/>
           <w:szCs w:val="24"/>
+          <w:highlight w:val="cyan"/>
         </w:rPr>
         <w:t xml:space="preserve">2. </w:t>
       </w:r>
@@ -3453,6 +3438,7 @@
           <w:rFonts w:ascii="Times New Roman" w:hAnsi="Times New Roman" w:cs="Times New Roman"/>
           <w:sz w:val="24"/>
           <w:szCs w:val="24"/>
+          <w:highlight w:val="cyan"/>
         </w:rPr>
         <w:t>Это слишком большой риск (двигаемся к выборам)</w:t>
       </w:r>
@@ -3461,6 +3447,7 @@
           <w:rFonts w:ascii="Times New Roman" w:hAnsi="Times New Roman" w:cs="Times New Roman"/>
           <w:sz w:val="24"/>
           <w:szCs w:val="24"/>
+          <w:highlight w:val="cyan"/>
         </w:rPr>
         <w:t>.</w:t>
       </w:r>
@@ -3764,23 +3751,17 @@
           <w:rFonts w:ascii="Times New Roman" w:hAnsi="Times New Roman" w:cs="Times New Roman"/>
           <w:sz w:val="24"/>
           <w:szCs w:val="24"/>
+          <w:highlight w:val="cyan"/>
         </w:rPr>
         <w:lastRenderedPageBreak/>
-        <w:t>1. Лучшим решением, будет всё же пойти на это</w:t>
-      </w:r>
-      <w:r>
-        <w:rPr>
-          <w:rFonts w:ascii="Times New Roman" w:hAnsi="Times New Roman" w:cs="Times New Roman"/>
-          <w:sz w:val="24"/>
-          <w:szCs w:val="24"/>
-        </w:rPr>
-        <w:t xml:space="preserve"> (Будет введено военное положение</w:t>
-      </w:r>
-      <w:r>
-        <w:rPr>
-          <w:rFonts w:ascii="Times New Roman" w:hAnsi="Times New Roman" w:cs="Times New Roman"/>
-          <w:sz w:val="24"/>
-          <w:szCs w:val="24"/>
+        <w:t>1. Лучшим решением, будет всё же пойти на это (Будет введено военное положение</w:t>
+      </w:r>
+      <w:r>
+        <w:rPr>
+          <w:rFonts w:ascii="Times New Roman" w:hAnsi="Times New Roman" w:cs="Times New Roman"/>
+          <w:sz w:val="24"/>
+          <w:szCs w:val="24"/>
+          <w:highlight w:val="cyan"/>
         </w:rPr>
         <w:t>, дальнейшие датированные события происходить не будут</w:t>
       </w:r>
@@ -3789,6 +3770,7 @@
           <w:rFonts w:ascii="Times New Roman" w:hAnsi="Times New Roman" w:cs="Times New Roman"/>
           <w:sz w:val="24"/>
           <w:szCs w:val="24"/>
+          <w:highlight w:val="cyan"/>
         </w:rPr>
         <w:t>).</w:t>
       </w:r>
@@ -4926,6 +4908,7 @@
           <w:rFonts w:ascii="Times New Roman" w:hAnsi="Times New Roman" w:cs="Times New Roman"/>
           <w:sz w:val="24"/>
           <w:szCs w:val="24"/>
+          <w:highlight w:val="cyan"/>
         </w:rPr>
         <w:t>1. С уходом стоит обождать</w:t>
       </w:r>
@@ -4934,6 +4917,7 @@
           <w:rFonts w:ascii="Times New Roman" w:hAnsi="Times New Roman" w:cs="Times New Roman"/>
           <w:sz w:val="24"/>
           <w:szCs w:val="24"/>
+          <w:highlight w:val="cyan"/>
         </w:rPr>
         <w:t>, и взять ситуацию под контроль.</w:t>
       </w:r>
@@ -4942,6 +4926,7 @@
           <w:rFonts w:ascii="Times New Roman" w:hAnsi="Times New Roman" w:cs="Times New Roman"/>
           <w:sz w:val="24"/>
           <w:szCs w:val="24"/>
+          <w:highlight w:val="cyan"/>
         </w:rPr>
         <w:t xml:space="preserve"> (</w:t>
       </w:r>
@@ -4950,6 +4935,103 @@
           <w:rFonts w:ascii="Times New Roman" w:hAnsi="Times New Roman" w:cs="Times New Roman"/>
           <w:sz w:val="24"/>
           <w:szCs w:val="24"/>
+          <w:highlight w:val="cyan"/>
+        </w:rPr>
+        <w:t>скрыто:</w:t>
+      </w:r>
+      <w:r>
+        <w:rPr>
+          <w:rFonts w:ascii="Times New Roman" w:hAnsi="Times New Roman" w:cs="Times New Roman"/>
+          <w:sz w:val="24"/>
+          <w:szCs w:val="24"/>
+          <w:highlight w:val="cyan"/>
+        </w:rPr>
+        <w:t xml:space="preserve"> через </w:t>
+      </w:r>
+      <w:r>
+        <w:rPr>
+          <w:rFonts w:ascii="Times New Roman" w:hAnsi="Times New Roman" w:cs="Times New Roman"/>
+          <w:sz w:val="24"/>
+          <w:szCs w:val="24"/>
+          <w:highlight w:val="cyan"/>
+        </w:rPr>
+        <w:t>3</w:t>
+      </w:r>
+      <w:r>
+        <w:rPr>
+          <w:rFonts w:ascii="Times New Roman" w:hAnsi="Times New Roman" w:cs="Times New Roman"/>
+          <w:sz w:val="24"/>
+          <w:szCs w:val="24"/>
+          <w:highlight w:val="cyan"/>
+        </w:rPr>
+        <w:t xml:space="preserve"> дн</w:t>
+      </w:r>
+      <w:r>
+        <w:rPr>
+          <w:rFonts w:ascii="Times New Roman" w:hAnsi="Times New Roman" w:cs="Times New Roman"/>
+          <w:sz w:val="24"/>
+          <w:szCs w:val="24"/>
+          <w:highlight w:val="cyan"/>
+        </w:rPr>
+        <w:t xml:space="preserve">я </w:t>
+      </w:r>
+      <w:r>
+        <w:rPr>
+          <w:rFonts w:ascii="Times New Roman" w:hAnsi="Times New Roman" w:cs="Times New Roman"/>
+          <w:sz w:val="24"/>
+          <w:szCs w:val="24"/>
+          <w:highlight w:val="cyan"/>
+        </w:rPr>
+        <w:t xml:space="preserve">произойдёт событие «Победа </w:t>
+      </w:r>
+      <w:r>
+        <w:rPr>
+          <w:rFonts w:ascii="Times New Roman" w:hAnsi="Times New Roman" w:cs="Times New Roman"/>
+          <w:sz w:val="24"/>
+          <w:szCs w:val="24"/>
+          <w:highlight w:val="cyan"/>
+        </w:rPr>
+        <w:t>Национального фронта</w:t>
+      </w:r>
+      <w:r>
+        <w:rPr>
+          <w:rFonts w:ascii="Times New Roman" w:hAnsi="Times New Roman" w:cs="Times New Roman"/>
+          <w:sz w:val="24"/>
+          <w:szCs w:val="24"/>
+          <w:highlight w:val="cyan"/>
+        </w:rPr>
+        <w:t>»)</w:t>
+      </w:r>
+    </w:p>
+    <w:p>
+      <w:pPr>
+        <w:rPr>
+          <w:rFonts w:ascii="Times New Roman" w:hAnsi="Times New Roman" w:cs="Times New Roman"/>
+          <w:sz w:val="24"/>
+          <w:szCs w:val="24"/>
+        </w:rPr>
+      </w:pPr>
+      <w:r>
+        <w:rPr>
+          <w:rFonts w:ascii="Times New Roman" w:hAnsi="Times New Roman" w:cs="Times New Roman"/>
+          <w:sz w:val="24"/>
+          <w:szCs w:val="24"/>
+        </w:rPr>
+        <w:t>2. Президенту лучше отправиться в отставку.</w:t>
+      </w:r>
+      <w:r>
+        <w:rPr>
+          <w:rFonts w:ascii="Times New Roman" w:hAnsi="Times New Roman" w:cs="Times New Roman"/>
+          <w:sz w:val="24"/>
+          <w:szCs w:val="24"/>
+        </w:rPr>
+        <w:t xml:space="preserve"> (</w:t>
+      </w:r>
+      <w:r>
+        <w:rPr>
+          <w:rFonts w:ascii="Times New Roman" w:hAnsi="Times New Roman" w:cs="Times New Roman"/>
+          <w:sz w:val="24"/>
+          <w:szCs w:val="24"/>
         </w:rPr>
         <w:t>скрыто</w:t>
       </w:r>
@@ -4959,87 +5041,6 @@
           <w:sz w:val="24"/>
           <w:szCs w:val="24"/>
         </w:rPr>
-        <w:t>:</w:t>
-      </w:r>
-      <w:r>
-        <w:rPr>
-          <w:rFonts w:ascii="Times New Roman" w:hAnsi="Times New Roman" w:cs="Times New Roman"/>
-          <w:sz w:val="24"/>
-          <w:szCs w:val="24"/>
-        </w:rPr>
-        <w:t xml:space="preserve"> через 7</w:t>
-      </w:r>
-      <w:r>
-        <w:rPr>
-          <w:rFonts w:ascii="Times New Roman" w:hAnsi="Times New Roman" w:cs="Times New Roman"/>
-          <w:sz w:val="24"/>
-          <w:szCs w:val="24"/>
-        </w:rPr>
-        <w:t xml:space="preserve"> дней </w:t>
-      </w:r>
-      <w:r>
-        <w:rPr>
-          <w:rFonts w:ascii="Times New Roman" w:hAnsi="Times New Roman" w:cs="Times New Roman"/>
-          <w:sz w:val="24"/>
-          <w:szCs w:val="24"/>
-        </w:rPr>
-        <w:t xml:space="preserve">произойдёт событие «Победа </w:t>
-      </w:r>
-      <w:r>
-        <w:rPr>
-          <w:rFonts w:ascii="Times New Roman" w:hAnsi="Times New Roman" w:cs="Times New Roman"/>
-          <w:sz w:val="24"/>
-          <w:szCs w:val="24"/>
-        </w:rPr>
-        <w:t>Национального фронта</w:t>
-      </w:r>
-      <w:r>
-        <w:rPr>
-          <w:rFonts w:ascii="Times New Roman" w:hAnsi="Times New Roman" w:cs="Times New Roman"/>
-          <w:sz w:val="24"/>
-          <w:szCs w:val="24"/>
-        </w:rPr>
-        <w:t>»)</w:t>
-      </w:r>
-    </w:p>
-    <w:p>
-      <w:pPr>
-        <w:rPr>
-          <w:rFonts w:ascii="Times New Roman" w:hAnsi="Times New Roman" w:cs="Times New Roman"/>
-          <w:sz w:val="24"/>
-          <w:szCs w:val="24"/>
-        </w:rPr>
-      </w:pPr>
-      <w:r>
-        <w:rPr>
-          <w:rFonts w:ascii="Times New Roman" w:hAnsi="Times New Roman" w:cs="Times New Roman"/>
-          <w:sz w:val="24"/>
-          <w:szCs w:val="24"/>
-        </w:rPr>
-        <w:t>2. Президенту лучше отправиться в отставку.</w:t>
-      </w:r>
-      <w:r>
-        <w:rPr>
-          <w:rFonts w:ascii="Times New Roman" w:hAnsi="Times New Roman" w:cs="Times New Roman"/>
-          <w:sz w:val="24"/>
-          <w:szCs w:val="24"/>
-        </w:rPr>
-        <w:t xml:space="preserve"> (</w:t>
-      </w:r>
-      <w:r>
-        <w:rPr>
-          <w:rFonts w:ascii="Times New Roman" w:hAnsi="Times New Roman" w:cs="Times New Roman"/>
-          <w:sz w:val="24"/>
-          <w:szCs w:val="24"/>
-        </w:rPr>
-        <w:t>скрыто</w:t>
-      </w:r>
-      <w:r>
-        <w:rPr>
-          <w:rFonts w:ascii="Times New Roman" w:hAnsi="Times New Roman" w:cs="Times New Roman"/>
-          <w:sz w:val="24"/>
-          <w:szCs w:val="24"/>
-        </w:rPr>
         <w:t xml:space="preserve">: </w:t>
       </w:r>
       <w:r>
@@ -5048,15 +5049,39 @@
           <w:sz w:val="24"/>
           <w:szCs w:val="24"/>
         </w:rPr>
-        <w:t>через 7</w:t>
-      </w:r>
-      <w:r>
-        <w:rPr>
-          <w:rFonts w:ascii="Times New Roman" w:hAnsi="Times New Roman" w:cs="Times New Roman"/>
-          <w:sz w:val="24"/>
-          <w:szCs w:val="24"/>
-        </w:rPr>
-        <w:t xml:space="preserve"> дней </w:t>
+        <w:t xml:space="preserve">через </w:t>
+      </w:r>
+      <w:r>
+        <w:rPr>
+          <w:rFonts w:ascii="Times New Roman" w:hAnsi="Times New Roman" w:cs="Times New Roman"/>
+          <w:sz w:val="24"/>
+          <w:szCs w:val="24"/>
+        </w:rPr>
+        <w:t>3</w:t>
+      </w:r>
+      <w:r>
+        <w:rPr>
+          <w:rFonts w:ascii="Times New Roman" w:hAnsi="Times New Roman" w:cs="Times New Roman"/>
+          <w:sz w:val="24"/>
+          <w:szCs w:val="24"/>
+        </w:rPr>
+        <w:t xml:space="preserve"> дн</w:t>
+      </w:r>
+      <w:r>
+        <w:rPr>
+          <w:rFonts w:ascii="Times New Roman" w:hAnsi="Times New Roman" w:cs="Times New Roman"/>
+          <w:sz w:val="24"/>
+          <w:szCs w:val="24"/>
+        </w:rPr>
+        <w:t>я</w:t>
+      </w:r>
+      <w:r>
+        <w:rPr>
+          <w:rFonts w:ascii="Times New Roman" w:hAnsi="Times New Roman" w:cs="Times New Roman"/>
+          <w:sz w:val="24"/>
+          <w:szCs w:val="24"/>
+        </w:rPr>
+        <w:t xml:space="preserve"> </w:t>
       </w:r>
       <w:r>
         <w:rPr>
@@ -5650,7 +5675,75 @@
           <w:sz w:val="24"/>
           <w:szCs w:val="24"/>
         </w:rPr>
-        <w:t xml:space="preserve"> одержал безоговорочную победу над остальными силами.</w:t>
+        <w:t xml:space="preserve"> одержал безоговорочную победу над остальными силами</w:t>
+      </w:r>
+      <w:r>
+        <w:rPr>
+          <w:rFonts w:ascii="Times New Roman" w:hAnsi="Times New Roman" w:cs="Times New Roman"/>
+          <w:sz w:val="24"/>
+          <w:szCs w:val="24"/>
+        </w:rPr>
+        <w:t xml:space="preserve"> и оперативно</w:t>
+      </w:r>
+      <w:r>
+        <w:rPr>
+          <w:rFonts w:ascii="Times New Roman" w:hAnsi="Times New Roman" w:cs="Times New Roman"/>
+          <w:sz w:val="24"/>
+          <w:szCs w:val="24"/>
+        </w:rPr>
+        <w:t xml:space="preserve"> сформирова</w:t>
+      </w:r>
+      <w:r>
+        <w:rPr>
+          <w:rFonts w:ascii="Times New Roman" w:hAnsi="Times New Roman" w:cs="Times New Roman"/>
+          <w:sz w:val="24"/>
+          <w:szCs w:val="24"/>
+        </w:rPr>
+        <w:t>л</w:t>
+      </w:r>
+      <w:r>
+        <w:rPr>
+          <w:rFonts w:ascii="Times New Roman" w:hAnsi="Times New Roman" w:cs="Times New Roman"/>
+          <w:sz w:val="24"/>
+          <w:szCs w:val="24"/>
+        </w:rPr>
+        <w:t xml:space="preserve"> новое правительство во главе с </w:t>
+      </w:r>
+      <w:proofErr w:type="spellStart"/>
+      <w:r>
+        <w:rPr>
+          <w:rFonts w:ascii="Times New Roman" w:hAnsi="Times New Roman" w:cs="Times New Roman"/>
+          <w:sz w:val="24"/>
+          <w:szCs w:val="24"/>
+        </w:rPr>
+        <w:t>Мануэлем</w:t>
+      </w:r>
+      <w:proofErr w:type="spellEnd"/>
+      <w:r>
+        <w:rPr>
+          <w:rFonts w:ascii="Times New Roman" w:hAnsi="Times New Roman" w:cs="Times New Roman"/>
+          <w:sz w:val="24"/>
+          <w:szCs w:val="24"/>
+        </w:rPr>
+        <w:t xml:space="preserve"> </w:t>
+      </w:r>
+      <w:proofErr w:type="spellStart"/>
+      <w:r>
+        <w:rPr>
+          <w:rFonts w:ascii="Times New Roman" w:hAnsi="Times New Roman" w:cs="Times New Roman"/>
+          <w:sz w:val="24"/>
+          <w:szCs w:val="24"/>
+        </w:rPr>
+        <w:t>Асаньей</w:t>
+      </w:r>
+      <w:proofErr w:type="spellEnd"/>
+      <w:r>
+        <w:rPr>
+          <w:rFonts w:ascii="Times New Roman" w:hAnsi="Times New Roman" w:cs="Times New Roman"/>
+          <w:sz w:val="24"/>
+          <w:szCs w:val="24"/>
+        </w:rPr>
+        <w:t>.</w:t>
       </w:r>
       <w:r>
         <w:rPr>
@@ -5837,7 +5930,17 @@
           <w:sz w:val="24"/>
           <w:szCs w:val="24"/>
         </w:rPr>
-        <w:t xml:space="preserve"> довольно рано стал сиротой, однако это не помешало ему получить лицензию юриста и докторскую степень в университете Комплутенса. В 1914 он вступил в Реформистскую республиканскую партию, начав свою политическую карьеру. Всле</w:t>
+        <w:t xml:space="preserve"> довольно рано стал сиротой, однако это не помешало е</w:t>
+      </w:r>
+      <w:bookmarkStart w:id="0" w:name="_GoBack"/>
+      <w:bookmarkEnd w:id="0"/>
+      <w:r>
+        <w:rPr>
+          <w:rFonts w:ascii="Times New Roman" w:hAnsi="Times New Roman" w:cs="Times New Roman"/>
+          <w:sz w:val="24"/>
+          <w:szCs w:val="24"/>
+        </w:rPr>
+        <w:t>му получить лицензию юриста и докторскую степень в университете Комплутенса. В 1914 он вступил в Реформистскую республиканскую партию, начав свою политическую карьеру. Всле</w:t>
       </w:r>
       <w:r>
         <w:rPr>
@@ -6049,16 +6152,169 @@
           <w:rFonts w:ascii="Times New Roman" w:hAnsi="Times New Roman" w:cs="Times New Roman"/>
           <w:sz w:val="24"/>
           <w:szCs w:val="24"/>
-        </w:rPr>
-      </w:pPr>
-      <w:r>
-        <w:rPr>
-          <w:rFonts w:ascii="Times New Roman" w:hAnsi="Times New Roman" w:cs="Times New Roman"/>
-          <w:sz w:val="24"/>
-          <w:szCs w:val="24"/>
-        </w:rPr>
-        <w:lastRenderedPageBreak/>
-        <w:t>Событие</w:t>
+          <w:highlight w:val="cyan"/>
+        </w:rPr>
+      </w:pPr>
+      <w:r>
+        <w:rPr>
+          <w:rFonts w:ascii="Times New Roman" w:hAnsi="Times New Roman" w:cs="Times New Roman"/>
+          <w:sz w:val="24"/>
+          <w:szCs w:val="24"/>
+          <w:highlight w:val="cyan"/>
+        </w:rPr>
+        <w:t>Событие: «Победа Национального фронта» (После проведения второго тура выборов, комиссия по протоколам новых кортесов, приступила к изучению того, как проходили выборы в каждом округе, и попыталась аннулировать некоторые нарушения социалистов, таким образом значительно увеличив голоса, отданные за Народный фронт. Люди, назначенные президентом для присмотра, быстро пресекли эти попытки, и даже нашли новые нарушения, что вылилось в череду скандалов по всем округам и аннулирования голосов, отданных за Народный фронт. Очевидно, что Национальный фронт одержал безоговорочную победу над остальными силами.)</w:t>
+      </w:r>
+    </w:p>
+    <w:p>
+      <w:pPr>
+        <w:rPr>
+          <w:rFonts w:ascii="Times New Roman" w:hAnsi="Times New Roman" w:cs="Times New Roman"/>
+          <w:sz w:val="24"/>
+          <w:szCs w:val="24"/>
+        </w:rPr>
+      </w:pPr>
+      <w:r>
+        <w:rPr>
+          <w:rFonts w:ascii="Times New Roman" w:hAnsi="Times New Roman" w:cs="Times New Roman"/>
+          <w:sz w:val="24"/>
+          <w:szCs w:val="24"/>
+          <w:highlight w:val="cyan"/>
+        </w:rPr>
+        <w:t>1. Мы сделаем Испанию снова великой! (</w:t>
+      </w:r>
+      <w:r>
+        <w:rPr>
+          <w:rFonts w:ascii="Times New Roman" w:hAnsi="Times New Roman" w:cs="Times New Roman"/>
+          <w:sz w:val="24"/>
+          <w:szCs w:val="24"/>
+          <w:highlight w:val="cyan"/>
+        </w:rPr>
+        <w:t>Выполнится</w:t>
+      </w:r>
+      <w:r>
+        <w:rPr>
+          <w:rFonts w:ascii="Times New Roman" w:hAnsi="Times New Roman" w:cs="Times New Roman"/>
+          <w:sz w:val="24"/>
+          <w:szCs w:val="24"/>
+          <w:highlight w:val="cyan"/>
+        </w:rPr>
+        <w:t xml:space="preserve"> фокус «Победа </w:t>
+      </w:r>
+      <w:r>
+        <w:rPr>
+          <w:rFonts w:ascii="Times New Roman" w:hAnsi="Times New Roman" w:cs="Times New Roman"/>
+          <w:sz w:val="24"/>
+          <w:szCs w:val="24"/>
+          <w:highlight w:val="cyan"/>
+          <w:lang w:val="en-US"/>
+        </w:rPr>
+        <w:t>CEDA</w:t>
+      </w:r>
+      <w:r>
+        <w:rPr>
+          <w:rFonts w:ascii="Times New Roman" w:hAnsi="Times New Roman" w:cs="Times New Roman"/>
+          <w:sz w:val="24"/>
+          <w:szCs w:val="24"/>
+          <w:highlight w:val="cyan"/>
+        </w:rPr>
+        <w:t>»)</w:t>
+      </w:r>
+    </w:p>
+    <w:p>
+      <w:pPr>
+        <w:rPr>
+          <w:rFonts w:ascii="Times New Roman" w:hAnsi="Times New Roman" w:cs="Times New Roman"/>
+          <w:sz w:val="24"/>
+          <w:szCs w:val="24"/>
+        </w:rPr>
+      </w:pPr>
+    </w:p>
+    <w:p>
+      <w:pPr>
+        <w:rPr>
+          <w:rFonts w:ascii="Times New Roman" w:hAnsi="Times New Roman" w:cs="Times New Roman"/>
+          <w:sz w:val="24"/>
+          <w:szCs w:val="24"/>
+        </w:rPr>
+      </w:pPr>
+      <w:r>
+        <w:rPr>
+          <w:rFonts w:ascii="Times New Roman" w:hAnsi="Times New Roman" w:cs="Times New Roman"/>
+          <w:sz w:val="24"/>
+          <w:szCs w:val="24"/>
+        </w:rPr>
+        <w:t>_____________________________________________________________________________</w:t>
+      </w:r>
+    </w:p>
+    <w:p>
+      <w:pPr>
+        <w:jc w:val="center"/>
+        <w:rPr>
+          <w:rFonts w:ascii="Times New Roman" w:hAnsi="Times New Roman" w:cs="Times New Roman"/>
+          <w:b/>
+          <w:sz w:val="24"/>
+          <w:szCs w:val="24"/>
+        </w:rPr>
+      </w:pPr>
+      <w:r>
+        <w:rPr>
+          <w:rFonts w:ascii="Times New Roman" w:hAnsi="Times New Roman" w:cs="Times New Roman"/>
+          <w:b/>
+          <w:sz w:val="24"/>
+          <w:szCs w:val="24"/>
+        </w:rPr>
+        <w:t>ВМФ</w:t>
+      </w:r>
+      <w:r>
+        <w:rPr>
+          <w:rFonts w:ascii="Times New Roman" w:hAnsi="Times New Roman" w:cs="Times New Roman"/>
+          <w:b/>
+          <w:sz w:val="24"/>
+          <w:szCs w:val="24"/>
+        </w:rPr>
+        <w:t xml:space="preserve"> НАРОДНОГО ФРОНТА</w:t>
+      </w:r>
+    </w:p>
+    <w:p>
+      <w:pPr>
+        <w:rPr>
+          <w:rFonts w:ascii="Times New Roman" w:hAnsi="Times New Roman" w:cs="Times New Roman"/>
+          <w:sz w:val="24"/>
+          <w:szCs w:val="24"/>
+        </w:rPr>
+      </w:pPr>
+    </w:p>
+    <w:p>
+      <w:pPr>
+        <w:rPr>
+          <w:rFonts w:ascii="Times New Roman" w:hAnsi="Times New Roman" w:cs="Times New Roman"/>
+          <w:sz w:val="24"/>
+          <w:szCs w:val="24"/>
+        </w:rPr>
+      </w:pPr>
+      <w:r>
+        <w:rPr>
+          <w:rFonts w:ascii="Times New Roman" w:hAnsi="Times New Roman" w:cs="Times New Roman"/>
+          <w:sz w:val="24"/>
+          <w:szCs w:val="24"/>
+        </w:rPr>
+        <w:t xml:space="preserve">После начала ГВ, через </w:t>
+      </w:r>
+      <w:r>
+        <w:rPr>
+          <w:rFonts w:ascii="Times New Roman" w:hAnsi="Times New Roman" w:cs="Times New Roman"/>
+          <w:sz w:val="24"/>
+          <w:szCs w:val="24"/>
+        </w:rPr>
+        <w:t>десять дней</w:t>
+      </w:r>
+      <w:r>
+        <w:rPr>
+          <w:rFonts w:ascii="Times New Roman" w:hAnsi="Times New Roman" w:cs="Times New Roman"/>
+          <w:sz w:val="24"/>
+          <w:szCs w:val="24"/>
+        </w:rPr>
+        <w:t xml:space="preserve"> произойдёт событие</w:t>
       </w:r>
       <w:r>
         <w:rPr>
@@ -6074,15 +6330,217 @@
           <w:sz w:val="24"/>
           <w:szCs w:val="24"/>
         </w:rPr>
-        <w:t>«Победа Национального фронта» (</w:t>
-      </w:r>
-      <w:r>
-        <w:rPr>
-          <w:rFonts w:ascii="Times New Roman" w:hAnsi="Times New Roman" w:cs="Times New Roman"/>
-          <w:sz w:val="24"/>
-          <w:szCs w:val="24"/>
-        </w:rPr>
-        <w:t>После проведения второго тура выборов</w:t>
+        <w:t>«</w:t>
+      </w:r>
+      <w:r>
+        <w:rPr>
+          <w:rFonts w:ascii="Times New Roman" w:hAnsi="Times New Roman" w:cs="Times New Roman"/>
+          <w:sz w:val="24"/>
+          <w:szCs w:val="24"/>
+        </w:rPr>
+        <w:t>Положение флота Республики</w:t>
+      </w:r>
+      <w:r>
+        <w:rPr>
+          <w:rFonts w:ascii="Times New Roman" w:hAnsi="Times New Roman" w:cs="Times New Roman"/>
+          <w:sz w:val="24"/>
+          <w:szCs w:val="24"/>
+        </w:rPr>
+        <w:t>» (</w:t>
+      </w:r>
+      <w:r>
+        <w:rPr>
+          <w:rFonts w:ascii="Times New Roman" w:hAnsi="Times New Roman" w:cs="Times New Roman"/>
+          <w:sz w:val="24"/>
+          <w:szCs w:val="24"/>
+        </w:rPr>
+        <w:t>С началом восстания, нам удалось получить преимущество во флоте за счёт простых моряков, готовых подд</w:t>
+      </w:r>
+      <w:r>
+        <w:rPr>
+          <w:rFonts w:ascii="Times New Roman" w:hAnsi="Times New Roman" w:cs="Times New Roman"/>
+          <w:sz w:val="24"/>
+          <w:szCs w:val="24"/>
+        </w:rPr>
+        <w:t>ержать республику, и свергнуть офицеров, готовых поддержать восстание. Правда, это привело к тому, что на данный момент во флоте ощущается острый недостаток офицеров с</w:t>
+      </w:r>
+      <w:r>
+        <w:rPr>
+          <w:rFonts w:ascii="Times New Roman" w:hAnsi="Times New Roman" w:cs="Times New Roman"/>
+          <w:sz w:val="24"/>
+          <w:szCs w:val="24"/>
+        </w:rPr>
+        <w:t xml:space="preserve"> опытом</w:t>
+      </w:r>
+      <w:r>
+        <w:rPr>
+          <w:rFonts w:ascii="Times New Roman" w:hAnsi="Times New Roman" w:cs="Times New Roman"/>
+          <w:sz w:val="24"/>
+          <w:szCs w:val="24"/>
+        </w:rPr>
+        <w:t xml:space="preserve"> и стажем управления кораблями, а те кто остался, потеряли доверие перед рядовыми моряками.</w:t>
+      </w:r>
+      <w:r>
+        <w:rPr>
+          <w:rFonts w:ascii="Times New Roman" w:hAnsi="Times New Roman" w:cs="Times New Roman"/>
+          <w:sz w:val="24"/>
+          <w:szCs w:val="24"/>
+        </w:rPr>
+        <w:br/>
+      </w:r>
+      <w:r>
+        <w:rPr>
+          <w:rFonts w:ascii="Times New Roman" w:hAnsi="Times New Roman" w:cs="Times New Roman"/>
+          <w:sz w:val="24"/>
+          <w:szCs w:val="24"/>
+        </w:rPr>
+        <w:t xml:space="preserve">Кроме того, офицерам пришлось столкнуться с властью </w:t>
+      </w:r>
+      <w:r>
+        <w:rPr>
+          <w:rFonts w:ascii="Times New Roman" w:hAnsi="Times New Roman" w:cs="Times New Roman"/>
+          <w:sz w:val="24"/>
+          <w:szCs w:val="24"/>
+        </w:rPr>
+        <w:t xml:space="preserve">ново созданных </w:t>
+      </w:r>
+      <w:r>
+        <w:rPr>
+          <w:rFonts w:ascii="Times New Roman" w:hAnsi="Times New Roman" w:cs="Times New Roman"/>
+          <w:sz w:val="24"/>
+          <w:szCs w:val="24"/>
+        </w:rPr>
+        <w:t>корабельных комитетов, которые мешал</w:t>
+      </w:r>
+      <w:r>
+        <w:rPr>
+          <w:rFonts w:ascii="Times New Roman" w:hAnsi="Times New Roman" w:cs="Times New Roman"/>
+          <w:sz w:val="24"/>
+          <w:szCs w:val="24"/>
+        </w:rPr>
+        <w:t xml:space="preserve">и командованию кораблями, ища подводные камни в каждом приказе офицеров. </w:t>
+      </w:r>
+    </w:p>
+    <w:p>
+      <w:pPr>
+        <w:rPr>
+          <w:rFonts w:ascii="Times New Roman" w:hAnsi="Times New Roman" w:cs="Times New Roman"/>
+          <w:sz w:val="24"/>
+          <w:szCs w:val="24"/>
+        </w:rPr>
+      </w:pPr>
+      <w:r>
+        <w:rPr>
+          <w:rFonts w:ascii="Times New Roman" w:hAnsi="Times New Roman" w:cs="Times New Roman"/>
+          <w:sz w:val="24"/>
+          <w:szCs w:val="24"/>
+        </w:rPr>
+        <w:t>Новые к</w:t>
+      </w:r>
+      <w:r>
+        <w:rPr>
+          <w:rFonts w:ascii="Times New Roman" w:hAnsi="Times New Roman" w:cs="Times New Roman"/>
+          <w:sz w:val="24"/>
+          <w:szCs w:val="24"/>
+        </w:rPr>
+        <w:t>омитеты</w:t>
+      </w:r>
+      <w:r>
+        <w:rPr>
+          <w:rFonts w:ascii="Times New Roman" w:hAnsi="Times New Roman" w:cs="Times New Roman"/>
+          <w:sz w:val="24"/>
+          <w:szCs w:val="24"/>
+        </w:rPr>
+        <w:t xml:space="preserve"> были созданы на каждом корабле, а</w:t>
+      </w:r>
+      <w:r>
+        <w:rPr>
+          <w:rFonts w:ascii="Times New Roman" w:hAnsi="Times New Roman" w:cs="Times New Roman"/>
+          <w:sz w:val="24"/>
+          <w:szCs w:val="24"/>
+        </w:rPr>
+        <w:t xml:space="preserve"> «Центр</w:t>
+      </w:r>
+      <w:r>
+        <w:rPr>
+          <w:rFonts w:ascii="Times New Roman" w:hAnsi="Times New Roman" w:cs="Times New Roman"/>
+          <w:sz w:val="24"/>
+          <w:szCs w:val="24"/>
+        </w:rPr>
+        <w:t>альный комитет» флота, состоящий из делегатов</w:t>
+      </w:r>
+      <w:r>
+        <w:rPr>
+          <w:rFonts w:ascii="Times New Roman" w:hAnsi="Times New Roman" w:cs="Times New Roman"/>
+          <w:sz w:val="24"/>
+          <w:szCs w:val="24"/>
+        </w:rPr>
+        <w:t xml:space="preserve"> от каждого комитета, базировался на флагманском корабле, были официально признаны ответстве</w:t>
+      </w:r>
+      <w:r>
+        <w:rPr>
+          <w:rFonts w:ascii="Times New Roman" w:hAnsi="Times New Roman" w:cs="Times New Roman"/>
+          <w:sz w:val="24"/>
+          <w:szCs w:val="24"/>
+        </w:rPr>
+        <w:t>нными за поддержание дисциплины.</w:t>
+      </w:r>
+      <w:r>
+        <w:rPr>
+          <w:rFonts w:ascii="Times New Roman" w:hAnsi="Times New Roman" w:cs="Times New Roman"/>
+          <w:sz w:val="24"/>
+          <w:szCs w:val="24"/>
+        </w:rPr>
+        <w:t>)</w:t>
+      </w:r>
+    </w:p>
+    <w:p>
+      <w:pPr>
+        <w:rPr>
+          <w:rFonts w:ascii="Times New Roman" w:hAnsi="Times New Roman" w:cs="Times New Roman"/>
+          <w:sz w:val="24"/>
+          <w:szCs w:val="24"/>
+        </w:rPr>
+      </w:pPr>
+      <w:r>
+        <w:rPr>
+          <w:rFonts w:ascii="Times New Roman" w:hAnsi="Times New Roman" w:cs="Times New Roman"/>
+          <w:sz w:val="24"/>
+          <w:szCs w:val="24"/>
+        </w:rPr>
+        <w:t xml:space="preserve">1. </w:t>
+      </w:r>
+      <w:r>
+        <w:rPr>
+          <w:rFonts w:ascii="Times New Roman" w:hAnsi="Times New Roman" w:cs="Times New Roman"/>
+          <w:sz w:val="24"/>
+          <w:szCs w:val="24"/>
+        </w:rPr>
+        <w:t>Мы должны контролировать потенциальных бунтовщиков (+НД «Недостаток офицеров во флоте»</w:t>
+      </w:r>
+      <w:r>
+        <w:rPr>
+          <w:rFonts w:ascii="Times New Roman" w:hAnsi="Times New Roman" w:cs="Times New Roman"/>
+          <w:sz w:val="24"/>
+          <w:szCs w:val="24"/>
+        </w:rPr>
+        <w:t>:</w:t>
+      </w:r>
+      <w:r>
+        <w:rPr>
+          <w:rFonts w:ascii="Times New Roman" w:hAnsi="Times New Roman" w:cs="Times New Roman"/>
+          <w:sz w:val="24"/>
+          <w:szCs w:val="24"/>
+        </w:rPr>
+        <w:t xml:space="preserve"> </w:t>
+      </w:r>
+      <w:r>
+        <w:rPr>
+          <w:rFonts w:ascii="Times New Roman" w:hAnsi="Times New Roman" w:cs="Times New Roman"/>
+          <w:sz w:val="24"/>
+          <w:szCs w:val="24"/>
+        </w:rPr>
+        <w:t>-20% дальность флота, -20% превосходства флота</w:t>
       </w:r>
       <w:r>
         <w:rPr>
@@ -6098,7 +6556,532 @@
           <w:sz w:val="24"/>
           <w:szCs w:val="24"/>
         </w:rPr>
-        <w:t xml:space="preserve"> комиссия по протоколам новых кортесов</w:t>
+        <w:t xml:space="preserve"> </w:t>
+      </w:r>
+      <w:r>
+        <w:rPr>
+          <w:rFonts w:ascii="Times New Roman" w:hAnsi="Times New Roman" w:cs="Times New Roman"/>
+          <w:sz w:val="24"/>
+          <w:szCs w:val="24"/>
+        </w:rPr>
+        <w:t>-10% скорости флота</w:t>
+      </w:r>
+      <w:r>
+        <w:rPr>
+          <w:rFonts w:ascii="Times New Roman" w:hAnsi="Times New Roman" w:cs="Times New Roman"/>
+          <w:sz w:val="24"/>
+          <w:szCs w:val="24"/>
+        </w:rPr>
+        <w:t>;</w:t>
+      </w:r>
+      <w:r>
+        <w:rPr>
+          <w:rFonts w:ascii="Times New Roman" w:hAnsi="Times New Roman" w:cs="Times New Roman"/>
+          <w:sz w:val="24"/>
+          <w:szCs w:val="24"/>
+        </w:rPr>
+        <w:t xml:space="preserve"> </w:t>
+      </w:r>
+      <w:r>
+        <w:rPr>
+          <w:rFonts w:ascii="Times New Roman" w:hAnsi="Times New Roman" w:cs="Times New Roman"/>
+          <w:sz w:val="24"/>
+          <w:szCs w:val="24"/>
+        </w:rPr>
+        <w:t>+НД «Корабельные комитеты»</w:t>
+      </w:r>
+      <w:r>
+        <w:rPr>
+          <w:rFonts w:ascii="Times New Roman" w:hAnsi="Times New Roman" w:cs="Times New Roman"/>
+          <w:sz w:val="24"/>
+          <w:szCs w:val="24"/>
+        </w:rPr>
+        <w:t>:</w:t>
+      </w:r>
+      <w:r>
+        <w:rPr>
+          <w:rFonts w:ascii="Times New Roman" w:hAnsi="Times New Roman" w:cs="Times New Roman"/>
+          <w:sz w:val="24"/>
+          <w:szCs w:val="24"/>
+        </w:rPr>
+        <w:t xml:space="preserve"> -20% к скорости получения опыта, -10.0 организации флота</w:t>
+      </w:r>
+      <w:r>
+        <w:rPr>
+          <w:rFonts w:ascii="Times New Roman" w:hAnsi="Times New Roman" w:cs="Times New Roman"/>
+          <w:sz w:val="24"/>
+          <w:szCs w:val="24"/>
+        </w:rPr>
+        <w:t>)</w:t>
+      </w:r>
+    </w:p>
+    <w:p>
+      <w:pPr>
+        <w:rPr>
+          <w:rFonts w:ascii="Times New Roman" w:hAnsi="Times New Roman" w:cs="Times New Roman"/>
+          <w:sz w:val="24"/>
+          <w:szCs w:val="24"/>
+        </w:rPr>
+      </w:pPr>
+    </w:p>
+    <w:p>
+      <w:pPr>
+        <w:rPr>
+          <w:rFonts w:ascii="Times New Roman" w:hAnsi="Times New Roman" w:cs="Times New Roman"/>
+          <w:i/>
+          <w:sz w:val="24"/>
+          <w:szCs w:val="24"/>
+        </w:rPr>
+      </w:pPr>
+      <w:r>
+        <w:rPr>
+          <w:rFonts w:ascii="Times New Roman" w:hAnsi="Times New Roman" w:cs="Times New Roman"/>
+          <w:i/>
+          <w:sz w:val="24"/>
+          <w:szCs w:val="24"/>
+        </w:rPr>
+        <w:t>Фокус «</w:t>
+      </w:r>
+      <w:r>
+        <w:rPr>
+          <w:rFonts w:ascii="Times New Roman" w:hAnsi="Times New Roman" w:cs="Times New Roman"/>
+          <w:i/>
+          <w:sz w:val="24"/>
+          <w:szCs w:val="24"/>
+        </w:rPr>
+        <w:t>Народное военно-морское училище</w:t>
+      </w:r>
+      <w:r>
+        <w:rPr>
+          <w:rFonts w:ascii="Times New Roman" w:hAnsi="Times New Roman" w:cs="Times New Roman"/>
+          <w:i/>
+          <w:sz w:val="24"/>
+          <w:szCs w:val="24"/>
+        </w:rPr>
+        <w:t>»</w:t>
+      </w:r>
+      <w:r>
+        <w:rPr>
+          <w:rFonts w:ascii="Times New Roman" w:hAnsi="Times New Roman" w:cs="Times New Roman"/>
+          <w:i/>
+          <w:sz w:val="24"/>
+          <w:szCs w:val="24"/>
+        </w:rPr>
+        <w:t>.</w:t>
+      </w:r>
+    </w:p>
+    <w:p>
+      <w:pPr>
+        <w:rPr>
+          <w:rFonts w:ascii="Times New Roman" w:hAnsi="Times New Roman" w:cs="Times New Roman"/>
+          <w:sz w:val="24"/>
+          <w:szCs w:val="24"/>
+        </w:rPr>
+      </w:pPr>
+      <w:r>
+        <w:rPr>
+          <w:rFonts w:ascii="Times New Roman" w:hAnsi="Times New Roman" w:cs="Times New Roman"/>
+          <w:sz w:val="24"/>
+          <w:szCs w:val="24"/>
+        </w:rPr>
+        <w:t>Срок выполнения 50 дней.</w:t>
+      </w:r>
+    </w:p>
+    <w:p>
+      <w:pPr>
+        <w:rPr>
+          <w:rFonts w:ascii="Times New Roman" w:hAnsi="Times New Roman" w:cs="Times New Roman"/>
+          <w:sz w:val="24"/>
+          <w:szCs w:val="24"/>
+        </w:rPr>
+      </w:pPr>
+      <w:r>
+        <w:rPr>
+          <w:rFonts w:ascii="Times New Roman" w:hAnsi="Times New Roman" w:cs="Times New Roman"/>
+          <w:sz w:val="24"/>
+          <w:szCs w:val="24"/>
+        </w:rPr>
+        <w:t>Требования</w:t>
+      </w:r>
+      <w:r>
+        <w:rPr>
+          <w:rFonts w:ascii="Times New Roman" w:hAnsi="Times New Roman" w:cs="Times New Roman"/>
+          <w:sz w:val="24"/>
+          <w:szCs w:val="24"/>
+        </w:rPr>
+        <w:t xml:space="preserve">: </w:t>
+      </w:r>
+      <w:r>
+        <w:rPr>
+          <w:rFonts w:ascii="Times New Roman" w:hAnsi="Times New Roman" w:cs="Times New Roman"/>
+          <w:sz w:val="24"/>
+          <w:szCs w:val="24"/>
+        </w:rPr>
+        <w:t>ГВ в стране началась, или уже закончилась</w:t>
+      </w:r>
+      <w:r>
+        <w:rPr>
+          <w:rFonts w:ascii="Times New Roman" w:hAnsi="Times New Roman" w:cs="Times New Roman"/>
+          <w:sz w:val="24"/>
+          <w:szCs w:val="24"/>
+        </w:rPr>
+        <w:t>. Вы играете за Республику.</w:t>
+      </w:r>
+    </w:p>
+    <w:p>
+      <w:pPr>
+        <w:rPr>
+          <w:rFonts w:ascii="Times New Roman" w:hAnsi="Times New Roman" w:cs="Times New Roman"/>
+          <w:sz w:val="24"/>
+          <w:szCs w:val="24"/>
+        </w:rPr>
+      </w:pPr>
+      <w:r>
+        <w:rPr>
+          <w:rFonts w:ascii="Times New Roman" w:hAnsi="Times New Roman" w:cs="Times New Roman"/>
+          <w:sz w:val="24"/>
+          <w:szCs w:val="24"/>
+        </w:rPr>
+        <w:t>Описание</w:t>
+      </w:r>
+      <w:r>
+        <w:rPr>
+          <w:rFonts w:ascii="Times New Roman" w:hAnsi="Times New Roman" w:cs="Times New Roman"/>
+          <w:sz w:val="24"/>
+          <w:szCs w:val="24"/>
+        </w:rPr>
+        <w:t>:</w:t>
+      </w:r>
+      <w:r>
+        <w:rPr>
+          <w:rFonts w:ascii="Times New Roman" w:hAnsi="Times New Roman" w:cs="Times New Roman"/>
+          <w:sz w:val="24"/>
+          <w:szCs w:val="24"/>
+        </w:rPr>
+        <w:t xml:space="preserve"> </w:t>
+      </w:r>
+      <w:r>
+        <w:rPr>
+          <w:rFonts w:ascii="Times New Roman" w:hAnsi="Times New Roman" w:cs="Times New Roman"/>
+          <w:sz w:val="24"/>
+          <w:szCs w:val="24"/>
+        </w:rPr>
+        <w:t xml:space="preserve">Чтобы восполнить нехватку офицеров, </w:t>
+      </w:r>
+      <w:r>
+        <w:rPr>
+          <w:rFonts w:ascii="Times New Roman" w:hAnsi="Times New Roman" w:cs="Times New Roman"/>
+          <w:sz w:val="24"/>
+          <w:szCs w:val="24"/>
+        </w:rPr>
+        <w:t>нами было решено основать</w:t>
+      </w:r>
+      <w:r>
+        <w:rPr>
+          <w:rFonts w:ascii="Times New Roman" w:hAnsi="Times New Roman" w:cs="Times New Roman"/>
+          <w:sz w:val="24"/>
+          <w:szCs w:val="24"/>
+        </w:rPr>
+        <w:t xml:space="preserve"> Народное военно-морское училище, которое </w:t>
+      </w:r>
+      <w:r>
+        <w:rPr>
+          <w:rFonts w:ascii="Times New Roman" w:hAnsi="Times New Roman" w:cs="Times New Roman"/>
+          <w:sz w:val="24"/>
+          <w:szCs w:val="24"/>
+        </w:rPr>
+        <w:t>за короткий период подготовит нам молодых офицеров, что закроют кадровую дыру, а со временем и вовсе подготовит будущих адмиралов для флота.</w:t>
+      </w:r>
+    </w:p>
+    <w:p>
+      <w:pPr>
+        <w:rPr>
+          <w:rFonts w:ascii="Times New Roman" w:hAnsi="Times New Roman" w:cs="Times New Roman"/>
+          <w:sz w:val="24"/>
+          <w:szCs w:val="24"/>
+        </w:rPr>
+      </w:pPr>
+      <w:r>
+        <w:rPr>
+          <w:rFonts w:ascii="Times New Roman" w:hAnsi="Times New Roman" w:cs="Times New Roman"/>
+          <w:sz w:val="24"/>
+          <w:szCs w:val="24"/>
+        </w:rPr>
+        <w:t>Эффект</w:t>
+      </w:r>
+      <w:r>
+        <w:rPr>
+          <w:rFonts w:ascii="Times New Roman" w:hAnsi="Times New Roman" w:cs="Times New Roman"/>
+          <w:sz w:val="24"/>
+          <w:szCs w:val="24"/>
+        </w:rPr>
+        <w:t>:</w:t>
+      </w:r>
+      <w:r>
+        <w:rPr>
+          <w:rFonts w:ascii="Times New Roman" w:hAnsi="Times New Roman" w:cs="Times New Roman"/>
+          <w:sz w:val="24"/>
+          <w:szCs w:val="24"/>
+        </w:rPr>
+        <w:t xml:space="preserve"> +10 опыта флота</w:t>
+      </w:r>
+      <w:r>
+        <w:rPr>
+          <w:rFonts w:ascii="Times New Roman" w:hAnsi="Times New Roman" w:cs="Times New Roman"/>
+          <w:sz w:val="24"/>
+          <w:szCs w:val="24"/>
+        </w:rPr>
+        <w:t xml:space="preserve"> </w:t>
+      </w:r>
+      <w:r>
+        <w:rPr>
+          <w:rFonts w:ascii="Times New Roman" w:hAnsi="Times New Roman" w:cs="Times New Roman"/>
+          <w:sz w:val="24"/>
+          <w:szCs w:val="24"/>
+        </w:rPr>
+        <w:t>НД «</w:t>
+      </w:r>
+      <w:r>
+        <w:rPr>
+          <w:rFonts w:ascii="Times New Roman" w:hAnsi="Times New Roman" w:cs="Times New Roman"/>
+          <w:sz w:val="24"/>
+          <w:szCs w:val="24"/>
+        </w:rPr>
+        <w:t>Недостаток офицеров во флоте</w:t>
+      </w:r>
+      <w:r>
+        <w:rPr>
+          <w:rFonts w:ascii="Times New Roman" w:hAnsi="Times New Roman" w:cs="Times New Roman"/>
+          <w:sz w:val="24"/>
+          <w:szCs w:val="24"/>
+        </w:rPr>
+        <w:t>»</w:t>
+      </w:r>
+      <w:r>
+        <w:rPr>
+          <w:rFonts w:ascii="Times New Roman" w:hAnsi="Times New Roman" w:cs="Times New Roman"/>
+          <w:sz w:val="24"/>
+          <w:szCs w:val="24"/>
+        </w:rPr>
+        <w:t xml:space="preserve"> сменится на</w:t>
+      </w:r>
+      <w:r>
+        <w:rPr>
+          <w:rFonts w:ascii="Times New Roman" w:hAnsi="Times New Roman" w:cs="Times New Roman"/>
+          <w:sz w:val="24"/>
+          <w:szCs w:val="24"/>
+        </w:rPr>
+        <w:t xml:space="preserve"> </w:t>
+      </w:r>
+      <w:r>
+        <w:rPr>
+          <w:rFonts w:ascii="Times New Roman" w:hAnsi="Times New Roman" w:cs="Times New Roman"/>
+          <w:sz w:val="24"/>
+          <w:szCs w:val="24"/>
+        </w:rPr>
+        <w:t>временный НД</w:t>
+      </w:r>
+      <w:r>
+        <w:rPr>
+          <w:rFonts w:ascii="Times New Roman" w:hAnsi="Times New Roman" w:cs="Times New Roman"/>
+          <w:sz w:val="24"/>
+          <w:szCs w:val="24"/>
+        </w:rPr>
+        <w:t xml:space="preserve"> </w:t>
+      </w:r>
+      <w:r>
+        <w:rPr>
+          <w:rFonts w:ascii="Times New Roman" w:hAnsi="Times New Roman" w:cs="Times New Roman"/>
+          <w:sz w:val="24"/>
+          <w:szCs w:val="24"/>
+        </w:rPr>
+        <w:t>длительностью в 4 года «Молодые офицеры во флоте»</w:t>
+      </w:r>
+      <w:r>
+        <w:rPr>
+          <w:rFonts w:ascii="Times New Roman" w:hAnsi="Times New Roman" w:cs="Times New Roman"/>
+          <w:sz w:val="24"/>
+          <w:szCs w:val="24"/>
+        </w:rPr>
+        <w:t>:</w:t>
+      </w:r>
+      <w:r>
+        <w:rPr>
+          <w:rFonts w:ascii="Times New Roman" w:hAnsi="Times New Roman" w:cs="Times New Roman"/>
+          <w:sz w:val="24"/>
+          <w:szCs w:val="24"/>
+        </w:rPr>
+        <w:t xml:space="preserve"> </w:t>
+      </w:r>
+      <w:r>
+        <w:rPr>
+          <w:rFonts w:ascii="Times New Roman" w:hAnsi="Times New Roman" w:cs="Times New Roman"/>
+          <w:sz w:val="24"/>
+          <w:szCs w:val="24"/>
+        </w:rPr>
+        <w:t>+10% дальность флота, +10% превосходства флота,</w:t>
+      </w:r>
+      <w:r>
+        <w:rPr>
+          <w:rFonts w:ascii="Times New Roman" w:hAnsi="Times New Roman" w:cs="Times New Roman"/>
+          <w:sz w:val="24"/>
+          <w:szCs w:val="24"/>
+        </w:rPr>
+        <w:t xml:space="preserve"> </w:t>
+      </w:r>
+      <w:r>
+        <w:rPr>
+          <w:rFonts w:ascii="Times New Roman" w:hAnsi="Times New Roman" w:cs="Times New Roman"/>
+          <w:sz w:val="24"/>
+          <w:szCs w:val="24"/>
+        </w:rPr>
+        <w:t>-5% скорости флота.</w:t>
+      </w:r>
+    </w:p>
+    <w:p>
+      <w:pPr>
+        <w:rPr>
+          <w:rFonts w:ascii="Times New Roman" w:hAnsi="Times New Roman" w:cs="Times New Roman"/>
+          <w:sz w:val="24"/>
+          <w:szCs w:val="24"/>
+        </w:rPr>
+      </w:pPr>
+    </w:p>
+    <w:p>
+      <w:pPr>
+        <w:rPr>
+          <w:rFonts w:ascii="Times New Roman" w:hAnsi="Times New Roman" w:cs="Times New Roman"/>
+          <w:i/>
+          <w:sz w:val="24"/>
+          <w:szCs w:val="24"/>
+        </w:rPr>
+      </w:pPr>
+      <w:r>
+        <w:rPr>
+          <w:rFonts w:ascii="Times New Roman" w:hAnsi="Times New Roman" w:cs="Times New Roman"/>
+          <w:i/>
+          <w:sz w:val="24"/>
+          <w:szCs w:val="24"/>
+        </w:rPr>
+        <w:t>Фокус «</w:t>
+      </w:r>
+      <w:r>
+        <w:rPr>
+          <w:rFonts w:ascii="Times New Roman" w:hAnsi="Times New Roman" w:cs="Times New Roman"/>
+          <w:i/>
+          <w:sz w:val="24"/>
+          <w:szCs w:val="24"/>
+        </w:rPr>
+        <w:t>Регламент организации флота</w:t>
+      </w:r>
+      <w:r>
+        <w:rPr>
+          <w:rFonts w:ascii="Times New Roman" w:hAnsi="Times New Roman" w:cs="Times New Roman"/>
+          <w:i/>
+          <w:sz w:val="24"/>
+          <w:szCs w:val="24"/>
+        </w:rPr>
+        <w:t>»</w:t>
+      </w:r>
+      <w:r>
+        <w:rPr>
+          <w:rFonts w:ascii="Times New Roman" w:hAnsi="Times New Roman" w:cs="Times New Roman"/>
+          <w:i/>
+          <w:sz w:val="24"/>
+          <w:szCs w:val="24"/>
+        </w:rPr>
+        <w:t>.</w:t>
+      </w:r>
+    </w:p>
+    <w:p>
+      <w:pPr>
+        <w:rPr>
+          <w:rFonts w:ascii="Times New Roman" w:hAnsi="Times New Roman" w:cs="Times New Roman"/>
+          <w:sz w:val="24"/>
+          <w:szCs w:val="24"/>
+        </w:rPr>
+      </w:pPr>
+      <w:r>
+        <w:rPr>
+          <w:rFonts w:ascii="Times New Roman" w:hAnsi="Times New Roman" w:cs="Times New Roman"/>
+          <w:sz w:val="24"/>
+          <w:szCs w:val="24"/>
+        </w:rPr>
+        <w:t>Срок выполнения 50 дней.</w:t>
+      </w:r>
+    </w:p>
+    <w:p>
+      <w:pPr>
+        <w:rPr>
+          <w:rFonts w:ascii="Times New Roman" w:hAnsi="Times New Roman" w:cs="Times New Roman"/>
+          <w:sz w:val="24"/>
+          <w:szCs w:val="24"/>
+        </w:rPr>
+      </w:pPr>
+      <w:r>
+        <w:rPr>
+          <w:rFonts w:ascii="Times New Roman" w:hAnsi="Times New Roman" w:cs="Times New Roman"/>
+          <w:sz w:val="24"/>
+          <w:szCs w:val="24"/>
+        </w:rPr>
+        <w:t>Требования</w:t>
+      </w:r>
+      <w:r>
+        <w:rPr>
+          <w:rFonts w:ascii="Times New Roman" w:hAnsi="Times New Roman" w:cs="Times New Roman"/>
+          <w:sz w:val="24"/>
+          <w:szCs w:val="24"/>
+        </w:rPr>
+        <w:t xml:space="preserve">: </w:t>
+      </w:r>
+      <w:r>
+        <w:rPr>
+          <w:rFonts w:ascii="Times New Roman" w:hAnsi="Times New Roman" w:cs="Times New Roman"/>
+          <w:sz w:val="24"/>
+          <w:szCs w:val="24"/>
+        </w:rPr>
+        <w:t>ГВ в стране началась, или уже закончилась. Вы играете за Республику.</w:t>
+      </w:r>
+    </w:p>
+    <w:p>
+      <w:pPr>
+        <w:rPr>
+          <w:rFonts w:ascii="Times New Roman" w:hAnsi="Times New Roman" w:cs="Times New Roman"/>
+          <w:sz w:val="24"/>
+          <w:szCs w:val="24"/>
+        </w:rPr>
+      </w:pPr>
+      <w:r>
+        <w:rPr>
+          <w:rFonts w:ascii="Times New Roman" w:hAnsi="Times New Roman" w:cs="Times New Roman"/>
+          <w:sz w:val="24"/>
+          <w:szCs w:val="24"/>
+        </w:rPr>
+        <w:t>Описание</w:t>
+      </w:r>
+      <w:r>
+        <w:rPr>
+          <w:rFonts w:ascii="Times New Roman" w:hAnsi="Times New Roman" w:cs="Times New Roman"/>
+          <w:sz w:val="24"/>
+          <w:szCs w:val="24"/>
+        </w:rPr>
+        <w:t>:</w:t>
+      </w:r>
+      <w:r>
+        <w:rPr>
+          <w:rFonts w:ascii="Times New Roman" w:hAnsi="Times New Roman" w:cs="Times New Roman"/>
+          <w:sz w:val="24"/>
+          <w:szCs w:val="24"/>
+        </w:rPr>
+        <w:t xml:space="preserve"> Новый регламент упразднит</w:t>
+      </w:r>
+      <w:r>
+        <w:rPr>
+          <w:rFonts w:ascii="Times New Roman" w:hAnsi="Times New Roman" w:cs="Times New Roman"/>
+          <w:sz w:val="24"/>
+          <w:szCs w:val="24"/>
+        </w:rPr>
+        <w:t xml:space="preserve"> комитеты, заменив их «политическими делегатами», назначенными комиссаром флота</w:t>
       </w:r>
       <w:r>
         <w:rPr>
@@ -6114,31 +7097,48 @@
           <w:sz w:val="24"/>
           <w:szCs w:val="24"/>
         </w:rPr>
-        <w:t xml:space="preserve"> приступила к изучению того, как проходили выборы в каждом округе, и </w:t>
-      </w:r>
-      <w:r>
-        <w:rPr>
-          <w:rFonts w:ascii="Times New Roman" w:hAnsi="Times New Roman" w:cs="Times New Roman"/>
-          <w:sz w:val="24"/>
-          <w:szCs w:val="24"/>
-        </w:rPr>
-        <w:t xml:space="preserve">попыталась </w:t>
-      </w:r>
-      <w:r>
-        <w:rPr>
-          <w:rFonts w:ascii="Times New Roman" w:hAnsi="Times New Roman" w:cs="Times New Roman"/>
-          <w:sz w:val="24"/>
-          <w:szCs w:val="24"/>
-        </w:rPr>
-        <w:t>аннулиров</w:t>
-      </w:r>
-      <w:r>
-        <w:rPr>
-          <w:rFonts w:ascii="Times New Roman" w:hAnsi="Times New Roman" w:cs="Times New Roman"/>
-          <w:sz w:val="24"/>
-          <w:szCs w:val="24"/>
-        </w:rPr>
-        <w:t>ать</w:t>
+        <w:t xml:space="preserve"> хотя их роль была гораздо более ограниченной, чем роль политических комиссаров сухопутных частей, поскольку во флоте все </w:t>
+      </w:r>
+      <w:r>
+        <w:rPr>
+          <w:rFonts w:ascii="Times New Roman" w:hAnsi="Times New Roman" w:cs="Times New Roman"/>
+          <w:sz w:val="24"/>
+          <w:szCs w:val="24"/>
+        </w:rPr>
+        <w:t>командиры были профессионалами.</w:t>
+      </w:r>
+    </w:p>
+    <w:p>
+      <w:pPr>
+        <w:rPr>
+          <w:rFonts w:ascii="Times New Roman" w:hAnsi="Times New Roman" w:cs="Times New Roman"/>
+          <w:sz w:val="24"/>
+          <w:szCs w:val="24"/>
+        </w:rPr>
+      </w:pPr>
+      <w:r>
+        <w:rPr>
+          <w:rFonts w:ascii="Times New Roman" w:hAnsi="Times New Roman" w:cs="Times New Roman"/>
+          <w:sz w:val="24"/>
+          <w:szCs w:val="24"/>
+        </w:rPr>
+        <w:t>Эффект</w:t>
+      </w:r>
+      <w:r>
+        <w:rPr>
+          <w:rFonts w:ascii="Times New Roman" w:hAnsi="Times New Roman" w:cs="Times New Roman"/>
+          <w:sz w:val="24"/>
+          <w:szCs w:val="24"/>
+        </w:rPr>
+        <w:t xml:space="preserve">: </w:t>
+      </w:r>
+      <w:r>
+        <w:rPr>
+          <w:rFonts w:ascii="Times New Roman" w:hAnsi="Times New Roman" w:cs="Times New Roman"/>
+          <w:sz w:val="24"/>
+          <w:szCs w:val="24"/>
+        </w:rPr>
+        <w:t>НД «Корабельные комитеты» сменится на</w:t>
       </w:r>
       <w:r>
         <w:rPr>
@@ -6154,23 +7154,618 @@
           <w:sz w:val="24"/>
           <w:szCs w:val="24"/>
         </w:rPr>
-        <w:t>некоторые</w:t>
-      </w:r>
-      <w:r>
-        <w:rPr>
-          <w:rFonts w:ascii="Times New Roman" w:hAnsi="Times New Roman" w:cs="Times New Roman"/>
-          <w:sz w:val="24"/>
-          <w:szCs w:val="24"/>
-        </w:rPr>
-        <w:t xml:space="preserve"> нарушения</w:t>
-      </w:r>
-      <w:r>
-        <w:rPr>
-          <w:rFonts w:ascii="Times New Roman" w:hAnsi="Times New Roman" w:cs="Times New Roman"/>
-          <w:sz w:val="24"/>
-          <w:szCs w:val="24"/>
-        </w:rPr>
-        <w:t xml:space="preserve"> социалистов</w:t>
+        <w:t>НД «Политические комиссары флота»</w:t>
+      </w:r>
+      <w:r>
+        <w:rPr>
+          <w:rFonts w:ascii="Times New Roman" w:hAnsi="Times New Roman" w:cs="Times New Roman"/>
+          <w:sz w:val="24"/>
+          <w:szCs w:val="24"/>
+        </w:rPr>
+        <w:t>:</w:t>
+      </w:r>
+      <w:r>
+        <w:rPr>
+          <w:rFonts w:ascii="Times New Roman" w:hAnsi="Times New Roman" w:cs="Times New Roman"/>
+          <w:sz w:val="24"/>
+          <w:szCs w:val="24"/>
+        </w:rPr>
+        <w:t xml:space="preserve"> </w:t>
+      </w:r>
+      <w:r>
+        <w:rPr>
+          <w:rFonts w:ascii="Times New Roman" w:hAnsi="Times New Roman" w:cs="Times New Roman"/>
+          <w:sz w:val="24"/>
+          <w:szCs w:val="24"/>
+        </w:rPr>
+        <w:t>+10% к скорости получения опыта, +5.0 организации флота</w:t>
+      </w:r>
+    </w:p>
+    <w:p>
+      <w:pPr>
+        <w:rPr>
+          <w:rFonts w:ascii="Times New Roman" w:hAnsi="Times New Roman" w:cs="Times New Roman"/>
+          <w:sz w:val="24"/>
+          <w:szCs w:val="24"/>
+        </w:rPr>
+      </w:pPr>
+    </w:p>
+    <w:p>
+      <w:pPr>
+        <w:rPr>
+          <w:rFonts w:ascii="Times New Roman" w:hAnsi="Times New Roman" w:cs="Times New Roman"/>
+          <w:i/>
+          <w:sz w:val="24"/>
+          <w:szCs w:val="24"/>
+        </w:rPr>
+      </w:pPr>
+      <w:r>
+        <w:rPr>
+          <w:rFonts w:ascii="Times New Roman" w:hAnsi="Times New Roman" w:cs="Times New Roman"/>
+          <w:i/>
+          <w:sz w:val="24"/>
+          <w:szCs w:val="24"/>
+        </w:rPr>
+        <w:t>Фокус «</w:t>
+      </w:r>
+      <w:r>
+        <w:rPr>
+          <w:rFonts w:ascii="Times New Roman" w:hAnsi="Times New Roman" w:cs="Times New Roman"/>
+          <w:i/>
+          <w:sz w:val="24"/>
+          <w:szCs w:val="24"/>
+        </w:rPr>
+        <w:t xml:space="preserve">Вспомогательный флот </w:t>
+      </w:r>
+      <w:proofErr w:type="spellStart"/>
+      <w:r>
+        <w:rPr>
+          <w:rFonts w:ascii="Times New Roman" w:hAnsi="Times New Roman" w:cs="Times New Roman"/>
+          <w:i/>
+          <w:sz w:val="24"/>
+          <w:szCs w:val="24"/>
+        </w:rPr>
+        <w:t>Эузкади</w:t>
+      </w:r>
+      <w:proofErr w:type="spellEnd"/>
+      <w:r>
+        <w:rPr>
+          <w:rFonts w:ascii="Times New Roman" w:hAnsi="Times New Roman" w:cs="Times New Roman"/>
+          <w:i/>
+          <w:sz w:val="24"/>
+          <w:szCs w:val="24"/>
+        </w:rPr>
+        <w:t>»</w:t>
+      </w:r>
+      <w:r>
+        <w:rPr>
+          <w:rFonts w:ascii="Times New Roman" w:hAnsi="Times New Roman" w:cs="Times New Roman"/>
+          <w:i/>
+          <w:sz w:val="24"/>
+          <w:szCs w:val="24"/>
+        </w:rPr>
+        <w:t>.</w:t>
+      </w:r>
+    </w:p>
+    <w:p>
+      <w:pPr>
+        <w:rPr>
+          <w:rFonts w:ascii="Times New Roman" w:hAnsi="Times New Roman" w:cs="Times New Roman"/>
+          <w:sz w:val="24"/>
+          <w:szCs w:val="24"/>
+        </w:rPr>
+      </w:pPr>
+      <w:r>
+        <w:rPr>
+          <w:rFonts w:ascii="Times New Roman" w:hAnsi="Times New Roman" w:cs="Times New Roman"/>
+          <w:sz w:val="24"/>
+          <w:szCs w:val="24"/>
+        </w:rPr>
+        <w:t>Срок выполнения 50 дней.</w:t>
+      </w:r>
+    </w:p>
+    <w:p>
+      <w:pPr>
+        <w:rPr>
+          <w:rFonts w:ascii="Times New Roman" w:hAnsi="Times New Roman" w:cs="Times New Roman"/>
+          <w:sz w:val="24"/>
+          <w:szCs w:val="24"/>
+        </w:rPr>
+      </w:pPr>
+      <w:r>
+        <w:rPr>
+          <w:rFonts w:ascii="Times New Roman" w:hAnsi="Times New Roman" w:cs="Times New Roman"/>
+          <w:sz w:val="24"/>
+          <w:szCs w:val="24"/>
+        </w:rPr>
+        <w:t>Требования</w:t>
+      </w:r>
+      <w:r>
+        <w:rPr>
+          <w:rFonts w:ascii="Times New Roman" w:hAnsi="Times New Roman" w:cs="Times New Roman"/>
+          <w:sz w:val="24"/>
+          <w:szCs w:val="24"/>
+        </w:rPr>
+        <w:t xml:space="preserve">: </w:t>
+      </w:r>
+      <w:r>
+        <w:rPr>
+          <w:rFonts w:ascii="Times New Roman" w:hAnsi="Times New Roman" w:cs="Times New Roman"/>
+          <w:sz w:val="24"/>
+          <w:szCs w:val="24"/>
+        </w:rPr>
+        <w:t>ГВ в стране началась, или уже закончилась. Вы играете за Республику.</w:t>
+      </w:r>
+    </w:p>
+    <w:p>
+      <w:pPr>
+        <w:rPr>
+          <w:rFonts w:ascii="Times New Roman" w:hAnsi="Times New Roman" w:cs="Times New Roman"/>
+          <w:sz w:val="24"/>
+          <w:szCs w:val="24"/>
+        </w:rPr>
+      </w:pPr>
+      <w:r>
+        <w:rPr>
+          <w:rFonts w:ascii="Times New Roman" w:hAnsi="Times New Roman" w:cs="Times New Roman"/>
+          <w:sz w:val="24"/>
+          <w:szCs w:val="24"/>
+        </w:rPr>
+        <w:t>Описание</w:t>
+      </w:r>
+      <w:r>
+        <w:rPr>
+          <w:rFonts w:ascii="Times New Roman" w:hAnsi="Times New Roman" w:cs="Times New Roman"/>
+          <w:sz w:val="24"/>
+          <w:szCs w:val="24"/>
+        </w:rPr>
+        <w:t>:</w:t>
+      </w:r>
+      <w:r>
+        <w:rPr>
+          <w:rFonts w:ascii="Times New Roman" w:hAnsi="Times New Roman" w:cs="Times New Roman"/>
+          <w:sz w:val="24"/>
+          <w:szCs w:val="24"/>
+        </w:rPr>
+        <w:t xml:space="preserve"> Мы можем воспользоваться союзническими отношениями с республикой Басков, и задействовать их вспомогательный флот.</w:t>
+      </w:r>
+    </w:p>
+    <w:p>
+      <w:pPr>
+        <w:rPr>
+          <w:rFonts w:ascii="Times New Roman" w:hAnsi="Times New Roman" w:cs="Times New Roman"/>
+          <w:sz w:val="24"/>
+          <w:szCs w:val="24"/>
+        </w:rPr>
+      </w:pPr>
+      <w:r>
+        <w:rPr>
+          <w:rFonts w:ascii="Times New Roman" w:hAnsi="Times New Roman" w:cs="Times New Roman"/>
+          <w:sz w:val="24"/>
+          <w:szCs w:val="24"/>
+        </w:rPr>
+        <w:t>Эффект</w:t>
+      </w:r>
+      <w:r>
+        <w:rPr>
+          <w:rFonts w:ascii="Times New Roman" w:hAnsi="Times New Roman" w:cs="Times New Roman"/>
+          <w:sz w:val="24"/>
+          <w:szCs w:val="24"/>
+        </w:rPr>
+        <w:t>:</w:t>
+      </w:r>
+      <w:r>
+        <w:rPr>
+          <w:rFonts w:ascii="Times New Roman" w:hAnsi="Times New Roman" w:cs="Times New Roman"/>
+          <w:sz w:val="24"/>
+          <w:szCs w:val="24"/>
+        </w:rPr>
+        <w:t xml:space="preserve"> 1х 100% к исследованиям минных технологий.</w:t>
+      </w:r>
+      <w:r>
+        <w:rPr>
+          <w:rFonts w:ascii="Times New Roman" w:hAnsi="Times New Roman" w:cs="Times New Roman"/>
+          <w:sz w:val="24"/>
+          <w:szCs w:val="24"/>
+        </w:rPr>
+        <w:t xml:space="preserve"> </w:t>
+      </w:r>
+      <w:r>
+        <w:rPr>
+          <w:rFonts w:ascii="Times New Roman" w:hAnsi="Times New Roman" w:cs="Times New Roman"/>
+          <w:sz w:val="24"/>
+          <w:szCs w:val="24"/>
+        </w:rPr>
+        <w:t>Будет получено +24 минным тральщика на военной базе страны Басков. Будет получен</w:t>
+      </w:r>
+      <w:r>
+        <w:rPr>
+          <w:rFonts w:ascii="Times New Roman" w:hAnsi="Times New Roman" w:cs="Times New Roman"/>
+          <w:sz w:val="24"/>
+          <w:szCs w:val="24"/>
+        </w:rPr>
+        <w:t xml:space="preserve"> адмирал от Баскова </w:t>
+      </w:r>
+      <w:proofErr w:type="spellStart"/>
+      <w:r>
+        <w:rPr>
+          <w:rFonts w:ascii="Times New Roman" w:hAnsi="Times New Roman" w:cs="Times New Roman"/>
+          <w:sz w:val="24"/>
+          <w:szCs w:val="24"/>
+          <w:lang w:val="en-US"/>
+        </w:rPr>
+        <w:t>Joaqu</w:t>
+      </w:r>
+      <w:proofErr w:type="spellEnd"/>
+      <w:r>
+        <w:rPr>
+          <w:rFonts w:ascii="Times New Roman" w:hAnsi="Times New Roman" w:cs="Times New Roman"/>
+          <w:sz w:val="24"/>
+          <w:szCs w:val="24"/>
+        </w:rPr>
+        <w:t>í</w:t>
+      </w:r>
+      <w:r>
+        <w:rPr>
+          <w:rFonts w:ascii="Times New Roman" w:hAnsi="Times New Roman" w:cs="Times New Roman"/>
+          <w:sz w:val="24"/>
+          <w:szCs w:val="24"/>
+          <w:lang w:val="en-US"/>
+        </w:rPr>
+        <w:t>n</w:t>
+      </w:r>
+      <w:r>
+        <w:rPr>
+          <w:rFonts w:ascii="Times New Roman" w:hAnsi="Times New Roman" w:cs="Times New Roman"/>
+          <w:sz w:val="24"/>
+          <w:szCs w:val="24"/>
+        </w:rPr>
+        <w:t xml:space="preserve"> </w:t>
+      </w:r>
+      <w:r>
+        <w:rPr>
+          <w:rFonts w:ascii="Times New Roman" w:hAnsi="Times New Roman" w:cs="Times New Roman"/>
+          <w:sz w:val="24"/>
+          <w:szCs w:val="24"/>
+          <w:lang w:val="en-US"/>
+        </w:rPr>
+        <w:t>de</w:t>
+      </w:r>
+      <w:r>
+        <w:rPr>
+          <w:rFonts w:ascii="Times New Roman" w:hAnsi="Times New Roman" w:cs="Times New Roman"/>
+          <w:sz w:val="24"/>
+          <w:szCs w:val="24"/>
+        </w:rPr>
+        <w:t xml:space="preserve"> </w:t>
+      </w:r>
+      <w:proofErr w:type="spellStart"/>
+      <w:r>
+        <w:rPr>
+          <w:rFonts w:ascii="Times New Roman" w:hAnsi="Times New Roman" w:cs="Times New Roman"/>
+          <w:sz w:val="24"/>
+          <w:szCs w:val="24"/>
+          <w:lang w:val="en-US"/>
+        </w:rPr>
+        <w:t>Egu</w:t>
+      </w:r>
+      <w:proofErr w:type="spellEnd"/>
+      <w:r>
+        <w:rPr>
+          <w:rFonts w:ascii="Times New Roman" w:hAnsi="Times New Roman" w:cs="Times New Roman"/>
+          <w:sz w:val="24"/>
+          <w:szCs w:val="24"/>
+        </w:rPr>
+        <w:t>í</w:t>
+      </w:r>
+      <w:r>
+        <w:rPr>
+          <w:rFonts w:ascii="Times New Roman" w:hAnsi="Times New Roman" w:cs="Times New Roman"/>
+          <w:sz w:val="24"/>
+          <w:szCs w:val="24"/>
+          <w:lang w:val="en-US"/>
+        </w:rPr>
+        <w:t>a</w:t>
+      </w:r>
+      <w:r>
+        <w:rPr>
+          <w:rFonts w:ascii="Times New Roman" w:hAnsi="Times New Roman" w:cs="Times New Roman"/>
+          <w:sz w:val="24"/>
+          <w:szCs w:val="24"/>
+        </w:rPr>
+        <w:t xml:space="preserve"> 2 уровень 1 атака, 3 защита, 2 манёвренность, 2 координация.</w:t>
+      </w:r>
+    </w:p>
+    <w:p>
+      <w:pPr>
+        <w:rPr>
+          <w:rFonts w:ascii="Times New Roman" w:hAnsi="Times New Roman" w:cs="Times New Roman"/>
+          <w:sz w:val="24"/>
+          <w:szCs w:val="24"/>
+        </w:rPr>
+      </w:pPr>
+    </w:p>
+    <w:p>
+      <w:pPr>
+        <w:rPr>
+          <w:rFonts w:ascii="Times New Roman" w:hAnsi="Times New Roman" w:cs="Times New Roman"/>
+          <w:i/>
+          <w:sz w:val="24"/>
+          <w:szCs w:val="24"/>
+        </w:rPr>
+      </w:pPr>
+      <w:r>
+        <w:rPr>
+          <w:rFonts w:ascii="Times New Roman" w:hAnsi="Times New Roman" w:cs="Times New Roman"/>
+          <w:i/>
+          <w:sz w:val="24"/>
+          <w:szCs w:val="24"/>
+        </w:rPr>
+        <w:t>Фокус «</w:t>
+      </w:r>
+      <w:r>
+        <w:rPr>
+          <w:rFonts w:ascii="Times New Roman" w:hAnsi="Times New Roman" w:cs="Times New Roman"/>
+          <w:i/>
+          <w:sz w:val="24"/>
+          <w:szCs w:val="24"/>
+        </w:rPr>
+        <w:t>Избавиться от пятой колонны во флоте</w:t>
+      </w:r>
+      <w:r>
+        <w:rPr>
+          <w:rFonts w:ascii="Times New Roman" w:hAnsi="Times New Roman" w:cs="Times New Roman"/>
+          <w:i/>
+          <w:sz w:val="24"/>
+          <w:szCs w:val="24"/>
+        </w:rPr>
+        <w:t>»</w:t>
+      </w:r>
+      <w:r>
+        <w:rPr>
+          <w:rFonts w:ascii="Times New Roman" w:hAnsi="Times New Roman" w:cs="Times New Roman"/>
+          <w:i/>
+          <w:sz w:val="24"/>
+          <w:szCs w:val="24"/>
+        </w:rPr>
+        <w:t>.</w:t>
+      </w:r>
+    </w:p>
+    <w:p>
+      <w:pPr>
+        <w:rPr>
+          <w:rFonts w:ascii="Times New Roman" w:hAnsi="Times New Roman" w:cs="Times New Roman"/>
+          <w:sz w:val="24"/>
+          <w:szCs w:val="24"/>
+        </w:rPr>
+      </w:pPr>
+      <w:r>
+        <w:rPr>
+          <w:rFonts w:ascii="Times New Roman" w:hAnsi="Times New Roman" w:cs="Times New Roman"/>
+          <w:sz w:val="24"/>
+          <w:szCs w:val="24"/>
+        </w:rPr>
+        <w:t>Срок выполнения 50 дней.</w:t>
+      </w:r>
+    </w:p>
+    <w:p>
+      <w:pPr>
+        <w:rPr>
+          <w:rFonts w:ascii="Times New Roman" w:hAnsi="Times New Roman" w:cs="Times New Roman"/>
+          <w:sz w:val="24"/>
+          <w:szCs w:val="24"/>
+        </w:rPr>
+      </w:pPr>
+      <w:r>
+        <w:rPr>
+          <w:rFonts w:ascii="Times New Roman" w:hAnsi="Times New Roman" w:cs="Times New Roman"/>
+          <w:sz w:val="24"/>
+          <w:szCs w:val="24"/>
+        </w:rPr>
+        <w:t>Описание</w:t>
+      </w:r>
+      <w:r>
+        <w:rPr>
+          <w:rFonts w:ascii="Times New Roman" w:hAnsi="Times New Roman" w:cs="Times New Roman"/>
+          <w:sz w:val="24"/>
+          <w:szCs w:val="24"/>
+        </w:rPr>
+        <w:t>:</w:t>
+      </w:r>
+      <w:r>
+        <w:rPr>
+          <w:rFonts w:ascii="Times New Roman" w:hAnsi="Times New Roman" w:cs="Times New Roman"/>
+          <w:sz w:val="24"/>
+          <w:szCs w:val="24"/>
+        </w:rPr>
+        <w:t xml:space="preserve"> Не смотря на наши усилия, присутствие пятой колонны во флоте по-прежнему актуально. Мы должны окончательно избавиться от неё, чтобы прекратить любой саботаж в ВМФ.</w:t>
+      </w:r>
+    </w:p>
+    <w:p>
+      <w:pPr>
+        <w:rPr>
+          <w:rFonts w:ascii="Times New Roman" w:hAnsi="Times New Roman" w:cs="Times New Roman"/>
+          <w:sz w:val="24"/>
+          <w:szCs w:val="24"/>
+        </w:rPr>
+      </w:pPr>
+      <w:r>
+        <w:rPr>
+          <w:rFonts w:ascii="Times New Roman" w:hAnsi="Times New Roman" w:cs="Times New Roman"/>
+          <w:sz w:val="24"/>
+          <w:szCs w:val="24"/>
+        </w:rPr>
+        <w:t>Эффект</w:t>
+      </w:r>
+      <w:r>
+        <w:rPr>
+          <w:rFonts w:ascii="Times New Roman" w:hAnsi="Times New Roman" w:cs="Times New Roman"/>
+          <w:sz w:val="24"/>
+          <w:szCs w:val="24"/>
+        </w:rPr>
+        <w:t xml:space="preserve">: </w:t>
+      </w:r>
+      <w:r>
+        <w:rPr>
+          <w:rFonts w:ascii="Times New Roman" w:hAnsi="Times New Roman" w:cs="Times New Roman"/>
+          <w:sz w:val="24"/>
+          <w:szCs w:val="24"/>
+        </w:rPr>
+        <w:t>-</w:t>
+      </w:r>
+      <w:r>
+        <w:rPr>
+          <w:rFonts w:ascii="Times New Roman" w:hAnsi="Times New Roman" w:cs="Times New Roman"/>
+          <w:sz w:val="24"/>
+          <w:szCs w:val="24"/>
+        </w:rPr>
+        <w:t xml:space="preserve"> </w:t>
+      </w:r>
+      <w:r>
+        <w:rPr>
+          <w:rFonts w:ascii="Times New Roman" w:hAnsi="Times New Roman" w:cs="Times New Roman"/>
+          <w:sz w:val="24"/>
+          <w:szCs w:val="24"/>
+        </w:rPr>
+        <w:t>НД «Политические комиссары флота».</w:t>
+      </w:r>
+    </w:p>
+    <w:p>
+      <w:pPr>
+        <w:rPr>
+          <w:rFonts w:ascii="Times New Roman" w:hAnsi="Times New Roman" w:cs="Times New Roman"/>
+          <w:sz w:val="24"/>
+          <w:szCs w:val="24"/>
+        </w:rPr>
+      </w:pPr>
+    </w:p>
+    <w:p>
+      <w:pPr>
+        <w:rPr>
+          <w:rFonts w:ascii="Times New Roman" w:hAnsi="Times New Roman" w:cs="Times New Roman"/>
+          <w:i/>
+          <w:sz w:val="24"/>
+          <w:szCs w:val="24"/>
+        </w:rPr>
+      </w:pPr>
+      <w:r>
+        <w:rPr>
+          <w:rFonts w:ascii="Times New Roman" w:hAnsi="Times New Roman" w:cs="Times New Roman"/>
+          <w:i/>
+          <w:sz w:val="24"/>
+          <w:szCs w:val="24"/>
+        </w:rPr>
+        <w:t>Фокус «</w:t>
+      </w:r>
+      <w:r>
+        <w:rPr>
+          <w:rFonts w:ascii="Times New Roman" w:hAnsi="Times New Roman" w:cs="Times New Roman"/>
+          <w:i/>
+          <w:sz w:val="24"/>
+          <w:szCs w:val="24"/>
+        </w:rPr>
+        <w:t>Советские командиры подлодок</w:t>
+      </w:r>
+      <w:r>
+        <w:rPr>
+          <w:rFonts w:ascii="Times New Roman" w:hAnsi="Times New Roman" w:cs="Times New Roman"/>
+          <w:i/>
+          <w:sz w:val="24"/>
+          <w:szCs w:val="24"/>
+        </w:rPr>
+        <w:t>»</w:t>
+      </w:r>
+      <w:r>
+        <w:rPr>
+          <w:rFonts w:ascii="Times New Roman" w:hAnsi="Times New Roman" w:cs="Times New Roman"/>
+          <w:i/>
+          <w:sz w:val="24"/>
+          <w:szCs w:val="24"/>
+        </w:rPr>
+        <w:t>.</w:t>
+      </w:r>
+    </w:p>
+    <w:p>
+      <w:pPr>
+        <w:rPr>
+          <w:rFonts w:ascii="Times New Roman" w:hAnsi="Times New Roman" w:cs="Times New Roman"/>
+          <w:sz w:val="24"/>
+          <w:szCs w:val="24"/>
+        </w:rPr>
+      </w:pPr>
+      <w:r>
+        <w:rPr>
+          <w:rFonts w:ascii="Times New Roman" w:hAnsi="Times New Roman" w:cs="Times New Roman"/>
+          <w:sz w:val="24"/>
+          <w:szCs w:val="24"/>
+        </w:rPr>
+        <w:t>Срок выполнения 50 дней.</w:t>
+      </w:r>
+    </w:p>
+    <w:p>
+      <w:pPr>
+        <w:rPr>
+          <w:rFonts w:ascii="Times New Roman" w:hAnsi="Times New Roman" w:cs="Times New Roman"/>
+          <w:sz w:val="24"/>
+          <w:szCs w:val="24"/>
+        </w:rPr>
+      </w:pPr>
+      <w:r>
+        <w:rPr>
+          <w:rFonts w:ascii="Times New Roman" w:hAnsi="Times New Roman" w:cs="Times New Roman"/>
+          <w:sz w:val="24"/>
+          <w:szCs w:val="24"/>
+        </w:rPr>
+        <w:t>Требования</w:t>
+      </w:r>
+      <w:r>
+        <w:rPr>
+          <w:rFonts w:ascii="Times New Roman" w:hAnsi="Times New Roman" w:cs="Times New Roman"/>
+          <w:sz w:val="24"/>
+          <w:szCs w:val="24"/>
+        </w:rPr>
+        <w:t xml:space="preserve">: </w:t>
+      </w:r>
+      <w:r>
+        <w:rPr>
+          <w:rFonts w:ascii="Times New Roman" w:hAnsi="Times New Roman" w:cs="Times New Roman"/>
+          <w:sz w:val="24"/>
+          <w:szCs w:val="24"/>
+        </w:rPr>
+        <w:t>фокус «Советские военные советники» выполнен.</w:t>
+      </w:r>
+    </w:p>
+    <w:p>
+      <w:pPr>
+        <w:rPr>
+          <w:rFonts w:ascii="Times New Roman" w:hAnsi="Times New Roman" w:cs="Times New Roman"/>
+          <w:sz w:val="24"/>
+          <w:szCs w:val="24"/>
+        </w:rPr>
+      </w:pPr>
+      <w:r>
+        <w:rPr>
+          <w:rFonts w:ascii="Times New Roman" w:hAnsi="Times New Roman" w:cs="Times New Roman"/>
+          <w:sz w:val="24"/>
+          <w:szCs w:val="24"/>
+        </w:rPr>
+        <w:t>Требования</w:t>
+      </w:r>
+      <w:r>
+        <w:rPr>
+          <w:rFonts w:ascii="Times New Roman" w:hAnsi="Times New Roman" w:cs="Times New Roman"/>
+          <w:sz w:val="24"/>
+          <w:szCs w:val="24"/>
+        </w:rPr>
+        <w:t xml:space="preserve">: </w:t>
+      </w:r>
+      <w:r>
+        <w:rPr>
+          <w:rFonts w:ascii="Times New Roman" w:hAnsi="Times New Roman" w:cs="Times New Roman"/>
+          <w:sz w:val="24"/>
+          <w:szCs w:val="24"/>
+        </w:rPr>
+        <w:t>СССР существует, не в состоянии гражданской войны</w:t>
       </w:r>
       <w:r>
         <w:rPr>
@@ -6180,388 +7775,22 @@
         </w:rPr>
         <w:t xml:space="preserve">, </w:t>
       </w:r>
-      <w:r>
-        <w:rPr>
-          <w:rFonts w:ascii="Times New Roman" w:hAnsi="Times New Roman" w:cs="Times New Roman"/>
-          <w:sz w:val="24"/>
-          <w:szCs w:val="24"/>
-        </w:rPr>
-        <w:t>таким образом значительно увеличив голоса, отданные за Народный фронт. Люди, назначенные президентом для присмотра, быстро пресекли эти попытки, и даже нашли новые нарушения, что вылилось в череду скандалов по всем округам и аннулирования голосов, отданных за Народный фронт</w:t>
-      </w:r>
-      <w:r>
-        <w:rPr>
-          <w:rFonts w:ascii="Times New Roman" w:hAnsi="Times New Roman" w:cs="Times New Roman"/>
-          <w:sz w:val="24"/>
-          <w:szCs w:val="24"/>
-        </w:rPr>
-        <w:t>.</w:t>
-      </w:r>
-      <w:r>
-        <w:rPr>
-          <w:rFonts w:ascii="Times New Roman" w:hAnsi="Times New Roman" w:cs="Times New Roman"/>
-          <w:sz w:val="24"/>
-          <w:szCs w:val="24"/>
-        </w:rPr>
-        <w:t xml:space="preserve"> Очевидно, что Национальный фронт одержал безоговорочную победу над остальными силами.)</w:t>
-      </w:r>
-    </w:p>
-    <w:p>
-      <w:pPr>
-        <w:rPr>
-          <w:rFonts w:ascii="Times New Roman" w:hAnsi="Times New Roman" w:cs="Times New Roman"/>
-          <w:sz w:val="24"/>
-          <w:szCs w:val="24"/>
-        </w:rPr>
-      </w:pPr>
-      <w:r>
-        <w:rPr>
-          <w:rFonts w:ascii="Times New Roman" w:hAnsi="Times New Roman" w:cs="Times New Roman"/>
-          <w:sz w:val="24"/>
-          <w:szCs w:val="24"/>
-        </w:rPr>
-        <w:t>1. Мы сделаем Испанию снова великой! (</w:t>
-      </w:r>
-      <w:r>
-        <w:rPr>
-          <w:rFonts w:ascii="Times New Roman" w:hAnsi="Times New Roman" w:cs="Times New Roman"/>
-          <w:sz w:val="24"/>
-          <w:szCs w:val="24"/>
-        </w:rPr>
-        <w:t>Выполнится</w:t>
-      </w:r>
-      <w:r>
-        <w:rPr>
-          <w:rFonts w:ascii="Times New Roman" w:hAnsi="Times New Roman" w:cs="Times New Roman"/>
-          <w:sz w:val="24"/>
-          <w:szCs w:val="24"/>
-        </w:rPr>
-        <w:t xml:space="preserve"> фокус «Победа </w:t>
-      </w:r>
-      <w:r>
-        <w:rPr>
-          <w:rFonts w:ascii="Times New Roman" w:hAnsi="Times New Roman" w:cs="Times New Roman"/>
-          <w:sz w:val="24"/>
-          <w:szCs w:val="24"/>
-          <w:lang w:val="en-US"/>
-        </w:rPr>
-        <w:t>CEDA</w:t>
-      </w:r>
-      <w:r>
-        <w:rPr>
-          <w:rFonts w:ascii="Times New Roman" w:hAnsi="Times New Roman" w:cs="Times New Roman"/>
-          <w:sz w:val="24"/>
-          <w:szCs w:val="24"/>
-        </w:rPr>
-        <w:t>»)</w:t>
-      </w:r>
-    </w:p>
-    <w:p>
-      <w:pPr>
-        <w:rPr>
-          <w:rFonts w:ascii="Times New Roman" w:hAnsi="Times New Roman" w:cs="Times New Roman"/>
-          <w:sz w:val="24"/>
-          <w:szCs w:val="24"/>
-        </w:rPr>
-      </w:pPr>
-    </w:p>
-    <w:p>
-      <w:pPr>
-        <w:rPr>
-          <w:rFonts w:ascii="Times New Roman" w:hAnsi="Times New Roman" w:cs="Times New Roman"/>
-          <w:sz w:val="24"/>
-          <w:szCs w:val="24"/>
-        </w:rPr>
-      </w:pPr>
-      <w:r>
-        <w:rPr>
-          <w:rFonts w:ascii="Times New Roman" w:hAnsi="Times New Roman" w:cs="Times New Roman"/>
-          <w:sz w:val="24"/>
-          <w:szCs w:val="24"/>
-        </w:rPr>
-        <w:t>_____________________________________________________________________________</w:t>
-      </w:r>
-    </w:p>
-    <w:p>
-      <w:pPr>
-        <w:jc w:val="center"/>
-        <w:rPr>
-          <w:rFonts w:ascii="Times New Roman" w:hAnsi="Times New Roman" w:cs="Times New Roman"/>
-          <w:b/>
-          <w:sz w:val="24"/>
-          <w:szCs w:val="24"/>
-        </w:rPr>
-      </w:pPr>
-      <w:r>
-        <w:rPr>
-          <w:rFonts w:ascii="Times New Roman" w:hAnsi="Times New Roman" w:cs="Times New Roman"/>
-          <w:b/>
-          <w:sz w:val="24"/>
-          <w:szCs w:val="24"/>
-        </w:rPr>
-        <w:t>ВМФ</w:t>
-      </w:r>
-      <w:r>
-        <w:rPr>
-          <w:rFonts w:ascii="Times New Roman" w:hAnsi="Times New Roman" w:cs="Times New Roman"/>
-          <w:b/>
-          <w:sz w:val="24"/>
-          <w:szCs w:val="24"/>
-        </w:rPr>
-        <w:t xml:space="preserve"> НАРОДНОГО ФРОНТА</w:t>
-      </w:r>
-    </w:p>
-    <w:p>
-      <w:pPr>
-        <w:rPr>
-          <w:rFonts w:ascii="Times New Roman" w:hAnsi="Times New Roman" w:cs="Times New Roman"/>
-          <w:sz w:val="24"/>
-          <w:szCs w:val="24"/>
-        </w:rPr>
-      </w:pPr>
-    </w:p>
-    <w:p>
-      <w:pPr>
-        <w:rPr>
-          <w:rFonts w:ascii="Times New Roman" w:hAnsi="Times New Roman" w:cs="Times New Roman"/>
-          <w:sz w:val="24"/>
-          <w:szCs w:val="24"/>
-        </w:rPr>
-      </w:pPr>
-      <w:r>
-        <w:rPr>
-          <w:rFonts w:ascii="Times New Roman" w:hAnsi="Times New Roman" w:cs="Times New Roman"/>
-          <w:sz w:val="24"/>
-          <w:szCs w:val="24"/>
-        </w:rPr>
-        <w:t xml:space="preserve">После начала ГВ, через </w:t>
-      </w:r>
-      <w:r>
-        <w:rPr>
-          <w:rFonts w:ascii="Times New Roman" w:hAnsi="Times New Roman" w:cs="Times New Roman"/>
-          <w:sz w:val="24"/>
-          <w:szCs w:val="24"/>
-        </w:rPr>
-        <w:t>десять дней</w:t>
-      </w:r>
-      <w:r>
-        <w:rPr>
-          <w:rFonts w:ascii="Times New Roman" w:hAnsi="Times New Roman" w:cs="Times New Roman"/>
-          <w:sz w:val="24"/>
-          <w:szCs w:val="24"/>
-        </w:rPr>
-        <w:t xml:space="preserve"> произойдёт событие</w:t>
-      </w:r>
-      <w:r>
-        <w:rPr>
-          <w:rFonts w:ascii="Times New Roman" w:hAnsi="Times New Roman" w:cs="Times New Roman"/>
-          <w:sz w:val="24"/>
-          <w:szCs w:val="24"/>
-        </w:rPr>
-        <w:t xml:space="preserve">: </w:t>
-      </w:r>
-      <w:r>
-        <w:rPr>
-          <w:rFonts w:ascii="Times New Roman" w:hAnsi="Times New Roman" w:cs="Times New Roman"/>
-          <w:sz w:val="24"/>
-          <w:szCs w:val="24"/>
-        </w:rPr>
-        <w:t>«</w:t>
-      </w:r>
-      <w:r>
-        <w:rPr>
-          <w:rFonts w:ascii="Times New Roman" w:hAnsi="Times New Roman" w:cs="Times New Roman"/>
-          <w:sz w:val="24"/>
-          <w:szCs w:val="24"/>
-        </w:rPr>
-        <w:t>Положение флота Республики</w:t>
-      </w:r>
-      <w:r>
-        <w:rPr>
-          <w:rFonts w:ascii="Times New Roman" w:hAnsi="Times New Roman" w:cs="Times New Roman"/>
-          <w:sz w:val="24"/>
-          <w:szCs w:val="24"/>
-        </w:rPr>
-        <w:t>» (</w:t>
-      </w:r>
-      <w:r>
-        <w:rPr>
-          <w:rFonts w:ascii="Times New Roman" w:hAnsi="Times New Roman" w:cs="Times New Roman"/>
-          <w:sz w:val="24"/>
-          <w:szCs w:val="24"/>
-        </w:rPr>
-        <w:t>С началом восстания, нам удалось получить преимущество во флоте за счёт простых моряков, готовых подд</w:t>
-      </w:r>
-      <w:r>
-        <w:rPr>
-          <w:rFonts w:ascii="Times New Roman" w:hAnsi="Times New Roman" w:cs="Times New Roman"/>
-          <w:sz w:val="24"/>
-          <w:szCs w:val="24"/>
-        </w:rPr>
-        <w:t>ержать республику, и свергнуть офицеров, готовых поддержать восстание. Правда, это привело к тому, что на данный момент во флоте ощущается острый недостаток офицеров с</w:t>
-      </w:r>
-      <w:r>
-        <w:rPr>
-          <w:rFonts w:ascii="Times New Roman" w:hAnsi="Times New Roman" w:cs="Times New Roman"/>
-          <w:sz w:val="24"/>
-          <w:szCs w:val="24"/>
-        </w:rPr>
-        <w:t xml:space="preserve"> опытом</w:t>
-      </w:r>
-      <w:r>
-        <w:rPr>
-          <w:rFonts w:ascii="Times New Roman" w:hAnsi="Times New Roman" w:cs="Times New Roman"/>
-          <w:sz w:val="24"/>
-          <w:szCs w:val="24"/>
-        </w:rPr>
-        <w:t xml:space="preserve"> и стажем</w:t>
-      </w:r>
-      <w:bookmarkStart w:id="0" w:name="_GoBack"/>
-      <w:bookmarkEnd w:id="0"/>
-      <w:r>
-        <w:rPr>
-          <w:rFonts w:ascii="Times New Roman" w:hAnsi="Times New Roman" w:cs="Times New Roman"/>
-          <w:sz w:val="24"/>
-          <w:szCs w:val="24"/>
-        </w:rPr>
-        <w:t xml:space="preserve"> управления кораблями, а те кто остался, потеряли доверие перед рядовыми моряками.</w:t>
-      </w:r>
-      <w:r>
-        <w:rPr>
-          <w:rFonts w:ascii="Times New Roman" w:hAnsi="Times New Roman" w:cs="Times New Roman"/>
-          <w:sz w:val="24"/>
-          <w:szCs w:val="24"/>
-        </w:rPr>
-        <w:br/>
-      </w:r>
-      <w:r>
-        <w:rPr>
-          <w:rFonts w:ascii="Times New Roman" w:hAnsi="Times New Roman" w:cs="Times New Roman"/>
-          <w:sz w:val="24"/>
-          <w:szCs w:val="24"/>
-        </w:rPr>
-        <w:t xml:space="preserve">Кроме того, офицерам пришлось столкнуться с властью </w:t>
-      </w:r>
-      <w:r>
-        <w:rPr>
-          <w:rFonts w:ascii="Times New Roman" w:hAnsi="Times New Roman" w:cs="Times New Roman"/>
-          <w:sz w:val="24"/>
-          <w:szCs w:val="24"/>
-        </w:rPr>
-        <w:t xml:space="preserve">ново созданных </w:t>
-      </w:r>
-      <w:r>
-        <w:rPr>
-          <w:rFonts w:ascii="Times New Roman" w:hAnsi="Times New Roman" w:cs="Times New Roman"/>
-          <w:sz w:val="24"/>
-          <w:szCs w:val="24"/>
-        </w:rPr>
-        <w:t>корабельных комитетов, которые мешал</w:t>
-      </w:r>
-      <w:r>
-        <w:rPr>
-          <w:rFonts w:ascii="Times New Roman" w:hAnsi="Times New Roman" w:cs="Times New Roman"/>
-          <w:sz w:val="24"/>
-          <w:szCs w:val="24"/>
-        </w:rPr>
-        <w:t xml:space="preserve">и командованию кораблями, ища подводные камни в каждом приказе офицеров. </w:t>
-      </w:r>
-    </w:p>
-    <w:p>
-      <w:pPr>
-        <w:rPr>
-          <w:rFonts w:ascii="Times New Roman" w:hAnsi="Times New Roman" w:cs="Times New Roman"/>
-          <w:sz w:val="24"/>
-          <w:szCs w:val="24"/>
-        </w:rPr>
-      </w:pPr>
-      <w:r>
-        <w:rPr>
-          <w:rFonts w:ascii="Times New Roman" w:hAnsi="Times New Roman" w:cs="Times New Roman"/>
-          <w:sz w:val="24"/>
-          <w:szCs w:val="24"/>
-        </w:rPr>
-        <w:t>Новые к</w:t>
-      </w:r>
-      <w:r>
-        <w:rPr>
-          <w:rFonts w:ascii="Times New Roman" w:hAnsi="Times New Roman" w:cs="Times New Roman"/>
-          <w:sz w:val="24"/>
-          <w:szCs w:val="24"/>
-        </w:rPr>
-        <w:t>омитеты</w:t>
-      </w:r>
-      <w:r>
-        <w:rPr>
-          <w:rFonts w:ascii="Times New Roman" w:hAnsi="Times New Roman" w:cs="Times New Roman"/>
-          <w:sz w:val="24"/>
-          <w:szCs w:val="24"/>
-        </w:rPr>
-        <w:t xml:space="preserve"> были созданы на каждом корабле, а</w:t>
-      </w:r>
-      <w:r>
-        <w:rPr>
-          <w:rFonts w:ascii="Times New Roman" w:hAnsi="Times New Roman" w:cs="Times New Roman"/>
-          <w:sz w:val="24"/>
-          <w:szCs w:val="24"/>
-        </w:rPr>
-        <w:t xml:space="preserve"> «Центр</w:t>
-      </w:r>
-      <w:r>
-        <w:rPr>
-          <w:rFonts w:ascii="Times New Roman" w:hAnsi="Times New Roman" w:cs="Times New Roman"/>
-          <w:sz w:val="24"/>
-          <w:szCs w:val="24"/>
-        </w:rPr>
-        <w:t>альный комитет» флота, состоящий из делегатов</w:t>
-      </w:r>
-      <w:r>
-        <w:rPr>
-          <w:rFonts w:ascii="Times New Roman" w:hAnsi="Times New Roman" w:cs="Times New Roman"/>
-          <w:sz w:val="24"/>
-          <w:szCs w:val="24"/>
-        </w:rPr>
-        <w:t xml:space="preserve"> от каждого комитета, базировался на флагманском корабле, были официально признаны ответстве</w:t>
-      </w:r>
-      <w:r>
-        <w:rPr>
-          <w:rFonts w:ascii="Times New Roman" w:hAnsi="Times New Roman" w:cs="Times New Roman"/>
-          <w:sz w:val="24"/>
-          <w:szCs w:val="24"/>
-        </w:rPr>
-        <w:t>нными за поддержание дисциплины.</w:t>
-      </w:r>
-      <w:r>
-        <w:rPr>
-          <w:rFonts w:ascii="Times New Roman" w:hAnsi="Times New Roman" w:cs="Times New Roman"/>
-          <w:sz w:val="24"/>
-          <w:szCs w:val="24"/>
-        </w:rPr>
-        <w:t>)</w:t>
-      </w:r>
-    </w:p>
-    <w:p>
-      <w:pPr>
-        <w:rPr>
-          <w:rFonts w:ascii="Times New Roman" w:hAnsi="Times New Roman" w:cs="Times New Roman"/>
-          <w:sz w:val="24"/>
-          <w:szCs w:val="24"/>
-        </w:rPr>
-      </w:pPr>
-      <w:r>
-        <w:rPr>
-          <w:rFonts w:ascii="Times New Roman" w:hAnsi="Times New Roman" w:cs="Times New Roman"/>
-          <w:sz w:val="24"/>
-          <w:szCs w:val="24"/>
-        </w:rPr>
-        <w:t xml:space="preserve">1. </w:t>
-      </w:r>
-      <w:r>
-        <w:rPr>
-          <w:rFonts w:ascii="Times New Roman" w:hAnsi="Times New Roman" w:cs="Times New Roman"/>
-          <w:sz w:val="24"/>
-          <w:szCs w:val="24"/>
-        </w:rPr>
-        <w:t>Мы должны контролировать потенциальных бунтовщиков (+НД «Недостаток офицеров во флоте»</w:t>
+    </w:p>
+    <w:p>
+      <w:pPr>
+        <w:rPr>
+          <w:rFonts w:ascii="Times New Roman" w:hAnsi="Times New Roman" w:cs="Times New Roman"/>
+          <w:sz w:val="24"/>
+          <w:szCs w:val="24"/>
+        </w:rPr>
+      </w:pPr>
+      <w:r>
+        <w:rPr>
+          <w:rFonts w:ascii="Times New Roman" w:hAnsi="Times New Roman" w:cs="Times New Roman"/>
+          <w:sz w:val="24"/>
+          <w:szCs w:val="24"/>
+        </w:rPr>
+        <w:t>Описание</w:t>
       </w:r>
       <w:r>
         <w:rPr>
@@ -6585,15 +7814,40 @@
           <w:sz w:val="24"/>
           <w:szCs w:val="24"/>
         </w:rPr>
-        <w:t>-20% дальность флота, -20% превосходства флота</w:t>
-      </w:r>
-      <w:r>
-        <w:rPr>
-          <w:rFonts w:ascii="Times New Roman" w:hAnsi="Times New Roman" w:cs="Times New Roman"/>
-          <w:sz w:val="24"/>
-          <w:szCs w:val="24"/>
-        </w:rPr>
-        <w:t>,</w:t>
+        <w:t>Советский союз согласился предоставить нашему флоту собственных командиров подлодок, способных подготовить наших матросов по новым методикам.</w:t>
+      </w:r>
+    </w:p>
+    <w:p>
+      <w:pPr>
+        <w:rPr>
+          <w:rFonts w:ascii="Times New Roman" w:hAnsi="Times New Roman" w:cs="Times New Roman"/>
+          <w:sz w:val="24"/>
+          <w:szCs w:val="24"/>
+        </w:rPr>
+      </w:pPr>
+      <w:r>
+        <w:rPr>
+          <w:rFonts w:ascii="Times New Roman" w:hAnsi="Times New Roman" w:cs="Times New Roman"/>
+          <w:sz w:val="24"/>
+          <w:szCs w:val="24"/>
+        </w:rPr>
+        <w:t>Эффект</w:t>
+      </w:r>
+      <w:r>
+        <w:rPr>
+          <w:rFonts w:ascii="Times New Roman" w:hAnsi="Times New Roman" w:cs="Times New Roman"/>
+          <w:sz w:val="24"/>
+          <w:szCs w:val="24"/>
+        </w:rPr>
+        <w:t>:</w:t>
+      </w:r>
+      <w:r>
+        <w:rPr>
+          <w:rFonts w:ascii="Times New Roman" w:hAnsi="Times New Roman" w:cs="Times New Roman"/>
+          <w:sz w:val="24"/>
+          <w:szCs w:val="24"/>
+        </w:rPr>
+        <w:t xml:space="preserve"> +10 опыта флота</w:t>
       </w:r>
       <w:r>
         <w:rPr>
@@ -6609,31 +7863,7 @@
           <w:sz w:val="24"/>
           <w:szCs w:val="24"/>
         </w:rPr>
-        <w:t>-10% скорости флота</w:t>
-      </w:r>
-      <w:r>
-        <w:rPr>
-          <w:rFonts w:ascii="Times New Roman" w:hAnsi="Times New Roman" w:cs="Times New Roman"/>
-          <w:sz w:val="24"/>
-          <w:szCs w:val="24"/>
-        </w:rPr>
-        <w:t>;</w:t>
-      </w:r>
-      <w:r>
-        <w:rPr>
-          <w:rFonts w:ascii="Times New Roman" w:hAnsi="Times New Roman" w:cs="Times New Roman"/>
-          <w:sz w:val="24"/>
-          <w:szCs w:val="24"/>
-        </w:rPr>
-        <w:t xml:space="preserve"> </w:t>
-      </w:r>
-      <w:r>
-        <w:rPr>
-          <w:rFonts w:ascii="Times New Roman" w:hAnsi="Times New Roman" w:cs="Times New Roman"/>
-          <w:sz w:val="24"/>
-          <w:szCs w:val="24"/>
-        </w:rPr>
-        <w:t>+НД «Корабельные комитеты»</w:t>
+        <w:t>+НД «Подготовка офицеров подлодок»</w:t>
       </w:r>
       <w:r>
         <w:rPr>
@@ -6649,338 +7879,7 @@
           <w:sz w:val="24"/>
           <w:szCs w:val="24"/>
         </w:rPr>
-        <w:t xml:space="preserve"> -20% к скорости получения опыта, -10.0 организации флота</w:t>
-      </w:r>
-      <w:r>
-        <w:rPr>
-          <w:rFonts w:ascii="Times New Roman" w:hAnsi="Times New Roman" w:cs="Times New Roman"/>
-          <w:sz w:val="24"/>
-          <w:szCs w:val="24"/>
-        </w:rPr>
-        <w:t>)</w:t>
-      </w:r>
-    </w:p>
-    <w:p>
-      <w:pPr>
-        <w:rPr>
-          <w:rFonts w:ascii="Times New Roman" w:hAnsi="Times New Roman" w:cs="Times New Roman"/>
-          <w:sz w:val="24"/>
-          <w:szCs w:val="24"/>
-        </w:rPr>
-      </w:pPr>
-    </w:p>
-    <w:p>
-      <w:pPr>
-        <w:rPr>
-          <w:rFonts w:ascii="Times New Roman" w:hAnsi="Times New Roman" w:cs="Times New Roman"/>
-          <w:i/>
-          <w:sz w:val="24"/>
-          <w:szCs w:val="24"/>
-        </w:rPr>
-      </w:pPr>
-      <w:r>
-        <w:rPr>
-          <w:rFonts w:ascii="Times New Roman" w:hAnsi="Times New Roman" w:cs="Times New Roman"/>
-          <w:i/>
-          <w:sz w:val="24"/>
-          <w:szCs w:val="24"/>
-        </w:rPr>
-        <w:t>Фокус «</w:t>
-      </w:r>
-      <w:r>
-        <w:rPr>
-          <w:rFonts w:ascii="Times New Roman" w:hAnsi="Times New Roman" w:cs="Times New Roman"/>
-          <w:i/>
-          <w:sz w:val="24"/>
-          <w:szCs w:val="24"/>
-        </w:rPr>
-        <w:t>Народное военно-морское училище</w:t>
-      </w:r>
-      <w:r>
-        <w:rPr>
-          <w:rFonts w:ascii="Times New Roman" w:hAnsi="Times New Roman" w:cs="Times New Roman"/>
-          <w:i/>
-          <w:sz w:val="24"/>
-          <w:szCs w:val="24"/>
-        </w:rPr>
-        <w:t>»</w:t>
-      </w:r>
-      <w:r>
-        <w:rPr>
-          <w:rFonts w:ascii="Times New Roman" w:hAnsi="Times New Roman" w:cs="Times New Roman"/>
-          <w:i/>
-          <w:sz w:val="24"/>
-          <w:szCs w:val="24"/>
-        </w:rPr>
-        <w:t>.</w:t>
-      </w:r>
-    </w:p>
-    <w:p>
-      <w:pPr>
-        <w:rPr>
-          <w:rFonts w:ascii="Times New Roman" w:hAnsi="Times New Roman" w:cs="Times New Roman"/>
-          <w:sz w:val="24"/>
-          <w:szCs w:val="24"/>
-        </w:rPr>
-      </w:pPr>
-      <w:r>
-        <w:rPr>
-          <w:rFonts w:ascii="Times New Roman" w:hAnsi="Times New Roman" w:cs="Times New Roman"/>
-          <w:sz w:val="24"/>
-          <w:szCs w:val="24"/>
-        </w:rPr>
-        <w:t>Срок выполнения 50 дней.</w:t>
-      </w:r>
-    </w:p>
-    <w:p>
-      <w:pPr>
-        <w:rPr>
-          <w:rFonts w:ascii="Times New Roman" w:hAnsi="Times New Roman" w:cs="Times New Roman"/>
-          <w:sz w:val="24"/>
-          <w:szCs w:val="24"/>
-        </w:rPr>
-      </w:pPr>
-      <w:r>
-        <w:rPr>
-          <w:rFonts w:ascii="Times New Roman" w:hAnsi="Times New Roman" w:cs="Times New Roman"/>
-          <w:sz w:val="24"/>
-          <w:szCs w:val="24"/>
-        </w:rPr>
-        <w:t>Требования</w:t>
-      </w:r>
-      <w:r>
-        <w:rPr>
-          <w:rFonts w:ascii="Times New Roman" w:hAnsi="Times New Roman" w:cs="Times New Roman"/>
-          <w:sz w:val="24"/>
-          <w:szCs w:val="24"/>
-        </w:rPr>
-        <w:t xml:space="preserve">: </w:t>
-      </w:r>
-      <w:r>
-        <w:rPr>
-          <w:rFonts w:ascii="Times New Roman" w:hAnsi="Times New Roman" w:cs="Times New Roman"/>
-          <w:sz w:val="24"/>
-          <w:szCs w:val="24"/>
-        </w:rPr>
-        <w:t>ГВ в стране началась, или уже закончилась</w:t>
-      </w:r>
-      <w:r>
-        <w:rPr>
-          <w:rFonts w:ascii="Times New Roman" w:hAnsi="Times New Roman" w:cs="Times New Roman"/>
-          <w:sz w:val="24"/>
-          <w:szCs w:val="24"/>
-        </w:rPr>
-        <w:t>. Вы играете за Республику.</w:t>
-      </w:r>
-    </w:p>
-    <w:p>
-      <w:pPr>
-        <w:rPr>
-          <w:rFonts w:ascii="Times New Roman" w:hAnsi="Times New Roman" w:cs="Times New Roman"/>
-          <w:sz w:val="24"/>
-          <w:szCs w:val="24"/>
-        </w:rPr>
-      </w:pPr>
-      <w:r>
-        <w:rPr>
-          <w:rFonts w:ascii="Times New Roman" w:hAnsi="Times New Roman" w:cs="Times New Roman"/>
-          <w:sz w:val="24"/>
-          <w:szCs w:val="24"/>
-        </w:rPr>
-        <w:t>Описание</w:t>
-      </w:r>
-      <w:r>
-        <w:rPr>
-          <w:rFonts w:ascii="Times New Roman" w:hAnsi="Times New Roman" w:cs="Times New Roman"/>
-          <w:sz w:val="24"/>
-          <w:szCs w:val="24"/>
-        </w:rPr>
-        <w:t>:</w:t>
-      </w:r>
-      <w:r>
-        <w:rPr>
-          <w:rFonts w:ascii="Times New Roman" w:hAnsi="Times New Roman" w:cs="Times New Roman"/>
-          <w:sz w:val="24"/>
-          <w:szCs w:val="24"/>
-        </w:rPr>
-        <w:t xml:space="preserve"> </w:t>
-      </w:r>
-      <w:r>
-        <w:rPr>
-          <w:rFonts w:ascii="Times New Roman" w:hAnsi="Times New Roman" w:cs="Times New Roman"/>
-          <w:sz w:val="24"/>
-          <w:szCs w:val="24"/>
-        </w:rPr>
-        <w:t xml:space="preserve">Чтобы восполнить нехватку офицеров, </w:t>
-      </w:r>
-      <w:r>
-        <w:rPr>
-          <w:rFonts w:ascii="Times New Roman" w:hAnsi="Times New Roman" w:cs="Times New Roman"/>
-          <w:sz w:val="24"/>
-          <w:szCs w:val="24"/>
-        </w:rPr>
-        <w:t>нами было решено основать</w:t>
-      </w:r>
-      <w:r>
-        <w:rPr>
-          <w:rFonts w:ascii="Times New Roman" w:hAnsi="Times New Roman" w:cs="Times New Roman"/>
-          <w:sz w:val="24"/>
-          <w:szCs w:val="24"/>
-        </w:rPr>
-        <w:t xml:space="preserve"> Народное военно-морское училище, которое </w:t>
-      </w:r>
-      <w:r>
-        <w:rPr>
-          <w:rFonts w:ascii="Times New Roman" w:hAnsi="Times New Roman" w:cs="Times New Roman"/>
-          <w:sz w:val="24"/>
-          <w:szCs w:val="24"/>
-        </w:rPr>
-        <w:t>за короткий период подготовит нам молодых офицеров, что закроют кадровую дыру, а со временем и вовсе подготовит будущих адмиралов для флота.</w:t>
-      </w:r>
-    </w:p>
-    <w:p>
-      <w:pPr>
-        <w:rPr>
-          <w:rFonts w:ascii="Times New Roman" w:hAnsi="Times New Roman" w:cs="Times New Roman"/>
-          <w:sz w:val="24"/>
-          <w:szCs w:val="24"/>
-        </w:rPr>
-      </w:pPr>
-      <w:r>
-        <w:rPr>
-          <w:rFonts w:ascii="Times New Roman" w:hAnsi="Times New Roman" w:cs="Times New Roman"/>
-          <w:sz w:val="24"/>
-          <w:szCs w:val="24"/>
-        </w:rPr>
-        <w:t>Эффект</w:t>
-      </w:r>
-      <w:r>
-        <w:rPr>
-          <w:rFonts w:ascii="Times New Roman" w:hAnsi="Times New Roman" w:cs="Times New Roman"/>
-          <w:sz w:val="24"/>
-          <w:szCs w:val="24"/>
-        </w:rPr>
-        <w:t>:</w:t>
-      </w:r>
-      <w:r>
-        <w:rPr>
-          <w:rFonts w:ascii="Times New Roman" w:hAnsi="Times New Roman" w:cs="Times New Roman"/>
-          <w:sz w:val="24"/>
-          <w:szCs w:val="24"/>
-        </w:rPr>
-        <w:t xml:space="preserve"> +10 опыта флота</w:t>
-      </w:r>
-      <w:r>
-        <w:rPr>
-          <w:rFonts w:ascii="Times New Roman" w:hAnsi="Times New Roman" w:cs="Times New Roman"/>
-          <w:sz w:val="24"/>
-          <w:szCs w:val="24"/>
-        </w:rPr>
-        <w:t xml:space="preserve"> </w:t>
-      </w:r>
-      <w:r>
-        <w:rPr>
-          <w:rFonts w:ascii="Times New Roman" w:hAnsi="Times New Roman" w:cs="Times New Roman"/>
-          <w:sz w:val="24"/>
-          <w:szCs w:val="24"/>
-        </w:rPr>
-        <w:t>НД «</w:t>
-      </w:r>
-      <w:r>
-        <w:rPr>
-          <w:rFonts w:ascii="Times New Roman" w:hAnsi="Times New Roman" w:cs="Times New Roman"/>
-          <w:sz w:val="24"/>
-          <w:szCs w:val="24"/>
-        </w:rPr>
-        <w:t>Недостаток офицеров во флоте</w:t>
-      </w:r>
-      <w:r>
-        <w:rPr>
-          <w:rFonts w:ascii="Times New Roman" w:hAnsi="Times New Roman" w:cs="Times New Roman"/>
-          <w:sz w:val="24"/>
-          <w:szCs w:val="24"/>
-        </w:rPr>
-        <w:t>»</w:t>
-      </w:r>
-      <w:r>
-        <w:rPr>
-          <w:rFonts w:ascii="Times New Roman" w:hAnsi="Times New Roman" w:cs="Times New Roman"/>
-          <w:sz w:val="24"/>
-          <w:szCs w:val="24"/>
-        </w:rPr>
-        <w:t xml:space="preserve"> сменится на</w:t>
-      </w:r>
-      <w:r>
-        <w:rPr>
-          <w:rFonts w:ascii="Times New Roman" w:hAnsi="Times New Roman" w:cs="Times New Roman"/>
-          <w:sz w:val="24"/>
-          <w:szCs w:val="24"/>
-        </w:rPr>
-        <w:t xml:space="preserve"> </w:t>
-      </w:r>
-      <w:r>
-        <w:rPr>
-          <w:rFonts w:ascii="Times New Roman" w:hAnsi="Times New Roman" w:cs="Times New Roman"/>
-          <w:sz w:val="24"/>
-          <w:szCs w:val="24"/>
-        </w:rPr>
-        <w:t>временный НД</w:t>
-      </w:r>
-      <w:r>
-        <w:rPr>
-          <w:rFonts w:ascii="Times New Roman" w:hAnsi="Times New Roman" w:cs="Times New Roman"/>
-          <w:sz w:val="24"/>
-          <w:szCs w:val="24"/>
-        </w:rPr>
-        <w:t xml:space="preserve"> </w:t>
-      </w:r>
-      <w:r>
-        <w:rPr>
-          <w:rFonts w:ascii="Times New Roman" w:hAnsi="Times New Roman" w:cs="Times New Roman"/>
-          <w:sz w:val="24"/>
-          <w:szCs w:val="24"/>
-        </w:rPr>
-        <w:t>длительностью в 4 года «Молодые офицеры во флоте»</w:t>
-      </w:r>
-      <w:r>
-        <w:rPr>
-          <w:rFonts w:ascii="Times New Roman" w:hAnsi="Times New Roman" w:cs="Times New Roman"/>
-          <w:sz w:val="24"/>
-          <w:szCs w:val="24"/>
-        </w:rPr>
-        <w:t>:</w:t>
-      </w:r>
-      <w:r>
-        <w:rPr>
-          <w:rFonts w:ascii="Times New Roman" w:hAnsi="Times New Roman" w:cs="Times New Roman"/>
-          <w:sz w:val="24"/>
-          <w:szCs w:val="24"/>
-        </w:rPr>
-        <w:t xml:space="preserve"> </w:t>
-      </w:r>
-      <w:r>
-        <w:rPr>
-          <w:rFonts w:ascii="Times New Roman" w:hAnsi="Times New Roman" w:cs="Times New Roman"/>
-          <w:sz w:val="24"/>
-          <w:szCs w:val="24"/>
-        </w:rPr>
-        <w:t>+10% дальность флота, +10% превосходства флота,</w:t>
-      </w:r>
-      <w:r>
-        <w:rPr>
-          <w:rFonts w:ascii="Times New Roman" w:hAnsi="Times New Roman" w:cs="Times New Roman"/>
-          <w:sz w:val="24"/>
-          <w:szCs w:val="24"/>
-        </w:rPr>
-        <w:t xml:space="preserve"> </w:t>
-      </w:r>
-      <w:r>
-        <w:rPr>
-          <w:rFonts w:ascii="Times New Roman" w:hAnsi="Times New Roman" w:cs="Times New Roman"/>
-          <w:sz w:val="24"/>
-          <w:szCs w:val="24"/>
-        </w:rPr>
-        <w:t>-5% скорости флота.</w:t>
+        <w:t xml:space="preserve"> +10% эффективность перехвата конвоев, +5% атаки и скорости подлодок.</w:t>
       </w:r>
     </w:p>
     <w:p>
@@ -7018,8 +7917,19 @@
           <w:sz w:val="24"/>
           <w:szCs w:val="24"/>
         </w:rPr>
-        <w:t>Регламент организации флота</w:t>
-      </w:r>
+        <w:t xml:space="preserve">Укрепление и расширение морской базы </w:t>
+      </w:r>
+      <w:proofErr w:type="spellStart"/>
+      <w:r>
+        <w:rPr>
+          <w:rFonts w:ascii="Times New Roman" w:hAnsi="Times New Roman" w:cs="Times New Roman"/>
+          <w:i/>
+          <w:sz w:val="24"/>
+          <w:szCs w:val="24"/>
+        </w:rPr>
+        <w:t>Картахен</w:t>
+      </w:r>
+      <w:proofErr w:type="spellEnd"/>
       <w:r>
         <w:rPr>
           <w:rFonts w:ascii="Times New Roman" w:hAnsi="Times New Roman" w:cs="Times New Roman"/>
@@ -7070,6 +7980,592 @@
           <w:sz w:val="24"/>
           <w:szCs w:val="24"/>
         </w:rPr>
+        <w:t>Описание</w:t>
+      </w:r>
+      <w:r>
+        <w:rPr>
+          <w:rFonts w:ascii="Times New Roman" w:hAnsi="Times New Roman" w:cs="Times New Roman"/>
+          <w:sz w:val="24"/>
+          <w:szCs w:val="24"/>
+        </w:rPr>
+        <w:t>:</w:t>
+      </w:r>
+      <w:r>
+        <w:rPr>
+          <w:rFonts w:ascii="Times New Roman" w:hAnsi="Times New Roman" w:cs="Times New Roman"/>
+          <w:sz w:val="24"/>
+          <w:szCs w:val="24"/>
+        </w:rPr>
+        <w:t xml:space="preserve"> Мы должны укрепить и расш</w:t>
+      </w:r>
+      <w:r>
+        <w:rPr>
+          <w:rFonts w:ascii="Times New Roman" w:hAnsi="Times New Roman" w:cs="Times New Roman"/>
+          <w:sz w:val="24"/>
+          <w:szCs w:val="24"/>
+        </w:rPr>
+        <w:t>ирить нашу основную верфь Картахена, сделав основной базой флота.</w:t>
+      </w:r>
+    </w:p>
+    <w:p>
+      <w:pPr>
+        <w:rPr>
+          <w:rFonts w:ascii="Times New Roman" w:hAnsi="Times New Roman" w:cs="Times New Roman"/>
+          <w:sz w:val="24"/>
+          <w:szCs w:val="24"/>
+        </w:rPr>
+      </w:pPr>
+      <w:r>
+        <w:rPr>
+          <w:rFonts w:ascii="Times New Roman" w:hAnsi="Times New Roman" w:cs="Times New Roman"/>
+          <w:sz w:val="24"/>
+          <w:szCs w:val="24"/>
+        </w:rPr>
+        <w:t>Эффект</w:t>
+      </w:r>
+      <w:r>
+        <w:rPr>
+          <w:rFonts w:ascii="Times New Roman" w:hAnsi="Times New Roman" w:cs="Times New Roman"/>
+          <w:sz w:val="24"/>
+          <w:szCs w:val="24"/>
+        </w:rPr>
+        <w:t>:</w:t>
+      </w:r>
+      <w:r>
+        <w:rPr>
+          <w:rFonts w:ascii="Times New Roman" w:hAnsi="Times New Roman" w:cs="Times New Roman"/>
+          <w:sz w:val="24"/>
+          <w:szCs w:val="24"/>
+        </w:rPr>
+        <w:t xml:space="preserve"> +2 к береговым укреплениям, +2 уровню морской базы, +1 верфь</w:t>
+      </w:r>
+    </w:p>
+    <w:p>
+      <w:pPr>
+        <w:rPr>
+          <w:rFonts w:ascii="Times New Roman" w:hAnsi="Times New Roman" w:cs="Times New Roman"/>
+          <w:sz w:val="24"/>
+          <w:szCs w:val="24"/>
+        </w:rPr>
+      </w:pPr>
+    </w:p>
+    <w:p>
+      <w:pPr>
+        <w:rPr>
+          <w:rFonts w:ascii="Times New Roman" w:hAnsi="Times New Roman" w:cs="Times New Roman"/>
+          <w:i/>
+          <w:sz w:val="24"/>
+          <w:szCs w:val="24"/>
+        </w:rPr>
+      </w:pPr>
+      <w:r>
+        <w:rPr>
+          <w:rFonts w:ascii="Times New Roman" w:hAnsi="Times New Roman" w:cs="Times New Roman"/>
+          <w:i/>
+          <w:sz w:val="24"/>
+          <w:szCs w:val="24"/>
+        </w:rPr>
+        <w:t>Фокус «</w:t>
+      </w:r>
+      <w:r>
+        <w:rPr>
+          <w:rFonts w:ascii="Times New Roman" w:hAnsi="Times New Roman" w:cs="Times New Roman"/>
+          <w:i/>
+          <w:sz w:val="24"/>
+          <w:szCs w:val="24"/>
+        </w:rPr>
+        <w:t>Создание военно-морской базы в Малаге</w:t>
+      </w:r>
+      <w:r>
+        <w:rPr>
+          <w:rFonts w:ascii="Times New Roman" w:hAnsi="Times New Roman" w:cs="Times New Roman"/>
+          <w:i/>
+          <w:sz w:val="24"/>
+          <w:szCs w:val="24"/>
+        </w:rPr>
+        <w:t>»</w:t>
+      </w:r>
+      <w:r>
+        <w:rPr>
+          <w:rFonts w:ascii="Times New Roman" w:hAnsi="Times New Roman" w:cs="Times New Roman"/>
+          <w:i/>
+          <w:sz w:val="24"/>
+          <w:szCs w:val="24"/>
+        </w:rPr>
+        <w:t>.</w:t>
+      </w:r>
+    </w:p>
+    <w:p>
+      <w:pPr>
+        <w:rPr>
+          <w:rFonts w:ascii="Times New Roman" w:hAnsi="Times New Roman" w:cs="Times New Roman"/>
+          <w:sz w:val="24"/>
+          <w:szCs w:val="24"/>
+        </w:rPr>
+      </w:pPr>
+      <w:r>
+        <w:rPr>
+          <w:rFonts w:ascii="Times New Roman" w:hAnsi="Times New Roman" w:cs="Times New Roman"/>
+          <w:sz w:val="24"/>
+          <w:szCs w:val="24"/>
+        </w:rPr>
+        <w:t>Срок выполнения 50 дней.</w:t>
+      </w:r>
+    </w:p>
+    <w:p>
+      <w:pPr>
+        <w:rPr>
+          <w:rFonts w:ascii="Times New Roman" w:hAnsi="Times New Roman" w:cs="Times New Roman"/>
+          <w:sz w:val="24"/>
+          <w:szCs w:val="24"/>
+        </w:rPr>
+      </w:pPr>
+      <w:r>
+        <w:rPr>
+          <w:rFonts w:ascii="Times New Roman" w:hAnsi="Times New Roman" w:cs="Times New Roman"/>
+          <w:sz w:val="24"/>
+          <w:szCs w:val="24"/>
+        </w:rPr>
+        <w:t>Описание</w:t>
+      </w:r>
+      <w:r>
+        <w:rPr>
+          <w:rFonts w:ascii="Times New Roman" w:hAnsi="Times New Roman" w:cs="Times New Roman"/>
+          <w:sz w:val="24"/>
+          <w:szCs w:val="24"/>
+        </w:rPr>
+        <w:t>:</w:t>
+      </w:r>
+      <w:r>
+        <w:rPr>
+          <w:rFonts w:ascii="Times New Roman" w:hAnsi="Times New Roman" w:cs="Times New Roman"/>
+          <w:sz w:val="24"/>
+          <w:szCs w:val="24"/>
+        </w:rPr>
+        <w:t xml:space="preserve"> Мы должны построить ещё одну военную морскую базу, которая станет нашим запасным вариантом. На случай утери оной в Картахене.</w:t>
+      </w:r>
+    </w:p>
+    <w:p>
+      <w:pPr>
+        <w:rPr>
+          <w:rFonts w:ascii="Times New Roman" w:hAnsi="Times New Roman" w:cs="Times New Roman"/>
+          <w:sz w:val="24"/>
+          <w:szCs w:val="24"/>
+        </w:rPr>
+      </w:pPr>
+      <w:r>
+        <w:rPr>
+          <w:rFonts w:ascii="Times New Roman" w:hAnsi="Times New Roman" w:cs="Times New Roman"/>
+          <w:sz w:val="24"/>
+          <w:szCs w:val="24"/>
+        </w:rPr>
+        <w:t>Эффект</w:t>
+      </w:r>
+      <w:r>
+        <w:rPr>
+          <w:rFonts w:ascii="Times New Roman" w:hAnsi="Times New Roman" w:cs="Times New Roman"/>
+          <w:sz w:val="24"/>
+          <w:szCs w:val="24"/>
+        </w:rPr>
+        <w:t>:</w:t>
+      </w:r>
+      <w:r>
+        <w:rPr>
+          <w:rFonts w:ascii="Times New Roman" w:hAnsi="Times New Roman" w:cs="Times New Roman"/>
+          <w:sz w:val="24"/>
+          <w:szCs w:val="24"/>
+        </w:rPr>
+        <w:t xml:space="preserve"> +2 к береговым укреплениям, +2 уровню морской базы, +1 верфь</w:t>
+      </w:r>
+    </w:p>
+    <w:p>
+      <w:pPr>
+        <w:rPr>
+          <w:rFonts w:ascii="Times New Roman" w:hAnsi="Times New Roman" w:cs="Times New Roman"/>
+          <w:sz w:val="24"/>
+          <w:szCs w:val="24"/>
+        </w:rPr>
+      </w:pPr>
+    </w:p>
+    <w:p>
+      <w:pPr>
+        <w:rPr>
+          <w:rFonts w:ascii="Times New Roman" w:hAnsi="Times New Roman" w:cs="Times New Roman"/>
+          <w:sz w:val="24"/>
+          <w:szCs w:val="24"/>
+        </w:rPr>
+      </w:pPr>
+      <w:r>
+        <w:rPr>
+          <w:rFonts w:ascii="Times New Roman" w:hAnsi="Times New Roman" w:cs="Times New Roman"/>
+          <w:sz w:val="24"/>
+          <w:szCs w:val="24"/>
+        </w:rPr>
+        <w:t>_____________________________________________________________________________</w:t>
+      </w:r>
+    </w:p>
+    <w:p>
+      <w:pPr>
+        <w:jc w:val="center"/>
+        <w:rPr>
+          <w:rFonts w:ascii="Times New Roman" w:hAnsi="Times New Roman" w:cs="Times New Roman"/>
+          <w:b/>
+          <w:sz w:val="24"/>
+          <w:szCs w:val="24"/>
+        </w:rPr>
+      </w:pPr>
+      <w:r>
+        <w:rPr>
+          <w:rFonts w:ascii="Times New Roman" w:hAnsi="Times New Roman" w:cs="Times New Roman"/>
+          <w:b/>
+          <w:sz w:val="24"/>
+          <w:szCs w:val="24"/>
+        </w:rPr>
+        <w:t>ВМФ НАЦИОНАЛЬНОГО ФРОНТА</w:t>
+      </w:r>
+    </w:p>
+    <w:p>
+      <w:pPr>
+        <w:rPr>
+          <w:rFonts w:ascii="Times New Roman" w:hAnsi="Times New Roman" w:cs="Times New Roman"/>
+          <w:sz w:val="24"/>
+          <w:szCs w:val="24"/>
+        </w:rPr>
+      </w:pPr>
+    </w:p>
+    <w:p>
+      <w:pPr>
+        <w:rPr>
+          <w:rFonts w:ascii="Times New Roman" w:hAnsi="Times New Roman" w:cs="Times New Roman"/>
+          <w:sz w:val="24"/>
+          <w:szCs w:val="24"/>
+        </w:rPr>
+      </w:pPr>
+      <w:r>
+        <w:rPr>
+          <w:rFonts w:ascii="Times New Roman" w:hAnsi="Times New Roman" w:cs="Times New Roman"/>
+          <w:sz w:val="24"/>
+          <w:szCs w:val="24"/>
+        </w:rPr>
+        <w:t>После начала ГВ, через десять дней произойдёт событие</w:t>
+      </w:r>
+      <w:r>
+        <w:rPr>
+          <w:rFonts w:ascii="Times New Roman" w:hAnsi="Times New Roman" w:cs="Times New Roman"/>
+          <w:sz w:val="24"/>
+          <w:szCs w:val="24"/>
+        </w:rPr>
+        <w:t xml:space="preserve">: </w:t>
+      </w:r>
+      <w:r>
+        <w:rPr>
+          <w:rFonts w:ascii="Times New Roman" w:hAnsi="Times New Roman" w:cs="Times New Roman"/>
+          <w:sz w:val="24"/>
+          <w:szCs w:val="24"/>
+        </w:rPr>
+        <w:t xml:space="preserve">«Положение флота </w:t>
+      </w:r>
+      <w:r>
+        <w:rPr>
+          <w:rFonts w:ascii="Times New Roman" w:hAnsi="Times New Roman" w:cs="Times New Roman"/>
+          <w:sz w:val="24"/>
+          <w:szCs w:val="24"/>
+        </w:rPr>
+        <w:t>националистов</w:t>
+      </w:r>
+      <w:r>
+        <w:rPr>
+          <w:rFonts w:ascii="Times New Roman" w:hAnsi="Times New Roman" w:cs="Times New Roman"/>
+          <w:sz w:val="24"/>
+          <w:szCs w:val="24"/>
+        </w:rPr>
+        <w:t>» (С началом восстания, нам</w:t>
+      </w:r>
+      <w:r>
+        <w:rPr>
+          <w:rFonts w:ascii="Times New Roman" w:hAnsi="Times New Roman" w:cs="Times New Roman"/>
+          <w:sz w:val="24"/>
+          <w:szCs w:val="24"/>
+        </w:rPr>
+        <w:t xml:space="preserve"> не</w:t>
+      </w:r>
+      <w:r>
+        <w:rPr>
+          <w:rFonts w:ascii="Times New Roman" w:hAnsi="Times New Roman" w:cs="Times New Roman"/>
+          <w:sz w:val="24"/>
+          <w:szCs w:val="24"/>
+        </w:rPr>
+        <w:t xml:space="preserve"> удалось </w:t>
+      </w:r>
+      <w:r>
+        <w:rPr>
+          <w:rFonts w:ascii="Times New Roman" w:hAnsi="Times New Roman" w:cs="Times New Roman"/>
+          <w:sz w:val="24"/>
+          <w:szCs w:val="24"/>
+        </w:rPr>
+        <w:t xml:space="preserve">сохранить большую часть флота, поскольку </w:t>
+      </w:r>
+      <w:proofErr w:type="gramStart"/>
+      <w:r>
+        <w:rPr>
+          <w:rFonts w:ascii="Times New Roman" w:hAnsi="Times New Roman" w:cs="Times New Roman"/>
+          <w:sz w:val="24"/>
+          <w:szCs w:val="24"/>
+        </w:rPr>
+        <w:t>моряки</w:t>
+      </w:r>
+      <w:proofErr w:type="gramEnd"/>
+      <w:r>
+        <w:rPr>
+          <w:rFonts w:ascii="Times New Roman" w:hAnsi="Times New Roman" w:cs="Times New Roman"/>
+          <w:sz w:val="24"/>
+          <w:szCs w:val="24"/>
+        </w:rPr>
+        <w:t xml:space="preserve"> поддерживающие Республику, подняли множественные восстания на кораблях и военных базах, свергая со своих постов сочувствовавших нашему делу морских офицеров.</w:t>
+      </w:r>
+    </w:p>
+    <w:p>
+      <w:pPr>
+        <w:rPr>
+          <w:rFonts w:ascii="Times New Roman" w:hAnsi="Times New Roman" w:cs="Times New Roman"/>
+          <w:sz w:val="24"/>
+          <w:szCs w:val="24"/>
+        </w:rPr>
+      </w:pPr>
+      <w:r>
+        <w:rPr>
+          <w:rFonts w:ascii="Times New Roman" w:hAnsi="Times New Roman" w:cs="Times New Roman"/>
+          <w:sz w:val="24"/>
+          <w:szCs w:val="24"/>
+        </w:rPr>
+        <w:t>Тем не менее, у нас по-прежнему сохранилось достаточное количество опытных офицеров, пусть и без необходимого для победы флота, и персонала способного его обслуживать</w:t>
+      </w:r>
+      <w:r>
+        <w:rPr>
+          <w:rFonts w:ascii="Times New Roman" w:hAnsi="Times New Roman" w:cs="Times New Roman"/>
+          <w:sz w:val="24"/>
+          <w:szCs w:val="24"/>
+        </w:rPr>
+        <w:t>.)</w:t>
+      </w:r>
+    </w:p>
+    <w:p>
+      <w:pPr>
+        <w:rPr>
+          <w:rFonts w:ascii="Times New Roman" w:hAnsi="Times New Roman" w:cs="Times New Roman"/>
+          <w:sz w:val="24"/>
+          <w:szCs w:val="24"/>
+        </w:rPr>
+      </w:pPr>
+      <w:r>
+        <w:rPr>
+          <w:rFonts w:ascii="Times New Roman" w:hAnsi="Times New Roman" w:cs="Times New Roman"/>
+          <w:sz w:val="24"/>
+          <w:szCs w:val="24"/>
+        </w:rPr>
+        <w:t xml:space="preserve">1. </w:t>
+      </w:r>
+      <w:r>
+        <w:rPr>
+          <w:rFonts w:ascii="Times New Roman" w:hAnsi="Times New Roman" w:cs="Times New Roman"/>
+          <w:sz w:val="24"/>
+          <w:szCs w:val="24"/>
+        </w:rPr>
+        <w:t>Нам необходимо найти новых матросов.</w:t>
+      </w:r>
+      <w:r>
+        <w:rPr>
+          <w:rFonts w:ascii="Times New Roman" w:hAnsi="Times New Roman" w:cs="Times New Roman"/>
+          <w:sz w:val="24"/>
+          <w:szCs w:val="24"/>
+        </w:rPr>
+        <w:t xml:space="preserve"> (+НД «</w:t>
+      </w:r>
+      <w:r>
+        <w:rPr>
+          <w:rFonts w:ascii="Times New Roman" w:hAnsi="Times New Roman" w:cs="Times New Roman"/>
+          <w:sz w:val="24"/>
+          <w:szCs w:val="24"/>
+        </w:rPr>
+        <w:t>Острая н</w:t>
+      </w:r>
+      <w:r>
+        <w:rPr>
+          <w:rFonts w:ascii="Times New Roman" w:hAnsi="Times New Roman" w:cs="Times New Roman"/>
+          <w:sz w:val="24"/>
+          <w:szCs w:val="24"/>
+        </w:rPr>
+        <w:t>ехватка опытных</w:t>
+      </w:r>
+      <w:r>
+        <w:rPr>
+          <w:rFonts w:ascii="Times New Roman" w:hAnsi="Times New Roman" w:cs="Times New Roman"/>
+          <w:sz w:val="24"/>
+          <w:szCs w:val="24"/>
+        </w:rPr>
+        <w:t xml:space="preserve"> матросов</w:t>
+      </w:r>
+      <w:r>
+        <w:rPr>
+          <w:rFonts w:ascii="Times New Roman" w:hAnsi="Times New Roman" w:cs="Times New Roman"/>
+          <w:sz w:val="24"/>
+          <w:szCs w:val="24"/>
+        </w:rPr>
+        <w:t>»</w:t>
+      </w:r>
+      <w:r>
+        <w:rPr>
+          <w:rFonts w:ascii="Times New Roman" w:hAnsi="Times New Roman" w:cs="Times New Roman"/>
+          <w:sz w:val="24"/>
+          <w:szCs w:val="24"/>
+        </w:rPr>
+        <w:t>:</w:t>
+      </w:r>
+      <w:r>
+        <w:rPr>
+          <w:rFonts w:ascii="Times New Roman" w:hAnsi="Times New Roman" w:cs="Times New Roman"/>
+          <w:sz w:val="24"/>
+          <w:szCs w:val="24"/>
+        </w:rPr>
+        <w:t xml:space="preserve"> -20% дальность флота, -20% </w:t>
+      </w:r>
+      <w:r>
+        <w:rPr>
+          <w:rFonts w:ascii="Times New Roman" w:hAnsi="Times New Roman" w:cs="Times New Roman"/>
+          <w:sz w:val="24"/>
+          <w:szCs w:val="24"/>
+        </w:rPr>
+        <w:t>координации флота</w:t>
+      </w:r>
+      <w:r>
+        <w:rPr>
+          <w:rFonts w:ascii="Times New Roman" w:hAnsi="Times New Roman" w:cs="Times New Roman"/>
+          <w:sz w:val="24"/>
+          <w:szCs w:val="24"/>
+        </w:rPr>
+        <w:t>,</w:t>
+      </w:r>
+      <w:r>
+        <w:rPr>
+          <w:rFonts w:ascii="Times New Roman" w:hAnsi="Times New Roman" w:cs="Times New Roman"/>
+          <w:sz w:val="24"/>
+          <w:szCs w:val="24"/>
+        </w:rPr>
+        <w:t xml:space="preserve"> </w:t>
+      </w:r>
+      <w:r>
+        <w:rPr>
+          <w:rFonts w:ascii="Times New Roman" w:hAnsi="Times New Roman" w:cs="Times New Roman"/>
+          <w:sz w:val="24"/>
+          <w:szCs w:val="24"/>
+        </w:rPr>
+        <w:t>-10.0 организации флота</w:t>
+      </w:r>
+      <w:r>
+        <w:rPr>
+          <w:rFonts w:ascii="Times New Roman" w:hAnsi="Times New Roman" w:cs="Times New Roman"/>
+          <w:sz w:val="24"/>
+          <w:szCs w:val="24"/>
+        </w:rPr>
+        <w:t>)</w:t>
+      </w:r>
+    </w:p>
+    <w:p>
+      <w:pPr>
+        <w:rPr>
+          <w:rFonts w:ascii="Times New Roman" w:hAnsi="Times New Roman" w:cs="Times New Roman"/>
+          <w:sz w:val="24"/>
+          <w:szCs w:val="24"/>
+        </w:rPr>
+      </w:pPr>
+    </w:p>
+    <w:p>
+      <w:pPr>
+        <w:rPr>
+          <w:rFonts w:ascii="Times New Roman" w:hAnsi="Times New Roman" w:cs="Times New Roman"/>
+          <w:i/>
+          <w:sz w:val="24"/>
+          <w:szCs w:val="24"/>
+        </w:rPr>
+      </w:pPr>
+      <w:r>
+        <w:rPr>
+          <w:rFonts w:ascii="Times New Roman" w:hAnsi="Times New Roman" w:cs="Times New Roman"/>
+          <w:i/>
+          <w:sz w:val="24"/>
+          <w:szCs w:val="24"/>
+        </w:rPr>
+        <w:t>Фокус «</w:t>
+      </w:r>
+      <w:r>
+        <w:rPr>
+          <w:rFonts w:ascii="Times New Roman" w:hAnsi="Times New Roman" w:cs="Times New Roman"/>
+          <w:i/>
+          <w:sz w:val="24"/>
+          <w:szCs w:val="24"/>
+        </w:rPr>
+        <w:t xml:space="preserve">Спустить со стапелей </w:t>
+      </w:r>
+      <w:r>
+        <w:rPr>
+          <w:rFonts w:ascii="Times New Roman" w:hAnsi="Times New Roman" w:cs="Times New Roman"/>
+          <w:i/>
+          <w:sz w:val="24"/>
+          <w:szCs w:val="24"/>
+          <w:lang w:val="en-US"/>
+        </w:rPr>
+        <w:t>Canarias</w:t>
+      </w:r>
+      <w:r>
+        <w:rPr>
+          <w:rFonts w:ascii="Times New Roman" w:hAnsi="Times New Roman" w:cs="Times New Roman"/>
+          <w:i/>
+          <w:sz w:val="24"/>
+          <w:szCs w:val="24"/>
+        </w:rPr>
+        <w:t>»</w:t>
+      </w:r>
+      <w:r>
+        <w:rPr>
+          <w:rFonts w:ascii="Times New Roman" w:hAnsi="Times New Roman" w:cs="Times New Roman"/>
+          <w:i/>
+          <w:sz w:val="24"/>
+          <w:szCs w:val="24"/>
+        </w:rPr>
+        <w:t>.</w:t>
+      </w:r>
+    </w:p>
+    <w:p>
+      <w:pPr>
+        <w:rPr>
+          <w:rFonts w:ascii="Times New Roman" w:hAnsi="Times New Roman" w:cs="Times New Roman"/>
+          <w:sz w:val="24"/>
+          <w:szCs w:val="24"/>
+        </w:rPr>
+      </w:pPr>
+      <w:r>
+        <w:rPr>
+          <w:rFonts w:ascii="Times New Roman" w:hAnsi="Times New Roman" w:cs="Times New Roman"/>
+          <w:sz w:val="24"/>
+          <w:szCs w:val="24"/>
+        </w:rPr>
+        <w:t>Срок выполнения 50 дней.</w:t>
+      </w:r>
+    </w:p>
+    <w:p>
+      <w:pPr>
+        <w:rPr>
+          <w:rFonts w:ascii="Times New Roman" w:hAnsi="Times New Roman" w:cs="Times New Roman"/>
+          <w:sz w:val="24"/>
+          <w:szCs w:val="24"/>
+        </w:rPr>
+      </w:pPr>
+      <w:r>
+        <w:rPr>
+          <w:rFonts w:ascii="Times New Roman" w:hAnsi="Times New Roman" w:cs="Times New Roman"/>
+          <w:sz w:val="24"/>
+          <w:szCs w:val="24"/>
+        </w:rPr>
         <w:t>Требования</w:t>
       </w:r>
       <w:r>
@@ -7086,7 +8582,33 @@
           <w:sz w:val="24"/>
           <w:szCs w:val="24"/>
         </w:rPr>
-        <w:t>ГВ в стране началась, или уже закончилась. Вы играете за Республику.</w:t>
+        <w:t xml:space="preserve">ГВ в стране началась, или уже закончилась. Вы играете за </w:t>
+      </w:r>
+      <w:proofErr w:type="spellStart"/>
+      <w:r>
+        <w:rPr>
+          <w:rFonts w:ascii="Times New Roman" w:hAnsi="Times New Roman" w:cs="Times New Roman"/>
+          <w:sz w:val="24"/>
+          <w:szCs w:val="24"/>
+        </w:rPr>
+        <w:t>Нац</w:t>
+      </w:r>
+      <w:proofErr w:type="spellEnd"/>
+      <w:r>
+        <w:rPr>
+          <w:rFonts w:ascii="Times New Roman" w:hAnsi="Times New Roman" w:cs="Times New Roman"/>
+          <w:sz w:val="24"/>
+          <w:szCs w:val="24"/>
+        </w:rPr>
+        <w:t xml:space="preserve"> Испанию</w:t>
+      </w:r>
+      <w:r>
+        <w:rPr>
+          <w:rFonts w:ascii="Times New Roman" w:hAnsi="Times New Roman" w:cs="Times New Roman"/>
+          <w:sz w:val="24"/>
+          <w:szCs w:val="24"/>
+        </w:rPr>
+        <w:t>.</w:t>
       </w:r>
     </w:p>
     <w:p>
@@ -7119,112 +8641,60 @@
           <w:sz w:val="24"/>
           <w:szCs w:val="24"/>
         </w:rPr>
-        <w:t xml:space="preserve"> Новый регламент упразднит</w:t>
-      </w:r>
-      <w:r>
-        <w:rPr>
-          <w:rFonts w:ascii="Times New Roman" w:hAnsi="Times New Roman" w:cs="Times New Roman"/>
-          <w:sz w:val="24"/>
-          <w:szCs w:val="24"/>
-        </w:rPr>
-        <w:t xml:space="preserve"> комитеты, заменив их «политическими делегатами», назначенными комиссаром флота</w:t>
-      </w:r>
-      <w:r>
-        <w:rPr>
-          <w:rFonts w:ascii="Times New Roman" w:hAnsi="Times New Roman" w:cs="Times New Roman"/>
-          <w:sz w:val="24"/>
-          <w:szCs w:val="24"/>
-        </w:rPr>
-        <w:t>,</w:t>
-      </w:r>
-      <w:r>
-        <w:rPr>
-          <w:rFonts w:ascii="Times New Roman" w:hAnsi="Times New Roman" w:cs="Times New Roman"/>
-          <w:sz w:val="24"/>
-          <w:szCs w:val="24"/>
-        </w:rPr>
-        <w:t xml:space="preserve"> хотя их роль была гораздо более ограниченной, чем роль политических комиссаров сухопутных частей, поскольку во флоте все </w:t>
-      </w:r>
-      <w:r>
-        <w:rPr>
-          <w:rFonts w:ascii="Times New Roman" w:hAnsi="Times New Roman" w:cs="Times New Roman"/>
-          <w:sz w:val="24"/>
-          <w:szCs w:val="24"/>
-        </w:rPr>
-        <w:t>командиры были профессионалами.</w:t>
-      </w:r>
-    </w:p>
-    <w:p>
-      <w:pPr>
-        <w:rPr>
-          <w:rFonts w:ascii="Times New Roman" w:hAnsi="Times New Roman" w:cs="Times New Roman"/>
-          <w:sz w:val="24"/>
-          <w:szCs w:val="24"/>
-        </w:rPr>
-      </w:pPr>
-      <w:r>
-        <w:rPr>
-          <w:rFonts w:ascii="Times New Roman" w:hAnsi="Times New Roman" w:cs="Times New Roman"/>
-          <w:sz w:val="24"/>
-          <w:szCs w:val="24"/>
-        </w:rPr>
-        <w:t>Эффект</w:t>
-      </w:r>
-      <w:r>
-        <w:rPr>
-          <w:rFonts w:ascii="Times New Roman" w:hAnsi="Times New Roman" w:cs="Times New Roman"/>
-          <w:sz w:val="24"/>
-          <w:szCs w:val="24"/>
-        </w:rPr>
-        <w:t xml:space="preserve">: </w:t>
-      </w:r>
-      <w:r>
-        <w:rPr>
-          <w:rFonts w:ascii="Times New Roman" w:hAnsi="Times New Roman" w:cs="Times New Roman"/>
-          <w:sz w:val="24"/>
-          <w:szCs w:val="24"/>
-        </w:rPr>
-        <w:t>НД «Корабельные комитеты» сменится на</w:t>
-      </w:r>
-      <w:r>
-        <w:rPr>
-          <w:rFonts w:ascii="Times New Roman" w:hAnsi="Times New Roman" w:cs="Times New Roman"/>
-          <w:sz w:val="24"/>
-          <w:szCs w:val="24"/>
-        </w:rPr>
         <w:t xml:space="preserve"> </w:t>
       </w:r>
-      <w:r>
-        <w:rPr>
-          <w:rFonts w:ascii="Times New Roman" w:hAnsi="Times New Roman" w:cs="Times New Roman"/>
-          <w:sz w:val="24"/>
-          <w:szCs w:val="24"/>
-        </w:rPr>
-        <w:t>НД «Политические комиссары флота»</w:t>
-      </w:r>
-      <w:r>
-        <w:rPr>
-          <w:rFonts w:ascii="Times New Roman" w:hAnsi="Times New Roman" w:cs="Times New Roman"/>
-          <w:sz w:val="24"/>
-          <w:szCs w:val="24"/>
-        </w:rPr>
-        <w:t>:</w:t>
-      </w:r>
-      <w:r>
-        <w:rPr>
-          <w:rFonts w:ascii="Times New Roman" w:hAnsi="Times New Roman" w:cs="Times New Roman"/>
-          <w:sz w:val="24"/>
-          <w:szCs w:val="24"/>
-        </w:rPr>
-        <w:t xml:space="preserve"> </w:t>
-      </w:r>
-      <w:r>
-        <w:rPr>
-          <w:rFonts w:ascii="Times New Roman" w:hAnsi="Times New Roman" w:cs="Times New Roman"/>
-          <w:sz w:val="24"/>
-          <w:szCs w:val="24"/>
-        </w:rPr>
-        <w:t>+10% к скорости получения опыта, +5.0 организации флота</w:t>
+      <w:proofErr w:type="spellStart"/>
+      <w:r>
+        <w:rPr>
+          <w:rFonts w:ascii="Times New Roman" w:hAnsi="Times New Roman" w:cs="Times New Roman"/>
+          <w:sz w:val="24"/>
+          <w:szCs w:val="24"/>
+          <w:lang w:val="en-US"/>
+        </w:rPr>
+        <w:t>Canaris</w:t>
+      </w:r>
+      <w:proofErr w:type="spellEnd"/>
+      <w:r>
+        <w:rPr>
+          <w:rFonts w:ascii="Times New Roman" w:hAnsi="Times New Roman" w:cs="Times New Roman"/>
+          <w:sz w:val="24"/>
+          <w:szCs w:val="24"/>
+        </w:rPr>
+        <w:t xml:space="preserve"> – тяжёлый крейсер, которым занимаются наши судостроительные кампании. С началом ГВ, строящийся тяжёлый крейсер перешёл под наш контроль, и мы должны закончить его строительство.</w:t>
+      </w:r>
+    </w:p>
+    <w:p>
+      <w:pPr>
+        <w:rPr>
+          <w:rFonts w:ascii="Times New Roman" w:hAnsi="Times New Roman" w:cs="Times New Roman"/>
+          <w:sz w:val="24"/>
+          <w:szCs w:val="24"/>
+        </w:rPr>
+      </w:pPr>
+      <w:r>
+        <w:rPr>
+          <w:rFonts w:ascii="Times New Roman" w:hAnsi="Times New Roman" w:cs="Times New Roman"/>
+          <w:sz w:val="24"/>
+          <w:szCs w:val="24"/>
+        </w:rPr>
+        <w:t xml:space="preserve">В очередь строительства будет добавлен тяжёлый крейсер 1936 года </w:t>
+      </w:r>
+      <w:r>
+        <w:rPr>
+          <w:rFonts w:ascii="Times New Roman" w:hAnsi="Times New Roman" w:cs="Times New Roman"/>
+          <w:sz w:val="24"/>
+          <w:szCs w:val="24"/>
+          <w:lang w:val="en-US"/>
+        </w:rPr>
+        <w:t>Canarias</w:t>
+      </w:r>
+      <w:r>
+        <w:rPr>
+          <w:rFonts w:ascii="Times New Roman" w:hAnsi="Times New Roman" w:cs="Times New Roman"/>
+          <w:sz w:val="24"/>
+          <w:szCs w:val="24"/>
+        </w:rPr>
+        <w:t xml:space="preserve"> с готовностью в 90%.</w:t>
       </w:r>
     </w:p>
     <w:p>
@@ -7261,720 +8731,8 @@
           <w:sz w:val="24"/>
           <w:szCs w:val="24"/>
         </w:rPr>
-        <w:t xml:space="preserve">Вспомогательный флот </w:t>
-      </w:r>
-      <w:proofErr w:type="spellStart"/>
-      <w:r>
-        <w:rPr>
-          <w:rFonts w:ascii="Times New Roman" w:hAnsi="Times New Roman" w:cs="Times New Roman"/>
-          <w:i/>
-          <w:sz w:val="24"/>
-          <w:szCs w:val="24"/>
-        </w:rPr>
-        <w:t>Эузкади</w:t>
-      </w:r>
-      <w:proofErr w:type="spellEnd"/>
-      <w:r>
-        <w:rPr>
-          <w:rFonts w:ascii="Times New Roman" w:hAnsi="Times New Roman" w:cs="Times New Roman"/>
-          <w:i/>
-          <w:sz w:val="24"/>
-          <w:szCs w:val="24"/>
-        </w:rPr>
-        <w:t>»</w:t>
-      </w:r>
-      <w:r>
-        <w:rPr>
-          <w:rFonts w:ascii="Times New Roman" w:hAnsi="Times New Roman" w:cs="Times New Roman"/>
-          <w:i/>
-          <w:sz w:val="24"/>
-          <w:szCs w:val="24"/>
-        </w:rPr>
-        <w:t>.</w:t>
-      </w:r>
-    </w:p>
-    <w:p>
-      <w:pPr>
-        <w:rPr>
-          <w:rFonts w:ascii="Times New Roman" w:hAnsi="Times New Roman" w:cs="Times New Roman"/>
-          <w:sz w:val="24"/>
-          <w:szCs w:val="24"/>
-        </w:rPr>
-      </w:pPr>
-      <w:r>
-        <w:rPr>
-          <w:rFonts w:ascii="Times New Roman" w:hAnsi="Times New Roman" w:cs="Times New Roman"/>
-          <w:sz w:val="24"/>
-          <w:szCs w:val="24"/>
-        </w:rPr>
-        <w:t>Срок выполнения 50 дней.</w:t>
-      </w:r>
-    </w:p>
-    <w:p>
-      <w:pPr>
-        <w:rPr>
-          <w:rFonts w:ascii="Times New Roman" w:hAnsi="Times New Roman" w:cs="Times New Roman"/>
-          <w:sz w:val="24"/>
-          <w:szCs w:val="24"/>
-        </w:rPr>
-      </w:pPr>
-      <w:r>
-        <w:rPr>
-          <w:rFonts w:ascii="Times New Roman" w:hAnsi="Times New Roman" w:cs="Times New Roman"/>
-          <w:sz w:val="24"/>
-          <w:szCs w:val="24"/>
-        </w:rPr>
-        <w:t>Требования</w:t>
-      </w:r>
-      <w:r>
-        <w:rPr>
-          <w:rFonts w:ascii="Times New Roman" w:hAnsi="Times New Roman" w:cs="Times New Roman"/>
-          <w:sz w:val="24"/>
-          <w:szCs w:val="24"/>
-        </w:rPr>
-        <w:t xml:space="preserve">: </w:t>
-      </w:r>
-      <w:r>
-        <w:rPr>
-          <w:rFonts w:ascii="Times New Roman" w:hAnsi="Times New Roman" w:cs="Times New Roman"/>
-          <w:sz w:val="24"/>
-          <w:szCs w:val="24"/>
-        </w:rPr>
-        <w:t>ГВ в стране началась, или уже закончилась. Вы играете за Республику.</w:t>
-      </w:r>
-    </w:p>
-    <w:p>
-      <w:pPr>
-        <w:rPr>
-          <w:rFonts w:ascii="Times New Roman" w:hAnsi="Times New Roman" w:cs="Times New Roman"/>
-          <w:sz w:val="24"/>
-          <w:szCs w:val="24"/>
-        </w:rPr>
-      </w:pPr>
-      <w:r>
-        <w:rPr>
-          <w:rFonts w:ascii="Times New Roman" w:hAnsi="Times New Roman" w:cs="Times New Roman"/>
-          <w:sz w:val="24"/>
-          <w:szCs w:val="24"/>
-        </w:rPr>
-        <w:t>Описание</w:t>
-      </w:r>
-      <w:r>
-        <w:rPr>
-          <w:rFonts w:ascii="Times New Roman" w:hAnsi="Times New Roman" w:cs="Times New Roman"/>
-          <w:sz w:val="24"/>
-          <w:szCs w:val="24"/>
-        </w:rPr>
-        <w:t>:</w:t>
-      </w:r>
-      <w:r>
-        <w:rPr>
-          <w:rFonts w:ascii="Times New Roman" w:hAnsi="Times New Roman" w:cs="Times New Roman"/>
-          <w:sz w:val="24"/>
-          <w:szCs w:val="24"/>
-        </w:rPr>
-        <w:t xml:space="preserve"> Мы можем воспользоваться союзническими отношениями с республикой Басков, и задействовать их вспомогательный флот.</w:t>
-      </w:r>
-    </w:p>
-    <w:p>
-      <w:pPr>
-        <w:rPr>
-          <w:rFonts w:ascii="Times New Roman" w:hAnsi="Times New Roman" w:cs="Times New Roman"/>
-          <w:sz w:val="24"/>
-          <w:szCs w:val="24"/>
-        </w:rPr>
-      </w:pPr>
-      <w:r>
-        <w:rPr>
-          <w:rFonts w:ascii="Times New Roman" w:hAnsi="Times New Roman" w:cs="Times New Roman"/>
-          <w:sz w:val="24"/>
-          <w:szCs w:val="24"/>
-        </w:rPr>
-        <w:t>Эффект</w:t>
-      </w:r>
-      <w:r>
-        <w:rPr>
-          <w:rFonts w:ascii="Times New Roman" w:hAnsi="Times New Roman" w:cs="Times New Roman"/>
-          <w:sz w:val="24"/>
-          <w:szCs w:val="24"/>
-        </w:rPr>
-        <w:t>:</w:t>
-      </w:r>
-      <w:r>
-        <w:rPr>
-          <w:rFonts w:ascii="Times New Roman" w:hAnsi="Times New Roman" w:cs="Times New Roman"/>
-          <w:sz w:val="24"/>
-          <w:szCs w:val="24"/>
-        </w:rPr>
-        <w:t xml:space="preserve"> 1х 100% к исследованиям минных технологий.</w:t>
-      </w:r>
-      <w:r>
-        <w:rPr>
-          <w:rFonts w:ascii="Times New Roman" w:hAnsi="Times New Roman" w:cs="Times New Roman"/>
-          <w:sz w:val="24"/>
-          <w:szCs w:val="24"/>
-        </w:rPr>
-        <w:t xml:space="preserve"> </w:t>
-      </w:r>
-      <w:r>
-        <w:rPr>
-          <w:rFonts w:ascii="Times New Roman" w:hAnsi="Times New Roman" w:cs="Times New Roman"/>
-          <w:sz w:val="24"/>
-          <w:szCs w:val="24"/>
-        </w:rPr>
-        <w:t>Будет получено +24 минным тральщика на военной базе страны Басков. Будет получен</w:t>
-      </w:r>
-      <w:r>
-        <w:rPr>
-          <w:rFonts w:ascii="Times New Roman" w:hAnsi="Times New Roman" w:cs="Times New Roman"/>
-          <w:sz w:val="24"/>
-          <w:szCs w:val="24"/>
-        </w:rPr>
-        <w:t xml:space="preserve"> адмирал от Баскова </w:t>
-      </w:r>
-      <w:proofErr w:type="spellStart"/>
-      <w:r>
-        <w:rPr>
-          <w:rFonts w:ascii="Times New Roman" w:hAnsi="Times New Roman" w:cs="Times New Roman"/>
-          <w:sz w:val="24"/>
-          <w:szCs w:val="24"/>
-          <w:lang w:val="en-US"/>
-        </w:rPr>
-        <w:t>Joaqu</w:t>
-      </w:r>
-      <w:proofErr w:type="spellEnd"/>
-      <w:r>
-        <w:rPr>
-          <w:rFonts w:ascii="Times New Roman" w:hAnsi="Times New Roman" w:cs="Times New Roman"/>
-          <w:sz w:val="24"/>
-          <w:szCs w:val="24"/>
-        </w:rPr>
-        <w:t>í</w:t>
-      </w:r>
-      <w:r>
-        <w:rPr>
-          <w:rFonts w:ascii="Times New Roman" w:hAnsi="Times New Roman" w:cs="Times New Roman"/>
-          <w:sz w:val="24"/>
-          <w:szCs w:val="24"/>
-          <w:lang w:val="en-US"/>
-        </w:rPr>
-        <w:t>n</w:t>
-      </w:r>
-      <w:r>
-        <w:rPr>
-          <w:rFonts w:ascii="Times New Roman" w:hAnsi="Times New Roman" w:cs="Times New Roman"/>
-          <w:sz w:val="24"/>
-          <w:szCs w:val="24"/>
-        </w:rPr>
-        <w:t xml:space="preserve"> </w:t>
-      </w:r>
-      <w:r>
-        <w:rPr>
-          <w:rFonts w:ascii="Times New Roman" w:hAnsi="Times New Roman" w:cs="Times New Roman"/>
-          <w:sz w:val="24"/>
-          <w:szCs w:val="24"/>
-          <w:lang w:val="en-US"/>
-        </w:rPr>
-        <w:t>de</w:t>
-      </w:r>
-      <w:r>
-        <w:rPr>
-          <w:rFonts w:ascii="Times New Roman" w:hAnsi="Times New Roman" w:cs="Times New Roman"/>
-          <w:sz w:val="24"/>
-          <w:szCs w:val="24"/>
-        </w:rPr>
-        <w:t xml:space="preserve"> </w:t>
-      </w:r>
-      <w:proofErr w:type="spellStart"/>
-      <w:r>
-        <w:rPr>
-          <w:rFonts w:ascii="Times New Roman" w:hAnsi="Times New Roman" w:cs="Times New Roman"/>
-          <w:sz w:val="24"/>
-          <w:szCs w:val="24"/>
-          <w:lang w:val="en-US"/>
-        </w:rPr>
-        <w:t>Egu</w:t>
-      </w:r>
-      <w:proofErr w:type="spellEnd"/>
-      <w:r>
-        <w:rPr>
-          <w:rFonts w:ascii="Times New Roman" w:hAnsi="Times New Roman" w:cs="Times New Roman"/>
-          <w:sz w:val="24"/>
-          <w:szCs w:val="24"/>
-        </w:rPr>
-        <w:t>í</w:t>
-      </w:r>
-      <w:r>
-        <w:rPr>
-          <w:rFonts w:ascii="Times New Roman" w:hAnsi="Times New Roman" w:cs="Times New Roman"/>
-          <w:sz w:val="24"/>
-          <w:szCs w:val="24"/>
-          <w:lang w:val="en-US"/>
-        </w:rPr>
-        <w:t>a</w:t>
-      </w:r>
-      <w:r>
-        <w:rPr>
-          <w:rFonts w:ascii="Times New Roman" w:hAnsi="Times New Roman" w:cs="Times New Roman"/>
-          <w:sz w:val="24"/>
-          <w:szCs w:val="24"/>
-        </w:rPr>
-        <w:t xml:space="preserve"> 2 уровень 1 атака, 3 защита, 2 манёвренность, 2 координация.</w:t>
-      </w:r>
-    </w:p>
-    <w:p>
-      <w:pPr>
-        <w:rPr>
-          <w:rFonts w:ascii="Times New Roman" w:hAnsi="Times New Roman" w:cs="Times New Roman"/>
-          <w:sz w:val="24"/>
-          <w:szCs w:val="24"/>
-        </w:rPr>
-      </w:pPr>
-    </w:p>
-    <w:p>
-      <w:pPr>
-        <w:rPr>
-          <w:rFonts w:ascii="Times New Roman" w:hAnsi="Times New Roman" w:cs="Times New Roman"/>
-          <w:i/>
-          <w:sz w:val="24"/>
-          <w:szCs w:val="24"/>
-        </w:rPr>
-      </w:pPr>
-      <w:r>
-        <w:rPr>
-          <w:rFonts w:ascii="Times New Roman" w:hAnsi="Times New Roman" w:cs="Times New Roman"/>
-          <w:i/>
-          <w:sz w:val="24"/>
-          <w:szCs w:val="24"/>
-        </w:rPr>
-        <w:t>Фокус «</w:t>
-      </w:r>
-      <w:r>
-        <w:rPr>
-          <w:rFonts w:ascii="Times New Roman" w:hAnsi="Times New Roman" w:cs="Times New Roman"/>
-          <w:i/>
-          <w:sz w:val="24"/>
-          <w:szCs w:val="24"/>
-        </w:rPr>
-        <w:t>Избавиться от пятой колонны во флоте</w:t>
-      </w:r>
-      <w:r>
-        <w:rPr>
-          <w:rFonts w:ascii="Times New Roman" w:hAnsi="Times New Roman" w:cs="Times New Roman"/>
-          <w:i/>
-          <w:sz w:val="24"/>
-          <w:szCs w:val="24"/>
-        </w:rPr>
-        <w:t>»</w:t>
-      </w:r>
-      <w:r>
-        <w:rPr>
-          <w:rFonts w:ascii="Times New Roman" w:hAnsi="Times New Roman" w:cs="Times New Roman"/>
-          <w:i/>
-          <w:sz w:val="24"/>
-          <w:szCs w:val="24"/>
-        </w:rPr>
-        <w:t>.</w:t>
-      </w:r>
-    </w:p>
-    <w:p>
-      <w:pPr>
-        <w:rPr>
-          <w:rFonts w:ascii="Times New Roman" w:hAnsi="Times New Roman" w:cs="Times New Roman"/>
-          <w:sz w:val="24"/>
-          <w:szCs w:val="24"/>
-        </w:rPr>
-      </w:pPr>
-      <w:r>
-        <w:rPr>
-          <w:rFonts w:ascii="Times New Roman" w:hAnsi="Times New Roman" w:cs="Times New Roman"/>
-          <w:sz w:val="24"/>
-          <w:szCs w:val="24"/>
-        </w:rPr>
-        <w:t>Срок выполнения 50 дней.</w:t>
-      </w:r>
-    </w:p>
-    <w:p>
-      <w:pPr>
-        <w:rPr>
-          <w:rFonts w:ascii="Times New Roman" w:hAnsi="Times New Roman" w:cs="Times New Roman"/>
-          <w:sz w:val="24"/>
-          <w:szCs w:val="24"/>
-        </w:rPr>
-      </w:pPr>
-      <w:r>
-        <w:rPr>
-          <w:rFonts w:ascii="Times New Roman" w:hAnsi="Times New Roman" w:cs="Times New Roman"/>
-          <w:sz w:val="24"/>
-          <w:szCs w:val="24"/>
-        </w:rPr>
-        <w:t>Описание</w:t>
-      </w:r>
-      <w:r>
-        <w:rPr>
-          <w:rFonts w:ascii="Times New Roman" w:hAnsi="Times New Roman" w:cs="Times New Roman"/>
-          <w:sz w:val="24"/>
-          <w:szCs w:val="24"/>
-        </w:rPr>
-        <w:t>:</w:t>
-      </w:r>
-      <w:r>
-        <w:rPr>
-          <w:rFonts w:ascii="Times New Roman" w:hAnsi="Times New Roman" w:cs="Times New Roman"/>
-          <w:sz w:val="24"/>
-          <w:szCs w:val="24"/>
-        </w:rPr>
-        <w:t xml:space="preserve"> Не смотря на наши усилия, присутствие пятой колонны во флоте по-прежнему актуально. Мы должны окончательно избавиться от неё, чтобы прекратить любой саботаж в ВМФ.</w:t>
-      </w:r>
-    </w:p>
-    <w:p>
-      <w:pPr>
-        <w:rPr>
-          <w:rFonts w:ascii="Times New Roman" w:hAnsi="Times New Roman" w:cs="Times New Roman"/>
-          <w:sz w:val="24"/>
-          <w:szCs w:val="24"/>
-        </w:rPr>
-      </w:pPr>
-      <w:r>
-        <w:rPr>
-          <w:rFonts w:ascii="Times New Roman" w:hAnsi="Times New Roman" w:cs="Times New Roman"/>
-          <w:sz w:val="24"/>
-          <w:szCs w:val="24"/>
-        </w:rPr>
-        <w:t>Эффект</w:t>
-      </w:r>
-      <w:r>
-        <w:rPr>
-          <w:rFonts w:ascii="Times New Roman" w:hAnsi="Times New Roman" w:cs="Times New Roman"/>
-          <w:sz w:val="24"/>
-          <w:szCs w:val="24"/>
-        </w:rPr>
-        <w:t xml:space="preserve">: </w:t>
-      </w:r>
-      <w:r>
-        <w:rPr>
-          <w:rFonts w:ascii="Times New Roman" w:hAnsi="Times New Roman" w:cs="Times New Roman"/>
-          <w:sz w:val="24"/>
-          <w:szCs w:val="24"/>
-        </w:rPr>
-        <w:t>-</w:t>
-      </w:r>
-      <w:r>
-        <w:rPr>
-          <w:rFonts w:ascii="Times New Roman" w:hAnsi="Times New Roman" w:cs="Times New Roman"/>
-          <w:sz w:val="24"/>
-          <w:szCs w:val="24"/>
-        </w:rPr>
-        <w:t xml:space="preserve"> </w:t>
-      </w:r>
-      <w:r>
-        <w:rPr>
-          <w:rFonts w:ascii="Times New Roman" w:hAnsi="Times New Roman" w:cs="Times New Roman"/>
-          <w:sz w:val="24"/>
-          <w:szCs w:val="24"/>
-        </w:rPr>
-        <w:t>НД «Политические комиссары флота».</w:t>
-      </w:r>
-    </w:p>
-    <w:p>
-      <w:pPr>
-        <w:rPr>
-          <w:rFonts w:ascii="Times New Roman" w:hAnsi="Times New Roman" w:cs="Times New Roman"/>
-          <w:sz w:val="24"/>
-          <w:szCs w:val="24"/>
-        </w:rPr>
-      </w:pPr>
-    </w:p>
-    <w:p>
-      <w:pPr>
-        <w:rPr>
-          <w:rFonts w:ascii="Times New Roman" w:hAnsi="Times New Roman" w:cs="Times New Roman"/>
-          <w:i/>
-          <w:sz w:val="24"/>
-          <w:szCs w:val="24"/>
-        </w:rPr>
-      </w:pPr>
-      <w:r>
-        <w:rPr>
-          <w:rFonts w:ascii="Times New Roman" w:hAnsi="Times New Roman" w:cs="Times New Roman"/>
-          <w:i/>
-          <w:sz w:val="24"/>
-          <w:szCs w:val="24"/>
-        </w:rPr>
-        <w:t>Фокус «</w:t>
-      </w:r>
-      <w:r>
-        <w:rPr>
-          <w:rFonts w:ascii="Times New Roman" w:hAnsi="Times New Roman" w:cs="Times New Roman"/>
-          <w:i/>
-          <w:sz w:val="24"/>
-          <w:szCs w:val="24"/>
-        </w:rPr>
-        <w:t>Советские командиры подлодок</w:t>
-      </w:r>
-      <w:r>
-        <w:rPr>
-          <w:rFonts w:ascii="Times New Roman" w:hAnsi="Times New Roman" w:cs="Times New Roman"/>
-          <w:i/>
-          <w:sz w:val="24"/>
-          <w:szCs w:val="24"/>
-        </w:rPr>
-        <w:t>»</w:t>
-      </w:r>
-      <w:r>
-        <w:rPr>
-          <w:rFonts w:ascii="Times New Roman" w:hAnsi="Times New Roman" w:cs="Times New Roman"/>
-          <w:i/>
-          <w:sz w:val="24"/>
-          <w:szCs w:val="24"/>
-        </w:rPr>
-        <w:t>.</w:t>
-      </w:r>
-    </w:p>
-    <w:p>
-      <w:pPr>
-        <w:rPr>
-          <w:rFonts w:ascii="Times New Roman" w:hAnsi="Times New Roman" w:cs="Times New Roman"/>
-          <w:sz w:val="24"/>
-          <w:szCs w:val="24"/>
-        </w:rPr>
-      </w:pPr>
-      <w:r>
-        <w:rPr>
-          <w:rFonts w:ascii="Times New Roman" w:hAnsi="Times New Roman" w:cs="Times New Roman"/>
-          <w:sz w:val="24"/>
-          <w:szCs w:val="24"/>
-        </w:rPr>
-        <w:t>Срок выполнения 50 дней.</w:t>
-      </w:r>
-    </w:p>
-    <w:p>
-      <w:pPr>
-        <w:rPr>
-          <w:rFonts w:ascii="Times New Roman" w:hAnsi="Times New Roman" w:cs="Times New Roman"/>
-          <w:sz w:val="24"/>
-          <w:szCs w:val="24"/>
-        </w:rPr>
-      </w:pPr>
-      <w:r>
-        <w:rPr>
-          <w:rFonts w:ascii="Times New Roman" w:hAnsi="Times New Roman" w:cs="Times New Roman"/>
-          <w:sz w:val="24"/>
-          <w:szCs w:val="24"/>
-        </w:rPr>
-        <w:t>Требования</w:t>
-      </w:r>
-      <w:r>
-        <w:rPr>
-          <w:rFonts w:ascii="Times New Roman" w:hAnsi="Times New Roman" w:cs="Times New Roman"/>
-          <w:sz w:val="24"/>
-          <w:szCs w:val="24"/>
-        </w:rPr>
-        <w:t xml:space="preserve">: </w:t>
-      </w:r>
-      <w:r>
-        <w:rPr>
-          <w:rFonts w:ascii="Times New Roman" w:hAnsi="Times New Roman" w:cs="Times New Roman"/>
-          <w:sz w:val="24"/>
-          <w:szCs w:val="24"/>
-        </w:rPr>
-        <w:t>фокус «Советские военные советники» выполнен.</w:t>
-      </w:r>
-    </w:p>
-    <w:p>
-      <w:pPr>
-        <w:rPr>
-          <w:rFonts w:ascii="Times New Roman" w:hAnsi="Times New Roman" w:cs="Times New Roman"/>
-          <w:sz w:val="24"/>
-          <w:szCs w:val="24"/>
-        </w:rPr>
-      </w:pPr>
-      <w:r>
-        <w:rPr>
-          <w:rFonts w:ascii="Times New Roman" w:hAnsi="Times New Roman" w:cs="Times New Roman"/>
-          <w:sz w:val="24"/>
-          <w:szCs w:val="24"/>
-        </w:rPr>
-        <w:t>Требования</w:t>
-      </w:r>
-      <w:r>
-        <w:rPr>
-          <w:rFonts w:ascii="Times New Roman" w:hAnsi="Times New Roman" w:cs="Times New Roman"/>
-          <w:sz w:val="24"/>
-          <w:szCs w:val="24"/>
-        </w:rPr>
-        <w:t xml:space="preserve">: </w:t>
-      </w:r>
-      <w:r>
-        <w:rPr>
-          <w:rFonts w:ascii="Times New Roman" w:hAnsi="Times New Roman" w:cs="Times New Roman"/>
-          <w:sz w:val="24"/>
-          <w:szCs w:val="24"/>
-        </w:rPr>
-        <w:t>СССР существует, не в состоянии гражданской войны</w:t>
-      </w:r>
-      <w:r>
-        <w:rPr>
-          <w:rFonts w:ascii="Times New Roman" w:hAnsi="Times New Roman" w:cs="Times New Roman"/>
-          <w:sz w:val="24"/>
-          <w:szCs w:val="24"/>
-        </w:rPr>
-        <w:t xml:space="preserve">, </w:t>
-      </w:r>
-    </w:p>
-    <w:p>
-      <w:pPr>
-        <w:rPr>
-          <w:rFonts w:ascii="Times New Roman" w:hAnsi="Times New Roman" w:cs="Times New Roman"/>
-          <w:sz w:val="24"/>
-          <w:szCs w:val="24"/>
-        </w:rPr>
-      </w:pPr>
-      <w:r>
-        <w:rPr>
-          <w:rFonts w:ascii="Times New Roman" w:hAnsi="Times New Roman" w:cs="Times New Roman"/>
-          <w:sz w:val="24"/>
-          <w:szCs w:val="24"/>
-        </w:rPr>
-        <w:t>Описание</w:t>
-      </w:r>
-      <w:r>
-        <w:rPr>
-          <w:rFonts w:ascii="Times New Roman" w:hAnsi="Times New Roman" w:cs="Times New Roman"/>
-          <w:sz w:val="24"/>
-          <w:szCs w:val="24"/>
-        </w:rPr>
-        <w:t>:</w:t>
-      </w:r>
-      <w:r>
-        <w:rPr>
-          <w:rFonts w:ascii="Times New Roman" w:hAnsi="Times New Roman" w:cs="Times New Roman"/>
-          <w:sz w:val="24"/>
-          <w:szCs w:val="24"/>
-        </w:rPr>
-        <w:t xml:space="preserve"> </w:t>
-      </w:r>
-      <w:r>
-        <w:rPr>
-          <w:rFonts w:ascii="Times New Roman" w:hAnsi="Times New Roman" w:cs="Times New Roman"/>
-          <w:sz w:val="24"/>
-          <w:szCs w:val="24"/>
-        </w:rPr>
-        <w:t>Советский союз согласился предоставить нашему флоту собственных командиров подлодок, способных подготовить наших матросов по новым методикам.</w:t>
-      </w:r>
-    </w:p>
-    <w:p>
-      <w:pPr>
-        <w:rPr>
-          <w:rFonts w:ascii="Times New Roman" w:hAnsi="Times New Roman" w:cs="Times New Roman"/>
-          <w:sz w:val="24"/>
-          <w:szCs w:val="24"/>
-        </w:rPr>
-      </w:pPr>
-      <w:r>
-        <w:rPr>
-          <w:rFonts w:ascii="Times New Roman" w:hAnsi="Times New Roman" w:cs="Times New Roman"/>
-          <w:sz w:val="24"/>
-          <w:szCs w:val="24"/>
-        </w:rPr>
-        <w:t>Эффект</w:t>
-      </w:r>
-      <w:r>
-        <w:rPr>
-          <w:rFonts w:ascii="Times New Roman" w:hAnsi="Times New Roman" w:cs="Times New Roman"/>
-          <w:sz w:val="24"/>
-          <w:szCs w:val="24"/>
-        </w:rPr>
-        <w:t>:</w:t>
-      </w:r>
-      <w:r>
-        <w:rPr>
-          <w:rFonts w:ascii="Times New Roman" w:hAnsi="Times New Roman" w:cs="Times New Roman"/>
-          <w:sz w:val="24"/>
-          <w:szCs w:val="24"/>
-        </w:rPr>
-        <w:t xml:space="preserve"> +10 опыта флота</w:t>
-      </w:r>
-      <w:r>
-        <w:rPr>
-          <w:rFonts w:ascii="Times New Roman" w:hAnsi="Times New Roman" w:cs="Times New Roman"/>
-          <w:sz w:val="24"/>
-          <w:szCs w:val="24"/>
-        </w:rPr>
-        <w:t xml:space="preserve"> </w:t>
-      </w:r>
-      <w:r>
-        <w:rPr>
-          <w:rFonts w:ascii="Times New Roman" w:hAnsi="Times New Roman" w:cs="Times New Roman"/>
-          <w:sz w:val="24"/>
-          <w:szCs w:val="24"/>
-        </w:rPr>
-        <w:t>+НД «Подготовка офицеров подлодок»</w:t>
-      </w:r>
-      <w:r>
-        <w:rPr>
-          <w:rFonts w:ascii="Times New Roman" w:hAnsi="Times New Roman" w:cs="Times New Roman"/>
-          <w:sz w:val="24"/>
-          <w:szCs w:val="24"/>
-        </w:rPr>
-        <w:t>:</w:t>
-      </w:r>
-      <w:r>
-        <w:rPr>
-          <w:rFonts w:ascii="Times New Roman" w:hAnsi="Times New Roman" w:cs="Times New Roman"/>
-          <w:sz w:val="24"/>
-          <w:szCs w:val="24"/>
-        </w:rPr>
-        <w:t xml:space="preserve"> +10% эффективность перехвата конвоев, +5% атаки и скорости подлодок.</w:t>
-      </w:r>
-    </w:p>
-    <w:p>
-      <w:pPr>
-        <w:rPr>
-          <w:rFonts w:ascii="Times New Roman" w:hAnsi="Times New Roman" w:cs="Times New Roman"/>
-          <w:sz w:val="24"/>
-          <w:szCs w:val="24"/>
-        </w:rPr>
-      </w:pPr>
-    </w:p>
-    <w:p>
-      <w:pPr>
-        <w:rPr>
-          <w:rFonts w:ascii="Times New Roman" w:hAnsi="Times New Roman" w:cs="Times New Roman"/>
-          <w:i/>
-          <w:sz w:val="24"/>
-          <w:szCs w:val="24"/>
-        </w:rPr>
-      </w:pPr>
-      <w:r>
-        <w:rPr>
-          <w:rFonts w:ascii="Times New Roman" w:hAnsi="Times New Roman" w:cs="Times New Roman"/>
-          <w:i/>
-          <w:sz w:val="24"/>
-          <w:szCs w:val="24"/>
-        </w:rPr>
-        <w:t>Фокус «</w:t>
-      </w:r>
-      <w:r>
-        <w:rPr>
-          <w:rFonts w:ascii="Times New Roman" w:hAnsi="Times New Roman" w:cs="Times New Roman"/>
-          <w:i/>
-          <w:sz w:val="24"/>
-          <w:szCs w:val="24"/>
-        </w:rPr>
-        <w:t xml:space="preserve">Укрепление и расширение морской базы </w:t>
-      </w:r>
-      <w:proofErr w:type="spellStart"/>
-      <w:r>
-        <w:rPr>
-          <w:rFonts w:ascii="Times New Roman" w:hAnsi="Times New Roman" w:cs="Times New Roman"/>
-          <w:i/>
-          <w:sz w:val="24"/>
-          <w:szCs w:val="24"/>
-        </w:rPr>
-        <w:t>Картахен</w:t>
-      </w:r>
-      <w:proofErr w:type="spellEnd"/>
+        <w:t>Добровольный вспомогательный флот</w:t>
+      </w:r>
       <w:r>
         <w:rPr>
           <w:rFonts w:ascii="Times New Roman" w:hAnsi="Times New Roman" w:cs="Times New Roman"/>
@@ -8026,810 +8784,6 @@
           <w:sz w:val="24"/>
           <w:szCs w:val="24"/>
         </w:rPr>
-        <w:t>Описание</w:t>
-      </w:r>
-      <w:r>
-        <w:rPr>
-          <w:rFonts w:ascii="Times New Roman" w:hAnsi="Times New Roman" w:cs="Times New Roman"/>
-          <w:sz w:val="24"/>
-          <w:szCs w:val="24"/>
-        </w:rPr>
-        <w:t>:</w:t>
-      </w:r>
-      <w:r>
-        <w:rPr>
-          <w:rFonts w:ascii="Times New Roman" w:hAnsi="Times New Roman" w:cs="Times New Roman"/>
-          <w:sz w:val="24"/>
-          <w:szCs w:val="24"/>
-        </w:rPr>
-        <w:t xml:space="preserve"> Мы должны укрепить и расш</w:t>
-      </w:r>
-      <w:r>
-        <w:rPr>
-          <w:rFonts w:ascii="Times New Roman" w:hAnsi="Times New Roman" w:cs="Times New Roman"/>
-          <w:sz w:val="24"/>
-          <w:szCs w:val="24"/>
-        </w:rPr>
-        <w:t>ирить нашу основную верфь Картахена, сделав основной базой флота.</w:t>
-      </w:r>
-    </w:p>
-    <w:p>
-      <w:pPr>
-        <w:rPr>
-          <w:rFonts w:ascii="Times New Roman" w:hAnsi="Times New Roman" w:cs="Times New Roman"/>
-          <w:sz w:val="24"/>
-          <w:szCs w:val="24"/>
-        </w:rPr>
-      </w:pPr>
-      <w:r>
-        <w:rPr>
-          <w:rFonts w:ascii="Times New Roman" w:hAnsi="Times New Roman" w:cs="Times New Roman"/>
-          <w:sz w:val="24"/>
-          <w:szCs w:val="24"/>
-        </w:rPr>
-        <w:t>Эффект</w:t>
-      </w:r>
-      <w:r>
-        <w:rPr>
-          <w:rFonts w:ascii="Times New Roman" w:hAnsi="Times New Roman" w:cs="Times New Roman"/>
-          <w:sz w:val="24"/>
-          <w:szCs w:val="24"/>
-        </w:rPr>
-        <w:t>:</w:t>
-      </w:r>
-      <w:r>
-        <w:rPr>
-          <w:rFonts w:ascii="Times New Roman" w:hAnsi="Times New Roman" w:cs="Times New Roman"/>
-          <w:sz w:val="24"/>
-          <w:szCs w:val="24"/>
-        </w:rPr>
-        <w:t xml:space="preserve"> +2 к береговым укреплениям, +2 уровню морской базы, +1 верфь</w:t>
-      </w:r>
-    </w:p>
-    <w:p>
-      <w:pPr>
-        <w:rPr>
-          <w:rFonts w:ascii="Times New Roman" w:hAnsi="Times New Roman" w:cs="Times New Roman"/>
-          <w:sz w:val="24"/>
-          <w:szCs w:val="24"/>
-        </w:rPr>
-      </w:pPr>
-    </w:p>
-    <w:p>
-      <w:pPr>
-        <w:rPr>
-          <w:rFonts w:ascii="Times New Roman" w:hAnsi="Times New Roman" w:cs="Times New Roman"/>
-          <w:i/>
-          <w:sz w:val="24"/>
-          <w:szCs w:val="24"/>
-        </w:rPr>
-      </w:pPr>
-      <w:r>
-        <w:rPr>
-          <w:rFonts w:ascii="Times New Roman" w:hAnsi="Times New Roman" w:cs="Times New Roman"/>
-          <w:i/>
-          <w:sz w:val="24"/>
-          <w:szCs w:val="24"/>
-        </w:rPr>
-        <w:t>Фокус «</w:t>
-      </w:r>
-      <w:r>
-        <w:rPr>
-          <w:rFonts w:ascii="Times New Roman" w:hAnsi="Times New Roman" w:cs="Times New Roman"/>
-          <w:i/>
-          <w:sz w:val="24"/>
-          <w:szCs w:val="24"/>
-        </w:rPr>
-        <w:t>Создание военно-морской базы в Малаге</w:t>
-      </w:r>
-      <w:r>
-        <w:rPr>
-          <w:rFonts w:ascii="Times New Roman" w:hAnsi="Times New Roman" w:cs="Times New Roman"/>
-          <w:i/>
-          <w:sz w:val="24"/>
-          <w:szCs w:val="24"/>
-        </w:rPr>
-        <w:t>»</w:t>
-      </w:r>
-      <w:r>
-        <w:rPr>
-          <w:rFonts w:ascii="Times New Roman" w:hAnsi="Times New Roman" w:cs="Times New Roman"/>
-          <w:i/>
-          <w:sz w:val="24"/>
-          <w:szCs w:val="24"/>
-        </w:rPr>
-        <w:t>.</w:t>
-      </w:r>
-    </w:p>
-    <w:p>
-      <w:pPr>
-        <w:rPr>
-          <w:rFonts w:ascii="Times New Roman" w:hAnsi="Times New Roman" w:cs="Times New Roman"/>
-          <w:sz w:val="24"/>
-          <w:szCs w:val="24"/>
-        </w:rPr>
-      </w:pPr>
-      <w:r>
-        <w:rPr>
-          <w:rFonts w:ascii="Times New Roman" w:hAnsi="Times New Roman" w:cs="Times New Roman"/>
-          <w:sz w:val="24"/>
-          <w:szCs w:val="24"/>
-        </w:rPr>
-        <w:t>Срок выполнения 50 дней.</w:t>
-      </w:r>
-    </w:p>
-    <w:p>
-      <w:pPr>
-        <w:rPr>
-          <w:rFonts w:ascii="Times New Roman" w:hAnsi="Times New Roman" w:cs="Times New Roman"/>
-          <w:sz w:val="24"/>
-          <w:szCs w:val="24"/>
-        </w:rPr>
-      </w:pPr>
-      <w:r>
-        <w:rPr>
-          <w:rFonts w:ascii="Times New Roman" w:hAnsi="Times New Roman" w:cs="Times New Roman"/>
-          <w:sz w:val="24"/>
-          <w:szCs w:val="24"/>
-        </w:rPr>
-        <w:t>Описание</w:t>
-      </w:r>
-      <w:r>
-        <w:rPr>
-          <w:rFonts w:ascii="Times New Roman" w:hAnsi="Times New Roman" w:cs="Times New Roman"/>
-          <w:sz w:val="24"/>
-          <w:szCs w:val="24"/>
-        </w:rPr>
-        <w:t>:</w:t>
-      </w:r>
-      <w:r>
-        <w:rPr>
-          <w:rFonts w:ascii="Times New Roman" w:hAnsi="Times New Roman" w:cs="Times New Roman"/>
-          <w:sz w:val="24"/>
-          <w:szCs w:val="24"/>
-        </w:rPr>
-        <w:t xml:space="preserve"> Мы должны построить ещё одну военную морскую базу, которая станет нашим запасным вариантом. На случай утери оной в Картахене.</w:t>
-      </w:r>
-    </w:p>
-    <w:p>
-      <w:pPr>
-        <w:rPr>
-          <w:rFonts w:ascii="Times New Roman" w:hAnsi="Times New Roman" w:cs="Times New Roman"/>
-          <w:sz w:val="24"/>
-          <w:szCs w:val="24"/>
-        </w:rPr>
-      </w:pPr>
-      <w:r>
-        <w:rPr>
-          <w:rFonts w:ascii="Times New Roman" w:hAnsi="Times New Roman" w:cs="Times New Roman"/>
-          <w:sz w:val="24"/>
-          <w:szCs w:val="24"/>
-        </w:rPr>
-        <w:t>Эффект</w:t>
-      </w:r>
-      <w:r>
-        <w:rPr>
-          <w:rFonts w:ascii="Times New Roman" w:hAnsi="Times New Roman" w:cs="Times New Roman"/>
-          <w:sz w:val="24"/>
-          <w:szCs w:val="24"/>
-        </w:rPr>
-        <w:t>:</w:t>
-      </w:r>
-      <w:r>
-        <w:rPr>
-          <w:rFonts w:ascii="Times New Roman" w:hAnsi="Times New Roman" w:cs="Times New Roman"/>
-          <w:sz w:val="24"/>
-          <w:szCs w:val="24"/>
-        </w:rPr>
-        <w:t xml:space="preserve"> +2 к береговым укреплениям, +2 уровню морской базы, +1 верфь</w:t>
-      </w:r>
-    </w:p>
-    <w:p>
-      <w:pPr>
-        <w:rPr>
-          <w:rFonts w:ascii="Times New Roman" w:hAnsi="Times New Roman" w:cs="Times New Roman"/>
-          <w:sz w:val="24"/>
-          <w:szCs w:val="24"/>
-        </w:rPr>
-      </w:pPr>
-    </w:p>
-    <w:p>
-      <w:pPr>
-        <w:rPr>
-          <w:rFonts w:ascii="Times New Roman" w:hAnsi="Times New Roman" w:cs="Times New Roman"/>
-          <w:sz w:val="24"/>
-          <w:szCs w:val="24"/>
-        </w:rPr>
-      </w:pPr>
-      <w:r>
-        <w:rPr>
-          <w:rFonts w:ascii="Times New Roman" w:hAnsi="Times New Roman" w:cs="Times New Roman"/>
-          <w:sz w:val="24"/>
-          <w:szCs w:val="24"/>
-        </w:rPr>
-        <w:t>_____________________________________________________________________________</w:t>
-      </w:r>
-    </w:p>
-    <w:p>
-      <w:pPr>
-        <w:jc w:val="center"/>
-        <w:rPr>
-          <w:rFonts w:ascii="Times New Roman" w:hAnsi="Times New Roman" w:cs="Times New Roman"/>
-          <w:b/>
-          <w:sz w:val="24"/>
-          <w:szCs w:val="24"/>
-        </w:rPr>
-      </w:pPr>
-      <w:r>
-        <w:rPr>
-          <w:rFonts w:ascii="Times New Roman" w:hAnsi="Times New Roman" w:cs="Times New Roman"/>
-          <w:b/>
-          <w:sz w:val="24"/>
-          <w:szCs w:val="24"/>
-        </w:rPr>
-        <w:t>ВМФ НАЦИОНАЛЬНОГО ФРОНТА</w:t>
-      </w:r>
-    </w:p>
-    <w:p>
-      <w:pPr>
-        <w:rPr>
-          <w:rFonts w:ascii="Times New Roman" w:hAnsi="Times New Roman" w:cs="Times New Roman"/>
-          <w:sz w:val="24"/>
-          <w:szCs w:val="24"/>
-        </w:rPr>
-      </w:pPr>
-    </w:p>
-    <w:p>
-      <w:pPr>
-        <w:rPr>
-          <w:rFonts w:ascii="Times New Roman" w:hAnsi="Times New Roman" w:cs="Times New Roman"/>
-          <w:sz w:val="24"/>
-          <w:szCs w:val="24"/>
-        </w:rPr>
-      </w:pPr>
-      <w:r>
-        <w:rPr>
-          <w:rFonts w:ascii="Times New Roman" w:hAnsi="Times New Roman" w:cs="Times New Roman"/>
-          <w:sz w:val="24"/>
-          <w:szCs w:val="24"/>
-        </w:rPr>
-        <w:t>После начала ГВ, через десять дней произойдёт событие</w:t>
-      </w:r>
-      <w:r>
-        <w:rPr>
-          <w:rFonts w:ascii="Times New Roman" w:hAnsi="Times New Roman" w:cs="Times New Roman"/>
-          <w:sz w:val="24"/>
-          <w:szCs w:val="24"/>
-        </w:rPr>
-        <w:t xml:space="preserve">: </w:t>
-      </w:r>
-      <w:r>
-        <w:rPr>
-          <w:rFonts w:ascii="Times New Roman" w:hAnsi="Times New Roman" w:cs="Times New Roman"/>
-          <w:sz w:val="24"/>
-          <w:szCs w:val="24"/>
-        </w:rPr>
-        <w:t xml:space="preserve">«Положение флота </w:t>
-      </w:r>
-      <w:r>
-        <w:rPr>
-          <w:rFonts w:ascii="Times New Roman" w:hAnsi="Times New Roman" w:cs="Times New Roman"/>
-          <w:sz w:val="24"/>
-          <w:szCs w:val="24"/>
-        </w:rPr>
-        <w:t>националистов</w:t>
-      </w:r>
-      <w:r>
-        <w:rPr>
-          <w:rFonts w:ascii="Times New Roman" w:hAnsi="Times New Roman" w:cs="Times New Roman"/>
-          <w:sz w:val="24"/>
-          <w:szCs w:val="24"/>
-        </w:rPr>
-        <w:t>» (С началом восстания, нам</w:t>
-      </w:r>
-      <w:r>
-        <w:rPr>
-          <w:rFonts w:ascii="Times New Roman" w:hAnsi="Times New Roman" w:cs="Times New Roman"/>
-          <w:sz w:val="24"/>
-          <w:szCs w:val="24"/>
-        </w:rPr>
-        <w:t xml:space="preserve"> не</w:t>
-      </w:r>
-      <w:r>
-        <w:rPr>
-          <w:rFonts w:ascii="Times New Roman" w:hAnsi="Times New Roman" w:cs="Times New Roman"/>
-          <w:sz w:val="24"/>
-          <w:szCs w:val="24"/>
-        </w:rPr>
-        <w:t xml:space="preserve"> удалось </w:t>
-      </w:r>
-      <w:r>
-        <w:rPr>
-          <w:rFonts w:ascii="Times New Roman" w:hAnsi="Times New Roman" w:cs="Times New Roman"/>
-          <w:sz w:val="24"/>
-          <w:szCs w:val="24"/>
-        </w:rPr>
-        <w:t xml:space="preserve">сохранить большую часть флота, поскольку </w:t>
-      </w:r>
-      <w:proofErr w:type="gramStart"/>
-      <w:r>
-        <w:rPr>
-          <w:rFonts w:ascii="Times New Roman" w:hAnsi="Times New Roman" w:cs="Times New Roman"/>
-          <w:sz w:val="24"/>
-          <w:szCs w:val="24"/>
-        </w:rPr>
-        <w:t>моряки</w:t>
-      </w:r>
-      <w:proofErr w:type="gramEnd"/>
-      <w:r>
-        <w:rPr>
-          <w:rFonts w:ascii="Times New Roman" w:hAnsi="Times New Roman" w:cs="Times New Roman"/>
-          <w:sz w:val="24"/>
-          <w:szCs w:val="24"/>
-        </w:rPr>
-        <w:t xml:space="preserve"> поддерживающие Республику, подняли множественные восстания на кораблях и военных базах, свергая со своих постов сочувствовавших нашему делу морских офицеров.</w:t>
-      </w:r>
-    </w:p>
-    <w:p>
-      <w:pPr>
-        <w:rPr>
-          <w:rFonts w:ascii="Times New Roman" w:hAnsi="Times New Roman" w:cs="Times New Roman"/>
-          <w:sz w:val="24"/>
-          <w:szCs w:val="24"/>
-        </w:rPr>
-      </w:pPr>
-      <w:r>
-        <w:rPr>
-          <w:rFonts w:ascii="Times New Roman" w:hAnsi="Times New Roman" w:cs="Times New Roman"/>
-          <w:sz w:val="24"/>
-          <w:szCs w:val="24"/>
-        </w:rPr>
-        <w:t>Тем не менее, у нас по-прежнему сохранилось достаточное количество опытных офицеров, пусть и без необходимого для победы флота, и персонала способного его обслуживать</w:t>
-      </w:r>
-      <w:r>
-        <w:rPr>
-          <w:rFonts w:ascii="Times New Roman" w:hAnsi="Times New Roman" w:cs="Times New Roman"/>
-          <w:sz w:val="24"/>
-          <w:szCs w:val="24"/>
-        </w:rPr>
-        <w:t>.)</w:t>
-      </w:r>
-    </w:p>
-    <w:p>
-      <w:pPr>
-        <w:rPr>
-          <w:rFonts w:ascii="Times New Roman" w:hAnsi="Times New Roman" w:cs="Times New Roman"/>
-          <w:sz w:val="24"/>
-          <w:szCs w:val="24"/>
-        </w:rPr>
-      </w:pPr>
-      <w:r>
-        <w:rPr>
-          <w:rFonts w:ascii="Times New Roman" w:hAnsi="Times New Roman" w:cs="Times New Roman"/>
-          <w:sz w:val="24"/>
-          <w:szCs w:val="24"/>
-        </w:rPr>
-        <w:t xml:space="preserve">1. </w:t>
-      </w:r>
-      <w:r>
-        <w:rPr>
-          <w:rFonts w:ascii="Times New Roman" w:hAnsi="Times New Roman" w:cs="Times New Roman"/>
-          <w:sz w:val="24"/>
-          <w:szCs w:val="24"/>
-        </w:rPr>
-        <w:t>Нам необходимо найти новых матросов.</w:t>
-      </w:r>
-      <w:r>
-        <w:rPr>
-          <w:rFonts w:ascii="Times New Roman" w:hAnsi="Times New Roman" w:cs="Times New Roman"/>
-          <w:sz w:val="24"/>
-          <w:szCs w:val="24"/>
-        </w:rPr>
-        <w:t xml:space="preserve"> (+НД «</w:t>
-      </w:r>
-      <w:r>
-        <w:rPr>
-          <w:rFonts w:ascii="Times New Roman" w:hAnsi="Times New Roman" w:cs="Times New Roman"/>
-          <w:sz w:val="24"/>
-          <w:szCs w:val="24"/>
-        </w:rPr>
-        <w:t>Острая н</w:t>
-      </w:r>
-      <w:r>
-        <w:rPr>
-          <w:rFonts w:ascii="Times New Roman" w:hAnsi="Times New Roman" w:cs="Times New Roman"/>
-          <w:sz w:val="24"/>
-          <w:szCs w:val="24"/>
-        </w:rPr>
-        <w:t>ехватка опытных</w:t>
-      </w:r>
-      <w:r>
-        <w:rPr>
-          <w:rFonts w:ascii="Times New Roman" w:hAnsi="Times New Roman" w:cs="Times New Roman"/>
-          <w:sz w:val="24"/>
-          <w:szCs w:val="24"/>
-        </w:rPr>
-        <w:t xml:space="preserve"> матросов</w:t>
-      </w:r>
-      <w:r>
-        <w:rPr>
-          <w:rFonts w:ascii="Times New Roman" w:hAnsi="Times New Roman" w:cs="Times New Roman"/>
-          <w:sz w:val="24"/>
-          <w:szCs w:val="24"/>
-        </w:rPr>
-        <w:t>»</w:t>
-      </w:r>
-      <w:r>
-        <w:rPr>
-          <w:rFonts w:ascii="Times New Roman" w:hAnsi="Times New Roman" w:cs="Times New Roman"/>
-          <w:sz w:val="24"/>
-          <w:szCs w:val="24"/>
-        </w:rPr>
-        <w:t>:</w:t>
-      </w:r>
-      <w:r>
-        <w:rPr>
-          <w:rFonts w:ascii="Times New Roman" w:hAnsi="Times New Roman" w:cs="Times New Roman"/>
-          <w:sz w:val="24"/>
-          <w:szCs w:val="24"/>
-        </w:rPr>
-        <w:t xml:space="preserve"> -20% дальность флота, -20% </w:t>
-      </w:r>
-      <w:r>
-        <w:rPr>
-          <w:rFonts w:ascii="Times New Roman" w:hAnsi="Times New Roman" w:cs="Times New Roman"/>
-          <w:sz w:val="24"/>
-          <w:szCs w:val="24"/>
-        </w:rPr>
-        <w:t>координации флота</w:t>
-      </w:r>
-      <w:r>
-        <w:rPr>
-          <w:rFonts w:ascii="Times New Roman" w:hAnsi="Times New Roman" w:cs="Times New Roman"/>
-          <w:sz w:val="24"/>
-          <w:szCs w:val="24"/>
-        </w:rPr>
-        <w:t>,</w:t>
-      </w:r>
-      <w:r>
-        <w:rPr>
-          <w:rFonts w:ascii="Times New Roman" w:hAnsi="Times New Roman" w:cs="Times New Roman"/>
-          <w:sz w:val="24"/>
-          <w:szCs w:val="24"/>
-        </w:rPr>
-        <w:t xml:space="preserve"> </w:t>
-      </w:r>
-      <w:r>
-        <w:rPr>
-          <w:rFonts w:ascii="Times New Roman" w:hAnsi="Times New Roman" w:cs="Times New Roman"/>
-          <w:sz w:val="24"/>
-          <w:szCs w:val="24"/>
-        </w:rPr>
-        <w:t>-10.0 организации флота</w:t>
-      </w:r>
-      <w:r>
-        <w:rPr>
-          <w:rFonts w:ascii="Times New Roman" w:hAnsi="Times New Roman" w:cs="Times New Roman"/>
-          <w:sz w:val="24"/>
-          <w:szCs w:val="24"/>
-        </w:rPr>
-        <w:t>)</w:t>
-      </w:r>
-    </w:p>
-    <w:p>
-      <w:pPr>
-        <w:rPr>
-          <w:rFonts w:ascii="Times New Roman" w:hAnsi="Times New Roman" w:cs="Times New Roman"/>
-          <w:sz w:val="24"/>
-          <w:szCs w:val="24"/>
-        </w:rPr>
-      </w:pPr>
-    </w:p>
-    <w:p>
-      <w:pPr>
-        <w:rPr>
-          <w:rFonts w:ascii="Times New Roman" w:hAnsi="Times New Roman" w:cs="Times New Roman"/>
-          <w:i/>
-          <w:sz w:val="24"/>
-          <w:szCs w:val="24"/>
-        </w:rPr>
-      </w:pPr>
-      <w:r>
-        <w:rPr>
-          <w:rFonts w:ascii="Times New Roman" w:hAnsi="Times New Roman" w:cs="Times New Roman"/>
-          <w:i/>
-          <w:sz w:val="24"/>
-          <w:szCs w:val="24"/>
-        </w:rPr>
-        <w:t>Фокус «</w:t>
-      </w:r>
-      <w:r>
-        <w:rPr>
-          <w:rFonts w:ascii="Times New Roman" w:hAnsi="Times New Roman" w:cs="Times New Roman"/>
-          <w:i/>
-          <w:sz w:val="24"/>
-          <w:szCs w:val="24"/>
-        </w:rPr>
-        <w:t xml:space="preserve">Спустить со стапелей </w:t>
-      </w:r>
-      <w:r>
-        <w:rPr>
-          <w:rFonts w:ascii="Times New Roman" w:hAnsi="Times New Roman" w:cs="Times New Roman"/>
-          <w:i/>
-          <w:sz w:val="24"/>
-          <w:szCs w:val="24"/>
-          <w:lang w:val="en-US"/>
-        </w:rPr>
-        <w:t>Canarias</w:t>
-      </w:r>
-      <w:r>
-        <w:rPr>
-          <w:rFonts w:ascii="Times New Roman" w:hAnsi="Times New Roman" w:cs="Times New Roman"/>
-          <w:i/>
-          <w:sz w:val="24"/>
-          <w:szCs w:val="24"/>
-        </w:rPr>
-        <w:t>»</w:t>
-      </w:r>
-      <w:r>
-        <w:rPr>
-          <w:rFonts w:ascii="Times New Roman" w:hAnsi="Times New Roman" w:cs="Times New Roman"/>
-          <w:i/>
-          <w:sz w:val="24"/>
-          <w:szCs w:val="24"/>
-        </w:rPr>
-        <w:t>.</w:t>
-      </w:r>
-    </w:p>
-    <w:p>
-      <w:pPr>
-        <w:rPr>
-          <w:rFonts w:ascii="Times New Roman" w:hAnsi="Times New Roman" w:cs="Times New Roman"/>
-          <w:sz w:val="24"/>
-          <w:szCs w:val="24"/>
-        </w:rPr>
-      </w:pPr>
-      <w:r>
-        <w:rPr>
-          <w:rFonts w:ascii="Times New Roman" w:hAnsi="Times New Roman" w:cs="Times New Roman"/>
-          <w:sz w:val="24"/>
-          <w:szCs w:val="24"/>
-        </w:rPr>
-        <w:t>Срок выполнения 50 дней.</w:t>
-      </w:r>
-    </w:p>
-    <w:p>
-      <w:pPr>
-        <w:rPr>
-          <w:rFonts w:ascii="Times New Roman" w:hAnsi="Times New Roman" w:cs="Times New Roman"/>
-          <w:sz w:val="24"/>
-          <w:szCs w:val="24"/>
-        </w:rPr>
-      </w:pPr>
-      <w:r>
-        <w:rPr>
-          <w:rFonts w:ascii="Times New Roman" w:hAnsi="Times New Roman" w:cs="Times New Roman"/>
-          <w:sz w:val="24"/>
-          <w:szCs w:val="24"/>
-        </w:rPr>
-        <w:t>Требования</w:t>
-      </w:r>
-      <w:r>
-        <w:rPr>
-          <w:rFonts w:ascii="Times New Roman" w:hAnsi="Times New Roman" w:cs="Times New Roman"/>
-          <w:sz w:val="24"/>
-          <w:szCs w:val="24"/>
-        </w:rPr>
-        <w:t xml:space="preserve">: </w:t>
-      </w:r>
-      <w:r>
-        <w:rPr>
-          <w:rFonts w:ascii="Times New Roman" w:hAnsi="Times New Roman" w:cs="Times New Roman"/>
-          <w:sz w:val="24"/>
-          <w:szCs w:val="24"/>
-        </w:rPr>
-        <w:t xml:space="preserve">ГВ в стране началась, или уже закончилась. Вы играете за </w:t>
-      </w:r>
-      <w:proofErr w:type="spellStart"/>
-      <w:r>
-        <w:rPr>
-          <w:rFonts w:ascii="Times New Roman" w:hAnsi="Times New Roman" w:cs="Times New Roman"/>
-          <w:sz w:val="24"/>
-          <w:szCs w:val="24"/>
-        </w:rPr>
-        <w:t>Нац</w:t>
-      </w:r>
-      <w:proofErr w:type="spellEnd"/>
-      <w:r>
-        <w:rPr>
-          <w:rFonts w:ascii="Times New Roman" w:hAnsi="Times New Roman" w:cs="Times New Roman"/>
-          <w:sz w:val="24"/>
-          <w:szCs w:val="24"/>
-        </w:rPr>
-        <w:t xml:space="preserve"> Испанию</w:t>
-      </w:r>
-      <w:r>
-        <w:rPr>
-          <w:rFonts w:ascii="Times New Roman" w:hAnsi="Times New Roman" w:cs="Times New Roman"/>
-          <w:sz w:val="24"/>
-          <w:szCs w:val="24"/>
-        </w:rPr>
-        <w:t>.</w:t>
-      </w:r>
-    </w:p>
-    <w:p>
-      <w:pPr>
-        <w:rPr>
-          <w:rFonts w:ascii="Times New Roman" w:hAnsi="Times New Roman" w:cs="Times New Roman"/>
-          <w:sz w:val="24"/>
-          <w:szCs w:val="24"/>
-        </w:rPr>
-      </w:pPr>
-      <w:r>
-        <w:rPr>
-          <w:rFonts w:ascii="Times New Roman" w:hAnsi="Times New Roman" w:cs="Times New Roman"/>
-          <w:sz w:val="24"/>
-          <w:szCs w:val="24"/>
-        </w:rPr>
-        <w:t>Описание</w:t>
-      </w:r>
-      <w:r>
-        <w:rPr>
-          <w:rFonts w:ascii="Times New Roman" w:hAnsi="Times New Roman" w:cs="Times New Roman"/>
-          <w:sz w:val="24"/>
-          <w:szCs w:val="24"/>
-        </w:rPr>
-        <w:t>:</w:t>
-      </w:r>
-      <w:r>
-        <w:rPr>
-          <w:rFonts w:ascii="Times New Roman" w:hAnsi="Times New Roman" w:cs="Times New Roman"/>
-          <w:sz w:val="24"/>
-          <w:szCs w:val="24"/>
-        </w:rPr>
-        <w:t xml:space="preserve"> </w:t>
-      </w:r>
-      <w:proofErr w:type="spellStart"/>
-      <w:r>
-        <w:rPr>
-          <w:rFonts w:ascii="Times New Roman" w:hAnsi="Times New Roman" w:cs="Times New Roman"/>
-          <w:sz w:val="24"/>
-          <w:szCs w:val="24"/>
-          <w:lang w:val="en-US"/>
-        </w:rPr>
-        <w:t>Canaris</w:t>
-      </w:r>
-      <w:proofErr w:type="spellEnd"/>
-      <w:r>
-        <w:rPr>
-          <w:rFonts w:ascii="Times New Roman" w:hAnsi="Times New Roman" w:cs="Times New Roman"/>
-          <w:sz w:val="24"/>
-          <w:szCs w:val="24"/>
-        </w:rPr>
-        <w:t xml:space="preserve"> – тяжёлый крейсер, которым занимаются наши судостроительные кампании. С началом ГВ, строящийся тяжёлый крейсер перешёл под наш контроль, и мы должны закончить его строительство.</w:t>
-      </w:r>
-    </w:p>
-    <w:p>
-      <w:pPr>
-        <w:rPr>
-          <w:rFonts w:ascii="Times New Roman" w:hAnsi="Times New Roman" w:cs="Times New Roman"/>
-          <w:sz w:val="24"/>
-          <w:szCs w:val="24"/>
-        </w:rPr>
-      </w:pPr>
-      <w:r>
-        <w:rPr>
-          <w:rFonts w:ascii="Times New Roman" w:hAnsi="Times New Roman" w:cs="Times New Roman"/>
-          <w:sz w:val="24"/>
-          <w:szCs w:val="24"/>
-        </w:rPr>
-        <w:t xml:space="preserve">В очередь строительства будет добавлен тяжёлый крейсер 1936 года </w:t>
-      </w:r>
-      <w:r>
-        <w:rPr>
-          <w:rFonts w:ascii="Times New Roman" w:hAnsi="Times New Roman" w:cs="Times New Roman"/>
-          <w:sz w:val="24"/>
-          <w:szCs w:val="24"/>
-          <w:lang w:val="en-US"/>
-        </w:rPr>
-        <w:t>Canarias</w:t>
-      </w:r>
-      <w:r>
-        <w:rPr>
-          <w:rFonts w:ascii="Times New Roman" w:hAnsi="Times New Roman" w:cs="Times New Roman"/>
-          <w:sz w:val="24"/>
-          <w:szCs w:val="24"/>
-        </w:rPr>
-        <w:t xml:space="preserve"> с готовностью в 90%.</w:t>
-      </w:r>
-    </w:p>
-    <w:p>
-      <w:pPr>
-        <w:rPr>
-          <w:rFonts w:ascii="Times New Roman" w:hAnsi="Times New Roman" w:cs="Times New Roman"/>
-          <w:sz w:val="24"/>
-          <w:szCs w:val="24"/>
-        </w:rPr>
-      </w:pPr>
-    </w:p>
-    <w:p>
-      <w:pPr>
-        <w:rPr>
-          <w:rFonts w:ascii="Times New Roman" w:hAnsi="Times New Roman" w:cs="Times New Roman"/>
-          <w:i/>
-          <w:sz w:val="24"/>
-          <w:szCs w:val="24"/>
-        </w:rPr>
-      </w:pPr>
-      <w:r>
-        <w:rPr>
-          <w:rFonts w:ascii="Times New Roman" w:hAnsi="Times New Roman" w:cs="Times New Roman"/>
-          <w:i/>
-          <w:sz w:val="24"/>
-          <w:szCs w:val="24"/>
-        </w:rPr>
-        <w:t>Фокус «</w:t>
-      </w:r>
-      <w:r>
-        <w:rPr>
-          <w:rFonts w:ascii="Times New Roman" w:hAnsi="Times New Roman" w:cs="Times New Roman"/>
-          <w:i/>
-          <w:sz w:val="24"/>
-          <w:szCs w:val="24"/>
-        </w:rPr>
-        <w:t>Добровольный вспомогательный флот</w:t>
-      </w:r>
-      <w:r>
-        <w:rPr>
-          <w:rFonts w:ascii="Times New Roman" w:hAnsi="Times New Roman" w:cs="Times New Roman"/>
-          <w:i/>
-          <w:sz w:val="24"/>
-          <w:szCs w:val="24"/>
-        </w:rPr>
-        <w:t>»</w:t>
-      </w:r>
-      <w:r>
-        <w:rPr>
-          <w:rFonts w:ascii="Times New Roman" w:hAnsi="Times New Roman" w:cs="Times New Roman"/>
-          <w:i/>
-          <w:sz w:val="24"/>
-          <w:szCs w:val="24"/>
-        </w:rPr>
-        <w:t>.</w:t>
-      </w:r>
-    </w:p>
-    <w:p>
-      <w:pPr>
-        <w:rPr>
-          <w:rFonts w:ascii="Times New Roman" w:hAnsi="Times New Roman" w:cs="Times New Roman"/>
-          <w:sz w:val="24"/>
-          <w:szCs w:val="24"/>
-        </w:rPr>
-      </w:pPr>
-      <w:r>
-        <w:rPr>
-          <w:rFonts w:ascii="Times New Roman" w:hAnsi="Times New Roman" w:cs="Times New Roman"/>
-          <w:sz w:val="24"/>
-          <w:szCs w:val="24"/>
-        </w:rPr>
-        <w:t>Срок выполнения 50 дней.</w:t>
-      </w:r>
-    </w:p>
-    <w:p>
-      <w:pPr>
-        <w:rPr>
-          <w:rFonts w:ascii="Times New Roman" w:hAnsi="Times New Roman" w:cs="Times New Roman"/>
-          <w:sz w:val="24"/>
-          <w:szCs w:val="24"/>
-        </w:rPr>
-      </w:pPr>
-      <w:r>
-        <w:rPr>
-          <w:rFonts w:ascii="Times New Roman" w:hAnsi="Times New Roman" w:cs="Times New Roman"/>
-          <w:sz w:val="24"/>
-          <w:szCs w:val="24"/>
-        </w:rPr>
-        <w:lastRenderedPageBreak/>
         <w:t>Требования</w:t>
       </w:r>
       <w:r>
@@ -9780,6 +9734,7 @@
           <w:sz w:val="24"/>
           <w:szCs w:val="24"/>
         </w:rPr>
+        <w:lastRenderedPageBreak/>
         <w:t>Фокус «</w:t>
       </w:r>
       <w:r>
@@ -9790,6 +9745,1021 @@
           <w:szCs w:val="24"/>
         </w:rPr>
         <w:t>Испанские тральщики</w:t>
+      </w:r>
+      <w:r>
+        <w:rPr>
+          <w:rFonts w:ascii="Times New Roman" w:hAnsi="Times New Roman" w:cs="Times New Roman"/>
+          <w:i/>
+          <w:sz w:val="24"/>
+          <w:szCs w:val="24"/>
+        </w:rPr>
+        <w:t>»</w:t>
+      </w:r>
+      <w:r>
+        <w:rPr>
+          <w:rFonts w:ascii="Times New Roman" w:hAnsi="Times New Roman" w:cs="Times New Roman"/>
+          <w:i/>
+          <w:sz w:val="24"/>
+          <w:szCs w:val="24"/>
+        </w:rPr>
+        <w:t>.</w:t>
+      </w:r>
+    </w:p>
+    <w:p>
+      <w:pPr>
+        <w:rPr>
+          <w:rFonts w:ascii="Times New Roman" w:hAnsi="Times New Roman" w:cs="Times New Roman"/>
+          <w:sz w:val="24"/>
+          <w:szCs w:val="24"/>
+        </w:rPr>
+      </w:pPr>
+      <w:r>
+        <w:rPr>
+          <w:rFonts w:ascii="Times New Roman" w:hAnsi="Times New Roman" w:cs="Times New Roman"/>
+          <w:sz w:val="24"/>
+          <w:szCs w:val="24"/>
+        </w:rPr>
+        <w:t>Срок выполнения 50 дней.</w:t>
+      </w:r>
+    </w:p>
+    <w:p>
+      <w:pPr>
+        <w:rPr>
+          <w:rFonts w:ascii="Times New Roman" w:hAnsi="Times New Roman" w:cs="Times New Roman"/>
+          <w:sz w:val="24"/>
+          <w:szCs w:val="24"/>
+        </w:rPr>
+      </w:pPr>
+      <w:r>
+        <w:rPr>
+          <w:rFonts w:ascii="Times New Roman" w:hAnsi="Times New Roman" w:cs="Times New Roman"/>
+          <w:sz w:val="24"/>
+          <w:szCs w:val="24"/>
+        </w:rPr>
+        <w:t>Описание</w:t>
+      </w:r>
+      <w:r>
+        <w:rPr>
+          <w:rFonts w:ascii="Times New Roman" w:hAnsi="Times New Roman" w:cs="Times New Roman"/>
+          <w:sz w:val="24"/>
+          <w:szCs w:val="24"/>
+        </w:rPr>
+        <w:t>:</w:t>
+      </w:r>
+      <w:r>
+        <w:rPr>
+          <w:rFonts w:ascii="Times New Roman" w:hAnsi="Times New Roman" w:cs="Times New Roman"/>
+          <w:sz w:val="24"/>
+          <w:szCs w:val="24"/>
+        </w:rPr>
+        <w:t xml:space="preserve"> </w:t>
+      </w:r>
+      <w:r>
+        <w:rPr>
+          <w:rFonts w:ascii="Times New Roman" w:hAnsi="Times New Roman" w:cs="Times New Roman"/>
+          <w:sz w:val="24"/>
+          <w:szCs w:val="24"/>
+        </w:rPr>
+        <w:t>Мы должны использовать все имеющиеся средства, в том числе и минные заграждения против превосходящего флота противников.</w:t>
+      </w:r>
+    </w:p>
+    <w:p>
+      <w:pPr>
+        <w:rPr>
+          <w:rFonts w:ascii="Times New Roman" w:hAnsi="Times New Roman" w:cs="Times New Roman"/>
+          <w:sz w:val="24"/>
+          <w:szCs w:val="24"/>
+        </w:rPr>
+      </w:pPr>
+      <w:r>
+        <w:rPr>
+          <w:rFonts w:ascii="Times New Roman" w:hAnsi="Times New Roman" w:cs="Times New Roman"/>
+          <w:sz w:val="24"/>
+          <w:szCs w:val="24"/>
+        </w:rPr>
+        <w:t>2х 100% изучения минных технологий, +2 тральщика, будет добавлен шаблон на тральщики</w:t>
+      </w:r>
+    </w:p>
+    <w:p>
+      <w:pPr>
+        <w:rPr>
+          <w:rFonts w:ascii="Times New Roman" w:hAnsi="Times New Roman" w:cs="Times New Roman"/>
+          <w:sz w:val="24"/>
+          <w:szCs w:val="24"/>
+        </w:rPr>
+      </w:pPr>
+    </w:p>
+    <w:p>
+      <w:pPr>
+        <w:rPr>
+          <w:rFonts w:ascii="Times New Roman" w:hAnsi="Times New Roman" w:cs="Times New Roman"/>
+          <w:i/>
+          <w:sz w:val="24"/>
+          <w:szCs w:val="24"/>
+        </w:rPr>
+      </w:pPr>
+      <w:r>
+        <w:rPr>
+          <w:rFonts w:ascii="Times New Roman" w:hAnsi="Times New Roman" w:cs="Times New Roman"/>
+          <w:i/>
+          <w:sz w:val="24"/>
+          <w:szCs w:val="24"/>
+        </w:rPr>
+        <w:t>Фокус «</w:t>
+      </w:r>
+      <w:proofErr w:type="spellStart"/>
+      <w:r>
+        <w:rPr>
+          <w:rFonts w:ascii="Times New Roman" w:hAnsi="Times New Roman" w:cs="Times New Roman"/>
+          <w:i/>
+          <w:sz w:val="24"/>
+          <w:szCs w:val="24"/>
+        </w:rPr>
+        <w:t>Trasmediterránea</w:t>
+      </w:r>
+      <w:proofErr w:type="spellEnd"/>
+      <w:r>
+        <w:rPr>
+          <w:rFonts w:ascii="Times New Roman" w:hAnsi="Times New Roman" w:cs="Times New Roman"/>
+          <w:i/>
+          <w:sz w:val="24"/>
+          <w:szCs w:val="24"/>
+        </w:rPr>
+        <w:t>»</w:t>
+      </w:r>
+      <w:r>
+        <w:rPr>
+          <w:rFonts w:ascii="Times New Roman" w:hAnsi="Times New Roman" w:cs="Times New Roman"/>
+          <w:i/>
+          <w:sz w:val="24"/>
+          <w:szCs w:val="24"/>
+        </w:rPr>
+        <w:t>.</w:t>
+      </w:r>
+    </w:p>
+    <w:p>
+      <w:pPr>
+        <w:rPr>
+          <w:rFonts w:ascii="Times New Roman" w:hAnsi="Times New Roman" w:cs="Times New Roman"/>
+          <w:sz w:val="24"/>
+          <w:szCs w:val="24"/>
+        </w:rPr>
+      </w:pPr>
+      <w:r>
+        <w:rPr>
+          <w:rFonts w:ascii="Times New Roman" w:hAnsi="Times New Roman" w:cs="Times New Roman"/>
+          <w:sz w:val="24"/>
+          <w:szCs w:val="24"/>
+        </w:rPr>
+        <w:t>Срок выполнения 50 дней.</w:t>
+      </w:r>
+    </w:p>
+    <w:p>
+      <w:pPr>
+        <w:rPr>
+          <w:rFonts w:ascii="Times New Roman" w:hAnsi="Times New Roman" w:cs="Times New Roman"/>
+          <w:sz w:val="24"/>
+          <w:szCs w:val="24"/>
+        </w:rPr>
+      </w:pPr>
+      <w:r>
+        <w:rPr>
+          <w:rFonts w:ascii="Times New Roman" w:hAnsi="Times New Roman" w:cs="Times New Roman"/>
+          <w:sz w:val="24"/>
+          <w:szCs w:val="24"/>
+        </w:rPr>
+        <w:t>Описание</w:t>
+      </w:r>
+      <w:r>
+        <w:rPr>
+          <w:rFonts w:ascii="Times New Roman" w:hAnsi="Times New Roman" w:cs="Times New Roman"/>
+          <w:sz w:val="24"/>
+          <w:szCs w:val="24"/>
+        </w:rPr>
+        <w:t>:</w:t>
+      </w:r>
+      <w:r>
+        <w:rPr>
+          <w:rFonts w:ascii="Times New Roman" w:hAnsi="Times New Roman" w:cs="Times New Roman"/>
+          <w:sz w:val="24"/>
+          <w:szCs w:val="24"/>
+        </w:rPr>
+        <w:t xml:space="preserve"> </w:t>
+      </w:r>
+      <w:proofErr w:type="spellStart"/>
+      <w:r>
+        <w:rPr>
+          <w:rFonts w:ascii="Times New Roman" w:hAnsi="Times New Roman" w:cs="Times New Roman"/>
+          <w:sz w:val="24"/>
+          <w:szCs w:val="24"/>
+        </w:rPr>
+        <w:t>Trasmediterránea</w:t>
+      </w:r>
+      <w:proofErr w:type="spellEnd"/>
+      <w:r>
+        <w:rPr>
+          <w:rFonts w:ascii="Times New Roman" w:hAnsi="Times New Roman" w:cs="Times New Roman"/>
+          <w:sz w:val="24"/>
+          <w:szCs w:val="24"/>
+        </w:rPr>
+        <w:t xml:space="preserve"> – кампания по грузоперевозкам </w:t>
+      </w:r>
+      <w:r>
+        <w:rPr>
+          <w:rFonts w:ascii="Times New Roman" w:hAnsi="Times New Roman" w:cs="Times New Roman"/>
+          <w:sz w:val="24"/>
+          <w:szCs w:val="24"/>
+        </w:rPr>
+        <w:t>объедин</w:t>
+      </w:r>
+      <w:r>
+        <w:rPr>
+          <w:rFonts w:ascii="Times New Roman" w:hAnsi="Times New Roman" w:cs="Times New Roman"/>
+          <w:sz w:val="24"/>
+          <w:szCs w:val="24"/>
+        </w:rPr>
+        <w:t xml:space="preserve">яющая интересы и </w:t>
+      </w:r>
+      <w:r>
+        <w:rPr>
+          <w:rFonts w:ascii="Times New Roman" w:hAnsi="Times New Roman" w:cs="Times New Roman"/>
+          <w:sz w:val="24"/>
+          <w:szCs w:val="24"/>
+        </w:rPr>
+        <w:t>услуги морского транспорта</w:t>
+      </w:r>
+      <w:r>
+        <w:rPr>
+          <w:rFonts w:ascii="Times New Roman" w:hAnsi="Times New Roman" w:cs="Times New Roman"/>
+          <w:sz w:val="24"/>
+          <w:szCs w:val="24"/>
+        </w:rPr>
+        <w:t>. В её зону интересов входит перевоз</w:t>
+      </w:r>
+      <w:r>
+        <w:rPr>
+          <w:rFonts w:ascii="Times New Roman" w:hAnsi="Times New Roman" w:cs="Times New Roman"/>
+          <w:sz w:val="24"/>
+          <w:szCs w:val="24"/>
+        </w:rPr>
+        <w:t xml:space="preserve"> национальн</w:t>
+      </w:r>
+      <w:r>
+        <w:rPr>
+          <w:rFonts w:ascii="Times New Roman" w:hAnsi="Times New Roman" w:cs="Times New Roman"/>
+          <w:sz w:val="24"/>
+          <w:szCs w:val="24"/>
+        </w:rPr>
+        <w:t>ой продукции</w:t>
+      </w:r>
+      <w:r>
+        <w:rPr>
+          <w:rFonts w:ascii="Times New Roman" w:hAnsi="Times New Roman" w:cs="Times New Roman"/>
+          <w:sz w:val="24"/>
+          <w:szCs w:val="24"/>
+        </w:rPr>
+        <w:t xml:space="preserve"> на экспорт из</w:t>
+      </w:r>
+      <w:r>
+        <w:rPr>
+          <w:rFonts w:ascii="Times New Roman" w:hAnsi="Times New Roman" w:cs="Times New Roman"/>
+          <w:sz w:val="24"/>
+          <w:szCs w:val="24"/>
+        </w:rPr>
+        <w:t xml:space="preserve"> </w:t>
+      </w:r>
+      <w:r>
+        <w:rPr>
+          <w:rFonts w:ascii="Times New Roman" w:hAnsi="Times New Roman" w:cs="Times New Roman"/>
+          <w:sz w:val="24"/>
+          <w:szCs w:val="24"/>
+        </w:rPr>
+        <w:t xml:space="preserve">испанских </w:t>
+      </w:r>
+      <w:r>
+        <w:rPr>
+          <w:rFonts w:ascii="Times New Roman" w:hAnsi="Times New Roman" w:cs="Times New Roman"/>
+          <w:sz w:val="24"/>
+          <w:szCs w:val="24"/>
+        </w:rPr>
+        <w:t>минералов и фруктов, так же сокращение услуг на импорт из-за рубежа</w:t>
+      </w:r>
+      <w:r>
+        <w:rPr>
+          <w:rFonts w:ascii="Times New Roman" w:hAnsi="Times New Roman" w:cs="Times New Roman"/>
+          <w:sz w:val="24"/>
+          <w:szCs w:val="24"/>
+        </w:rPr>
+        <w:t>.</w:t>
+      </w:r>
+    </w:p>
+    <w:p>
+      <w:pPr>
+        <w:rPr>
+          <w:rFonts w:ascii="Times New Roman" w:hAnsi="Times New Roman" w:cs="Times New Roman"/>
+          <w:sz w:val="24"/>
+          <w:szCs w:val="24"/>
+        </w:rPr>
+      </w:pPr>
+      <w:r>
+        <w:rPr>
+          <w:rFonts w:ascii="Times New Roman" w:hAnsi="Times New Roman" w:cs="Times New Roman"/>
+          <w:sz w:val="24"/>
+          <w:szCs w:val="24"/>
+        </w:rPr>
+        <w:t>+10 конвоев, +НД «</w:t>
+      </w:r>
+      <w:proofErr w:type="spellStart"/>
+      <w:r>
+        <w:rPr>
+          <w:rFonts w:ascii="Times New Roman" w:hAnsi="Times New Roman" w:cs="Times New Roman"/>
+          <w:sz w:val="24"/>
+          <w:szCs w:val="24"/>
+        </w:rPr>
+        <w:t>Trasmediterránea</w:t>
+      </w:r>
+      <w:proofErr w:type="spellEnd"/>
+      <w:r>
+        <w:rPr>
+          <w:rFonts w:ascii="Times New Roman" w:hAnsi="Times New Roman" w:cs="Times New Roman"/>
+          <w:sz w:val="24"/>
+          <w:szCs w:val="24"/>
+        </w:rPr>
+        <w:t>»</w:t>
+      </w:r>
+      <w:r>
+        <w:rPr>
+          <w:rFonts w:ascii="Times New Roman" w:hAnsi="Times New Roman" w:cs="Times New Roman"/>
+          <w:sz w:val="24"/>
+          <w:szCs w:val="24"/>
+        </w:rPr>
+        <w:t xml:space="preserve">: </w:t>
+      </w:r>
+      <w:r>
+        <w:rPr>
+          <w:rFonts w:ascii="Times New Roman" w:hAnsi="Times New Roman" w:cs="Times New Roman"/>
+          <w:sz w:val="24"/>
+          <w:szCs w:val="24"/>
+        </w:rPr>
+        <w:t>+</w:t>
+      </w:r>
+      <w:r>
+        <w:rPr>
+          <w:rFonts w:ascii="Times New Roman" w:hAnsi="Times New Roman" w:cs="Times New Roman"/>
+          <w:sz w:val="24"/>
+          <w:szCs w:val="24"/>
+        </w:rPr>
+        <w:t>1</w:t>
+      </w:r>
+      <w:r>
+        <w:rPr>
+          <w:rFonts w:ascii="Times New Roman" w:hAnsi="Times New Roman" w:cs="Times New Roman"/>
+          <w:sz w:val="24"/>
+          <w:szCs w:val="24"/>
+        </w:rPr>
+        <w:t xml:space="preserve">0% к скорости строительства конвоев, -3% ФНП. </w:t>
+      </w:r>
+    </w:p>
+    <w:p>
+      <w:pPr>
+        <w:rPr>
+          <w:rFonts w:ascii="Times New Roman" w:hAnsi="Times New Roman" w:cs="Times New Roman"/>
+          <w:sz w:val="24"/>
+          <w:szCs w:val="24"/>
+        </w:rPr>
+      </w:pPr>
+    </w:p>
+    <w:p>
+      <w:pPr>
+        <w:rPr>
+          <w:rFonts w:ascii="Times New Roman" w:hAnsi="Times New Roman" w:cs="Times New Roman"/>
+          <w:i/>
+          <w:sz w:val="24"/>
+          <w:szCs w:val="24"/>
+        </w:rPr>
+      </w:pPr>
+      <w:r>
+        <w:rPr>
+          <w:rFonts w:ascii="Times New Roman" w:hAnsi="Times New Roman" w:cs="Times New Roman"/>
+          <w:i/>
+          <w:sz w:val="24"/>
+          <w:szCs w:val="24"/>
+        </w:rPr>
+        <w:t>Фокус «</w:t>
+      </w:r>
+      <w:r>
+        <w:rPr>
+          <w:rFonts w:ascii="Times New Roman" w:hAnsi="Times New Roman" w:cs="Times New Roman"/>
+          <w:i/>
+          <w:sz w:val="24"/>
+          <w:szCs w:val="24"/>
+        </w:rPr>
+        <w:t xml:space="preserve">Создание </w:t>
+      </w:r>
+      <w:proofErr w:type="spellStart"/>
+      <w:r>
+        <w:rPr>
+          <w:rFonts w:ascii="Times New Roman" w:hAnsi="Times New Roman" w:cs="Times New Roman"/>
+          <w:i/>
+          <w:sz w:val="24"/>
+          <w:szCs w:val="24"/>
+        </w:rPr>
+        <w:t>Naviera</w:t>
+      </w:r>
+      <w:proofErr w:type="spellEnd"/>
+      <w:r>
+        <w:rPr>
+          <w:rFonts w:ascii="Times New Roman" w:hAnsi="Times New Roman" w:cs="Times New Roman"/>
+          <w:i/>
+          <w:sz w:val="24"/>
+          <w:szCs w:val="24"/>
+        </w:rPr>
+        <w:t xml:space="preserve"> </w:t>
+      </w:r>
+      <w:proofErr w:type="spellStart"/>
+      <w:r>
+        <w:rPr>
+          <w:rFonts w:ascii="Times New Roman" w:hAnsi="Times New Roman" w:cs="Times New Roman"/>
+          <w:i/>
+          <w:sz w:val="24"/>
+          <w:szCs w:val="24"/>
+        </w:rPr>
+        <w:t>Armas</w:t>
+      </w:r>
+      <w:proofErr w:type="spellEnd"/>
+      <w:r>
+        <w:rPr>
+          <w:rFonts w:ascii="Times New Roman" w:hAnsi="Times New Roman" w:cs="Times New Roman"/>
+          <w:i/>
+          <w:sz w:val="24"/>
+          <w:szCs w:val="24"/>
+        </w:rPr>
+        <w:t>»</w:t>
+      </w:r>
+      <w:r>
+        <w:rPr>
+          <w:rFonts w:ascii="Times New Roman" w:hAnsi="Times New Roman" w:cs="Times New Roman"/>
+          <w:i/>
+          <w:sz w:val="24"/>
+          <w:szCs w:val="24"/>
+        </w:rPr>
+        <w:t>.</w:t>
+      </w:r>
+    </w:p>
+    <w:p>
+      <w:pPr>
+        <w:rPr>
+          <w:rFonts w:ascii="Times New Roman" w:hAnsi="Times New Roman" w:cs="Times New Roman"/>
+          <w:sz w:val="24"/>
+          <w:szCs w:val="24"/>
+        </w:rPr>
+      </w:pPr>
+      <w:r>
+        <w:rPr>
+          <w:rFonts w:ascii="Times New Roman" w:hAnsi="Times New Roman" w:cs="Times New Roman"/>
+          <w:sz w:val="24"/>
+          <w:szCs w:val="24"/>
+        </w:rPr>
+        <w:t>Срок выполнения 50 дней.</w:t>
+      </w:r>
+    </w:p>
+    <w:p>
+      <w:pPr>
+        <w:rPr>
+          <w:rFonts w:ascii="Times New Roman" w:hAnsi="Times New Roman" w:cs="Times New Roman"/>
+          <w:sz w:val="24"/>
+          <w:szCs w:val="24"/>
+        </w:rPr>
+      </w:pPr>
+      <w:r>
+        <w:rPr>
+          <w:rFonts w:ascii="Times New Roman" w:hAnsi="Times New Roman" w:cs="Times New Roman"/>
+          <w:sz w:val="24"/>
+          <w:szCs w:val="24"/>
+        </w:rPr>
+        <w:t>Описание</w:t>
+      </w:r>
+      <w:r>
+        <w:rPr>
+          <w:rFonts w:ascii="Times New Roman" w:hAnsi="Times New Roman" w:cs="Times New Roman"/>
+          <w:sz w:val="24"/>
+          <w:szCs w:val="24"/>
+        </w:rPr>
+        <w:t>:</w:t>
+      </w:r>
+      <w:r>
+        <w:rPr>
+          <w:rFonts w:ascii="Times New Roman" w:hAnsi="Times New Roman" w:cs="Times New Roman"/>
+          <w:sz w:val="24"/>
+          <w:szCs w:val="24"/>
+        </w:rPr>
+        <w:t xml:space="preserve"> </w:t>
+      </w:r>
+      <w:proofErr w:type="spellStart"/>
+      <w:r>
+        <w:rPr>
+          <w:rFonts w:ascii="Times New Roman" w:hAnsi="Times New Roman" w:cs="Times New Roman"/>
+          <w:sz w:val="24"/>
+          <w:szCs w:val="24"/>
+        </w:rPr>
+        <w:t>Naviera</w:t>
+      </w:r>
+      <w:proofErr w:type="spellEnd"/>
+      <w:r>
+        <w:rPr>
+          <w:rFonts w:ascii="Times New Roman" w:hAnsi="Times New Roman" w:cs="Times New Roman"/>
+          <w:sz w:val="24"/>
+          <w:szCs w:val="24"/>
+        </w:rPr>
+        <w:t xml:space="preserve"> </w:t>
+      </w:r>
+      <w:proofErr w:type="spellStart"/>
+      <w:r>
+        <w:rPr>
+          <w:rFonts w:ascii="Times New Roman" w:hAnsi="Times New Roman" w:cs="Times New Roman"/>
+          <w:sz w:val="24"/>
+          <w:szCs w:val="24"/>
+        </w:rPr>
+        <w:t>Armas</w:t>
+      </w:r>
+      <w:proofErr w:type="spellEnd"/>
+      <w:r>
+        <w:rPr>
+          <w:rFonts w:ascii="Times New Roman" w:hAnsi="Times New Roman" w:cs="Times New Roman"/>
+          <w:sz w:val="24"/>
+          <w:szCs w:val="24"/>
+        </w:rPr>
+        <w:t xml:space="preserve"> - </w:t>
+      </w:r>
+      <w:proofErr w:type="spellStart"/>
+      <w:r>
+        <w:rPr>
+          <w:rFonts w:ascii="Times New Roman" w:hAnsi="Times New Roman" w:cs="Times New Roman"/>
+          <w:sz w:val="24"/>
+          <w:szCs w:val="24"/>
+        </w:rPr>
+        <w:t>канарская</w:t>
+      </w:r>
+      <w:proofErr w:type="spellEnd"/>
+      <w:r>
+        <w:rPr>
+          <w:rFonts w:ascii="Times New Roman" w:hAnsi="Times New Roman" w:cs="Times New Roman"/>
+          <w:sz w:val="24"/>
+          <w:szCs w:val="24"/>
+        </w:rPr>
+        <w:t xml:space="preserve"> компания по морским перевозкам пассажиров и грузов, которая работает между Канарскими островами</w:t>
+      </w:r>
+      <w:r>
+        <w:rPr>
+          <w:rFonts w:ascii="Times New Roman" w:hAnsi="Times New Roman" w:cs="Times New Roman"/>
+          <w:sz w:val="24"/>
+          <w:szCs w:val="24"/>
+        </w:rPr>
+        <w:t xml:space="preserve">, </w:t>
+      </w:r>
+      <w:r>
+        <w:rPr>
+          <w:rFonts w:ascii="Times New Roman" w:hAnsi="Times New Roman" w:cs="Times New Roman"/>
+          <w:sz w:val="24"/>
+          <w:szCs w:val="24"/>
+        </w:rPr>
+        <w:t>пом</w:t>
+      </w:r>
+      <w:r>
+        <w:rPr>
+          <w:rFonts w:ascii="Times New Roman" w:hAnsi="Times New Roman" w:cs="Times New Roman"/>
+          <w:sz w:val="24"/>
+          <w:szCs w:val="24"/>
+        </w:rPr>
+        <w:t>имо сообщения с портами Иберийского полуострова</w:t>
+      </w:r>
+      <w:r>
+        <w:rPr>
+          <w:rFonts w:ascii="Times New Roman" w:hAnsi="Times New Roman" w:cs="Times New Roman"/>
+          <w:sz w:val="24"/>
+          <w:szCs w:val="24"/>
+        </w:rPr>
+        <w:t>, а также с С</w:t>
+      </w:r>
+      <w:r>
+        <w:rPr>
+          <w:rFonts w:ascii="Times New Roman" w:hAnsi="Times New Roman" w:cs="Times New Roman"/>
+          <w:sz w:val="24"/>
+          <w:szCs w:val="24"/>
+        </w:rPr>
+        <w:t xml:space="preserve">еверной Африкой. </w:t>
+      </w:r>
+    </w:p>
+    <w:p>
+      <w:pPr>
+        <w:rPr>
+          <w:rFonts w:ascii="Times New Roman" w:hAnsi="Times New Roman" w:cs="Times New Roman"/>
+          <w:sz w:val="24"/>
+          <w:szCs w:val="24"/>
+        </w:rPr>
+      </w:pPr>
+      <w:r>
+        <w:rPr>
+          <w:rFonts w:ascii="Times New Roman" w:hAnsi="Times New Roman" w:cs="Times New Roman"/>
+          <w:sz w:val="24"/>
+          <w:szCs w:val="24"/>
+        </w:rPr>
+        <w:t>+10 конвоев, НД «</w:t>
+      </w:r>
+      <w:proofErr w:type="spellStart"/>
+      <w:r>
+        <w:rPr>
+          <w:rFonts w:ascii="Times New Roman" w:hAnsi="Times New Roman" w:cs="Times New Roman"/>
+          <w:sz w:val="24"/>
+          <w:szCs w:val="24"/>
+        </w:rPr>
+        <w:t>Trasmediterránea</w:t>
+      </w:r>
+      <w:proofErr w:type="spellEnd"/>
+      <w:r>
+        <w:rPr>
+          <w:rFonts w:ascii="Times New Roman" w:hAnsi="Times New Roman" w:cs="Times New Roman"/>
+          <w:sz w:val="24"/>
+          <w:szCs w:val="24"/>
+        </w:rPr>
+        <w:t>»</w:t>
+      </w:r>
+      <w:r>
+        <w:rPr>
+          <w:rFonts w:ascii="Times New Roman" w:hAnsi="Times New Roman" w:cs="Times New Roman"/>
+          <w:sz w:val="24"/>
+          <w:szCs w:val="24"/>
+        </w:rPr>
+        <w:t xml:space="preserve"> изменится на «</w:t>
+      </w:r>
+      <w:proofErr w:type="spellStart"/>
+      <w:r>
+        <w:rPr>
+          <w:rFonts w:ascii="Times New Roman" w:hAnsi="Times New Roman" w:cs="Times New Roman"/>
+          <w:sz w:val="24"/>
+          <w:szCs w:val="24"/>
+        </w:rPr>
+        <w:t>Trasmediterránea</w:t>
+      </w:r>
+      <w:proofErr w:type="spellEnd"/>
+      <w:r>
+        <w:rPr>
+          <w:rFonts w:ascii="Times New Roman" w:hAnsi="Times New Roman" w:cs="Times New Roman"/>
+          <w:sz w:val="24"/>
+          <w:szCs w:val="24"/>
+        </w:rPr>
+        <w:t xml:space="preserve"> и </w:t>
+      </w:r>
+      <w:proofErr w:type="spellStart"/>
+      <w:r>
+        <w:rPr>
+          <w:rFonts w:ascii="Times New Roman" w:hAnsi="Times New Roman" w:cs="Times New Roman"/>
+          <w:sz w:val="24"/>
+          <w:szCs w:val="24"/>
+        </w:rPr>
+        <w:t>Naviera</w:t>
+      </w:r>
+      <w:proofErr w:type="spellEnd"/>
+      <w:r>
+        <w:rPr>
+          <w:rFonts w:ascii="Times New Roman" w:hAnsi="Times New Roman" w:cs="Times New Roman"/>
+          <w:sz w:val="24"/>
+          <w:szCs w:val="24"/>
+        </w:rPr>
+        <w:t xml:space="preserve"> </w:t>
+      </w:r>
+      <w:proofErr w:type="spellStart"/>
+      <w:r>
+        <w:rPr>
+          <w:rFonts w:ascii="Times New Roman" w:hAnsi="Times New Roman" w:cs="Times New Roman"/>
+          <w:sz w:val="24"/>
+          <w:szCs w:val="24"/>
+        </w:rPr>
+        <w:t>Armas</w:t>
+      </w:r>
+      <w:proofErr w:type="spellEnd"/>
+      <w:r>
+        <w:rPr>
+          <w:rFonts w:ascii="Times New Roman" w:hAnsi="Times New Roman" w:cs="Times New Roman"/>
+          <w:sz w:val="24"/>
+          <w:szCs w:val="24"/>
+        </w:rPr>
+        <w:t>»</w:t>
+      </w:r>
+      <w:r>
+        <w:rPr>
+          <w:rFonts w:ascii="Times New Roman" w:hAnsi="Times New Roman" w:cs="Times New Roman"/>
+          <w:sz w:val="24"/>
+          <w:szCs w:val="24"/>
+        </w:rPr>
+        <w:t xml:space="preserve">: </w:t>
+      </w:r>
+      <w:r>
+        <w:rPr>
+          <w:rFonts w:ascii="Times New Roman" w:hAnsi="Times New Roman" w:cs="Times New Roman"/>
+          <w:sz w:val="24"/>
+          <w:szCs w:val="24"/>
+        </w:rPr>
+        <w:t>+</w:t>
+      </w:r>
+      <w:r>
+        <w:rPr>
+          <w:rFonts w:ascii="Times New Roman" w:hAnsi="Times New Roman" w:cs="Times New Roman"/>
+          <w:sz w:val="24"/>
+          <w:szCs w:val="24"/>
+        </w:rPr>
+        <w:t>1</w:t>
+      </w:r>
+      <w:r>
+        <w:rPr>
+          <w:rFonts w:ascii="Times New Roman" w:hAnsi="Times New Roman" w:cs="Times New Roman"/>
+          <w:sz w:val="24"/>
+          <w:szCs w:val="24"/>
+        </w:rPr>
+        <w:t xml:space="preserve">0% к скорости строительства конвоев, -3% ФНП. </w:t>
+      </w:r>
+    </w:p>
+    <w:p>
+      <w:pPr>
+        <w:rPr>
+          <w:rFonts w:ascii="Times New Roman" w:hAnsi="Times New Roman" w:cs="Times New Roman"/>
+          <w:sz w:val="24"/>
+          <w:szCs w:val="24"/>
+        </w:rPr>
+      </w:pPr>
+    </w:p>
+    <w:p>
+      <w:pPr>
+        <w:rPr>
+          <w:rFonts w:ascii="Times New Roman" w:hAnsi="Times New Roman" w:cs="Times New Roman"/>
+          <w:sz w:val="24"/>
+          <w:szCs w:val="24"/>
+        </w:rPr>
+      </w:pPr>
+    </w:p>
+    <w:p>
+      <w:pPr>
+        <w:rPr>
+          <w:rFonts w:ascii="Times New Roman" w:hAnsi="Times New Roman" w:cs="Times New Roman"/>
+          <w:sz w:val="24"/>
+          <w:szCs w:val="24"/>
+        </w:rPr>
+      </w:pPr>
+      <w:r>
+        <w:rPr>
+          <w:rFonts w:ascii="Times New Roman" w:hAnsi="Times New Roman" w:cs="Times New Roman"/>
+          <w:sz w:val="24"/>
+          <w:szCs w:val="24"/>
+        </w:rPr>
+        <w:t>_____________________________________________________________________________</w:t>
+      </w:r>
+    </w:p>
+    <w:p>
+      <w:pPr>
+        <w:jc w:val="center"/>
+        <w:rPr>
+          <w:rFonts w:ascii="Times New Roman" w:hAnsi="Times New Roman" w:cs="Times New Roman"/>
+          <w:b/>
+          <w:sz w:val="24"/>
+          <w:szCs w:val="24"/>
+        </w:rPr>
+      </w:pPr>
+      <w:r>
+        <w:rPr>
+          <w:rFonts w:ascii="Times New Roman" w:hAnsi="Times New Roman" w:cs="Times New Roman"/>
+          <w:b/>
+          <w:sz w:val="24"/>
+          <w:szCs w:val="24"/>
+        </w:rPr>
+        <w:t>ВВС НАЦИОНАЛЬНОГО ФРОНТА</w:t>
+      </w:r>
+    </w:p>
+    <w:p>
+      <w:pPr>
+        <w:rPr>
+          <w:rFonts w:ascii="Times New Roman" w:hAnsi="Times New Roman" w:cs="Times New Roman"/>
+          <w:sz w:val="24"/>
+          <w:szCs w:val="24"/>
+        </w:rPr>
+      </w:pPr>
+    </w:p>
+    <w:p>
+      <w:pPr>
+        <w:rPr>
+          <w:rFonts w:ascii="Times New Roman" w:hAnsi="Times New Roman" w:cs="Times New Roman"/>
+          <w:i/>
+          <w:sz w:val="24"/>
+          <w:szCs w:val="24"/>
+        </w:rPr>
+      </w:pPr>
+      <w:r>
+        <w:rPr>
+          <w:rFonts w:ascii="Times New Roman" w:hAnsi="Times New Roman" w:cs="Times New Roman"/>
+          <w:i/>
+          <w:sz w:val="24"/>
+          <w:szCs w:val="24"/>
+        </w:rPr>
+        <w:t>Фокус «</w:t>
+      </w:r>
+      <w:r>
+        <w:rPr>
+          <w:rFonts w:ascii="Times New Roman" w:hAnsi="Times New Roman" w:cs="Times New Roman"/>
+          <w:i/>
+          <w:sz w:val="24"/>
+          <w:szCs w:val="24"/>
+        </w:rPr>
+        <w:t>Национальная авиация</w:t>
+      </w:r>
+      <w:r>
+        <w:rPr>
+          <w:rFonts w:ascii="Times New Roman" w:hAnsi="Times New Roman" w:cs="Times New Roman"/>
+          <w:i/>
+          <w:sz w:val="24"/>
+          <w:szCs w:val="24"/>
+        </w:rPr>
+        <w:t>»</w:t>
+      </w:r>
+      <w:r>
+        <w:rPr>
+          <w:rFonts w:ascii="Times New Roman" w:hAnsi="Times New Roman" w:cs="Times New Roman"/>
+          <w:i/>
+          <w:sz w:val="24"/>
+          <w:szCs w:val="24"/>
+        </w:rPr>
+        <w:t>.</w:t>
+      </w:r>
+    </w:p>
+    <w:p>
+      <w:pPr>
+        <w:rPr>
+          <w:rFonts w:ascii="Times New Roman" w:hAnsi="Times New Roman" w:cs="Times New Roman"/>
+          <w:sz w:val="24"/>
+          <w:szCs w:val="24"/>
+        </w:rPr>
+      </w:pPr>
+      <w:r>
+        <w:rPr>
+          <w:rFonts w:ascii="Times New Roman" w:hAnsi="Times New Roman" w:cs="Times New Roman"/>
+          <w:sz w:val="24"/>
+          <w:szCs w:val="24"/>
+        </w:rPr>
+        <w:t>Срок выполнения 50 дней.</w:t>
+      </w:r>
+    </w:p>
+    <w:p>
+      <w:pPr>
+        <w:rPr>
+          <w:rFonts w:ascii="Times New Roman" w:hAnsi="Times New Roman" w:cs="Times New Roman"/>
+          <w:sz w:val="24"/>
+          <w:szCs w:val="24"/>
+        </w:rPr>
+      </w:pPr>
+      <w:r>
+        <w:rPr>
+          <w:rFonts w:ascii="Times New Roman" w:hAnsi="Times New Roman" w:cs="Times New Roman"/>
+          <w:sz w:val="24"/>
+          <w:szCs w:val="24"/>
+        </w:rPr>
+        <w:t>Требования</w:t>
+      </w:r>
+      <w:r>
+        <w:rPr>
+          <w:rFonts w:ascii="Times New Roman" w:hAnsi="Times New Roman" w:cs="Times New Roman"/>
+          <w:sz w:val="24"/>
+          <w:szCs w:val="24"/>
+        </w:rPr>
+        <w:t xml:space="preserve">: </w:t>
+      </w:r>
+      <w:r>
+        <w:rPr>
+          <w:rFonts w:ascii="Times New Roman" w:hAnsi="Times New Roman" w:cs="Times New Roman"/>
+          <w:sz w:val="24"/>
+          <w:szCs w:val="24"/>
+        </w:rPr>
+        <w:t xml:space="preserve">ГВ в стране началась, или уже закончилась. Вы играете за </w:t>
+      </w:r>
+      <w:proofErr w:type="spellStart"/>
+      <w:r>
+        <w:rPr>
+          <w:rFonts w:ascii="Times New Roman" w:hAnsi="Times New Roman" w:cs="Times New Roman"/>
+          <w:sz w:val="24"/>
+          <w:szCs w:val="24"/>
+        </w:rPr>
+        <w:t>Нац</w:t>
+      </w:r>
+      <w:proofErr w:type="spellEnd"/>
+      <w:r>
+        <w:rPr>
+          <w:rFonts w:ascii="Times New Roman" w:hAnsi="Times New Roman" w:cs="Times New Roman"/>
+          <w:sz w:val="24"/>
+          <w:szCs w:val="24"/>
+        </w:rPr>
+        <w:t xml:space="preserve"> Испанию.</w:t>
+      </w:r>
+    </w:p>
+    <w:p>
+      <w:pPr>
+        <w:rPr>
+          <w:rFonts w:ascii="Times New Roman" w:hAnsi="Times New Roman" w:cs="Times New Roman"/>
+          <w:sz w:val="24"/>
+          <w:szCs w:val="24"/>
+        </w:rPr>
+      </w:pPr>
+      <w:r>
+        <w:rPr>
+          <w:rFonts w:ascii="Times New Roman" w:hAnsi="Times New Roman" w:cs="Times New Roman"/>
+          <w:sz w:val="24"/>
+          <w:szCs w:val="24"/>
+        </w:rPr>
+        <w:t>Описание</w:t>
+      </w:r>
+      <w:r>
+        <w:rPr>
+          <w:rFonts w:ascii="Times New Roman" w:hAnsi="Times New Roman" w:cs="Times New Roman"/>
+          <w:sz w:val="24"/>
+          <w:szCs w:val="24"/>
+        </w:rPr>
+        <w:t>:</w:t>
+      </w:r>
+      <w:r>
+        <w:rPr>
+          <w:rFonts w:ascii="Times New Roman" w:hAnsi="Times New Roman" w:cs="Times New Roman"/>
+          <w:sz w:val="24"/>
+          <w:szCs w:val="24"/>
+        </w:rPr>
+        <w:t xml:space="preserve"> После отсоединения от Республики, мы должны реорганизовать ВВС, присоединившиеся к нам, окончательно избавившись от традиций и формы Республики.</w:t>
+      </w:r>
+    </w:p>
+    <w:p>
+      <w:pPr>
+        <w:rPr>
+          <w:rFonts w:ascii="Times New Roman" w:hAnsi="Times New Roman" w:cs="Times New Roman"/>
+          <w:sz w:val="24"/>
+          <w:szCs w:val="24"/>
+        </w:rPr>
+      </w:pPr>
+      <w:r>
+        <w:rPr>
+          <w:rFonts w:ascii="Times New Roman" w:hAnsi="Times New Roman" w:cs="Times New Roman"/>
+          <w:sz w:val="24"/>
+          <w:szCs w:val="24"/>
+        </w:rPr>
+        <w:t xml:space="preserve">+10 опыта </w:t>
+      </w:r>
+      <w:proofErr w:type="spellStart"/>
+      <w:r>
+        <w:rPr>
+          <w:rFonts w:ascii="Times New Roman" w:hAnsi="Times New Roman" w:cs="Times New Roman"/>
+          <w:sz w:val="24"/>
+          <w:szCs w:val="24"/>
+        </w:rPr>
+        <w:t>ввс</w:t>
+      </w:r>
+      <w:proofErr w:type="spellEnd"/>
+      <w:r>
+        <w:rPr>
+          <w:rFonts w:ascii="Times New Roman" w:hAnsi="Times New Roman" w:cs="Times New Roman"/>
+          <w:sz w:val="24"/>
+          <w:szCs w:val="24"/>
+        </w:rPr>
+        <w:t>, 1х 100% к темпам исследования ВВС.</w:t>
+      </w:r>
+    </w:p>
+    <w:p>
+      <w:pPr>
+        <w:rPr>
+          <w:rFonts w:ascii="Times New Roman" w:hAnsi="Times New Roman" w:cs="Times New Roman"/>
+          <w:sz w:val="24"/>
+          <w:szCs w:val="24"/>
+        </w:rPr>
+      </w:pPr>
+    </w:p>
+    <w:p>
+      <w:pPr>
+        <w:rPr>
+          <w:rFonts w:ascii="Times New Roman" w:hAnsi="Times New Roman" w:cs="Times New Roman"/>
+          <w:i/>
+          <w:sz w:val="24"/>
+          <w:szCs w:val="24"/>
+        </w:rPr>
+      </w:pPr>
+      <w:r>
+        <w:rPr>
+          <w:rFonts w:ascii="Times New Roman" w:hAnsi="Times New Roman" w:cs="Times New Roman"/>
+          <w:i/>
+          <w:sz w:val="24"/>
+          <w:szCs w:val="24"/>
+        </w:rPr>
+        <w:t>Фокус «</w:t>
+      </w:r>
+      <w:r>
+        <w:rPr>
+          <w:rFonts w:ascii="Times New Roman" w:hAnsi="Times New Roman" w:cs="Times New Roman"/>
+          <w:i/>
+          <w:sz w:val="24"/>
+          <w:szCs w:val="24"/>
+        </w:rPr>
+        <w:t>Новые истребители</w:t>
       </w:r>
       <w:r>
         <w:rPr>
@@ -9842,1022 +10812,6 @@
           <w:sz w:val="24"/>
           <w:szCs w:val="24"/>
         </w:rPr>
-        <w:t>Описание</w:t>
-      </w:r>
-      <w:r>
-        <w:rPr>
-          <w:rFonts w:ascii="Times New Roman" w:hAnsi="Times New Roman" w:cs="Times New Roman"/>
-          <w:sz w:val="24"/>
-          <w:szCs w:val="24"/>
-        </w:rPr>
-        <w:t>:</w:t>
-      </w:r>
-      <w:r>
-        <w:rPr>
-          <w:rFonts w:ascii="Times New Roman" w:hAnsi="Times New Roman" w:cs="Times New Roman"/>
-          <w:sz w:val="24"/>
-          <w:szCs w:val="24"/>
-        </w:rPr>
-        <w:t xml:space="preserve"> </w:t>
-      </w:r>
-      <w:r>
-        <w:rPr>
-          <w:rFonts w:ascii="Times New Roman" w:hAnsi="Times New Roman" w:cs="Times New Roman"/>
-          <w:sz w:val="24"/>
-          <w:szCs w:val="24"/>
-        </w:rPr>
-        <w:t>Мы должны использовать все имеющиеся средства, в том числе и минные заграждения против превосходящего флота противников.</w:t>
-      </w:r>
-    </w:p>
-    <w:p>
-      <w:pPr>
-        <w:rPr>
-          <w:rFonts w:ascii="Times New Roman" w:hAnsi="Times New Roman" w:cs="Times New Roman"/>
-          <w:sz w:val="24"/>
-          <w:szCs w:val="24"/>
-        </w:rPr>
-      </w:pPr>
-      <w:r>
-        <w:rPr>
-          <w:rFonts w:ascii="Times New Roman" w:hAnsi="Times New Roman" w:cs="Times New Roman"/>
-          <w:sz w:val="24"/>
-          <w:szCs w:val="24"/>
-        </w:rPr>
-        <w:t>2х 100% изучения минных технологий, +2 тральщика, будет добавлен шаблон на тральщики</w:t>
-      </w:r>
-    </w:p>
-    <w:p>
-      <w:pPr>
-        <w:rPr>
-          <w:rFonts w:ascii="Times New Roman" w:hAnsi="Times New Roman" w:cs="Times New Roman"/>
-          <w:sz w:val="24"/>
-          <w:szCs w:val="24"/>
-        </w:rPr>
-      </w:pPr>
-    </w:p>
-    <w:p>
-      <w:pPr>
-        <w:rPr>
-          <w:rFonts w:ascii="Times New Roman" w:hAnsi="Times New Roman" w:cs="Times New Roman"/>
-          <w:i/>
-          <w:sz w:val="24"/>
-          <w:szCs w:val="24"/>
-        </w:rPr>
-      </w:pPr>
-      <w:r>
-        <w:rPr>
-          <w:rFonts w:ascii="Times New Roman" w:hAnsi="Times New Roman" w:cs="Times New Roman"/>
-          <w:i/>
-          <w:sz w:val="24"/>
-          <w:szCs w:val="24"/>
-        </w:rPr>
-        <w:t>Фокус «</w:t>
-      </w:r>
-      <w:proofErr w:type="spellStart"/>
-      <w:r>
-        <w:rPr>
-          <w:rFonts w:ascii="Times New Roman" w:hAnsi="Times New Roman" w:cs="Times New Roman"/>
-          <w:i/>
-          <w:sz w:val="24"/>
-          <w:szCs w:val="24"/>
-        </w:rPr>
-        <w:t>Trasmediterránea</w:t>
-      </w:r>
-      <w:proofErr w:type="spellEnd"/>
-      <w:r>
-        <w:rPr>
-          <w:rFonts w:ascii="Times New Roman" w:hAnsi="Times New Roman" w:cs="Times New Roman"/>
-          <w:i/>
-          <w:sz w:val="24"/>
-          <w:szCs w:val="24"/>
-        </w:rPr>
-        <w:t>»</w:t>
-      </w:r>
-      <w:r>
-        <w:rPr>
-          <w:rFonts w:ascii="Times New Roman" w:hAnsi="Times New Roman" w:cs="Times New Roman"/>
-          <w:i/>
-          <w:sz w:val="24"/>
-          <w:szCs w:val="24"/>
-        </w:rPr>
-        <w:t>.</w:t>
-      </w:r>
-    </w:p>
-    <w:p>
-      <w:pPr>
-        <w:rPr>
-          <w:rFonts w:ascii="Times New Roman" w:hAnsi="Times New Roman" w:cs="Times New Roman"/>
-          <w:sz w:val="24"/>
-          <w:szCs w:val="24"/>
-        </w:rPr>
-      </w:pPr>
-      <w:r>
-        <w:rPr>
-          <w:rFonts w:ascii="Times New Roman" w:hAnsi="Times New Roman" w:cs="Times New Roman"/>
-          <w:sz w:val="24"/>
-          <w:szCs w:val="24"/>
-        </w:rPr>
-        <w:t>Срок выполнения 50 дней.</w:t>
-      </w:r>
-    </w:p>
-    <w:p>
-      <w:pPr>
-        <w:rPr>
-          <w:rFonts w:ascii="Times New Roman" w:hAnsi="Times New Roman" w:cs="Times New Roman"/>
-          <w:sz w:val="24"/>
-          <w:szCs w:val="24"/>
-        </w:rPr>
-      </w:pPr>
-      <w:r>
-        <w:rPr>
-          <w:rFonts w:ascii="Times New Roman" w:hAnsi="Times New Roman" w:cs="Times New Roman"/>
-          <w:sz w:val="24"/>
-          <w:szCs w:val="24"/>
-        </w:rPr>
-        <w:t>Описание</w:t>
-      </w:r>
-      <w:r>
-        <w:rPr>
-          <w:rFonts w:ascii="Times New Roman" w:hAnsi="Times New Roman" w:cs="Times New Roman"/>
-          <w:sz w:val="24"/>
-          <w:szCs w:val="24"/>
-        </w:rPr>
-        <w:t>:</w:t>
-      </w:r>
-      <w:r>
-        <w:rPr>
-          <w:rFonts w:ascii="Times New Roman" w:hAnsi="Times New Roman" w:cs="Times New Roman"/>
-          <w:sz w:val="24"/>
-          <w:szCs w:val="24"/>
-        </w:rPr>
-        <w:t xml:space="preserve"> </w:t>
-      </w:r>
-      <w:proofErr w:type="spellStart"/>
-      <w:r>
-        <w:rPr>
-          <w:rFonts w:ascii="Times New Roman" w:hAnsi="Times New Roman" w:cs="Times New Roman"/>
-          <w:sz w:val="24"/>
-          <w:szCs w:val="24"/>
-        </w:rPr>
-        <w:t>Trasmediterránea</w:t>
-      </w:r>
-      <w:proofErr w:type="spellEnd"/>
-      <w:r>
-        <w:rPr>
-          <w:rFonts w:ascii="Times New Roman" w:hAnsi="Times New Roman" w:cs="Times New Roman"/>
-          <w:sz w:val="24"/>
-          <w:szCs w:val="24"/>
-        </w:rPr>
-        <w:t xml:space="preserve"> – кампания по грузоперевозкам </w:t>
-      </w:r>
-      <w:r>
-        <w:rPr>
-          <w:rFonts w:ascii="Times New Roman" w:hAnsi="Times New Roman" w:cs="Times New Roman"/>
-          <w:sz w:val="24"/>
-          <w:szCs w:val="24"/>
-        </w:rPr>
-        <w:t>объедин</w:t>
-      </w:r>
-      <w:r>
-        <w:rPr>
-          <w:rFonts w:ascii="Times New Roman" w:hAnsi="Times New Roman" w:cs="Times New Roman"/>
-          <w:sz w:val="24"/>
-          <w:szCs w:val="24"/>
-        </w:rPr>
-        <w:t xml:space="preserve">яющая интересы и </w:t>
-      </w:r>
-      <w:r>
-        <w:rPr>
-          <w:rFonts w:ascii="Times New Roman" w:hAnsi="Times New Roman" w:cs="Times New Roman"/>
-          <w:sz w:val="24"/>
-          <w:szCs w:val="24"/>
-        </w:rPr>
-        <w:t>услуги морского транспорта</w:t>
-      </w:r>
-      <w:r>
-        <w:rPr>
-          <w:rFonts w:ascii="Times New Roman" w:hAnsi="Times New Roman" w:cs="Times New Roman"/>
-          <w:sz w:val="24"/>
-          <w:szCs w:val="24"/>
-        </w:rPr>
-        <w:t>. В её зону интересов входит перевоз</w:t>
-      </w:r>
-      <w:r>
-        <w:rPr>
-          <w:rFonts w:ascii="Times New Roman" w:hAnsi="Times New Roman" w:cs="Times New Roman"/>
-          <w:sz w:val="24"/>
-          <w:szCs w:val="24"/>
-        </w:rPr>
-        <w:t xml:space="preserve"> национальн</w:t>
-      </w:r>
-      <w:r>
-        <w:rPr>
-          <w:rFonts w:ascii="Times New Roman" w:hAnsi="Times New Roman" w:cs="Times New Roman"/>
-          <w:sz w:val="24"/>
-          <w:szCs w:val="24"/>
-        </w:rPr>
-        <w:t>ой продукции</w:t>
-      </w:r>
-      <w:r>
-        <w:rPr>
-          <w:rFonts w:ascii="Times New Roman" w:hAnsi="Times New Roman" w:cs="Times New Roman"/>
-          <w:sz w:val="24"/>
-          <w:szCs w:val="24"/>
-        </w:rPr>
-        <w:t xml:space="preserve"> на экспорт из</w:t>
-      </w:r>
-      <w:r>
-        <w:rPr>
-          <w:rFonts w:ascii="Times New Roman" w:hAnsi="Times New Roman" w:cs="Times New Roman"/>
-          <w:sz w:val="24"/>
-          <w:szCs w:val="24"/>
-        </w:rPr>
-        <w:t xml:space="preserve"> </w:t>
-      </w:r>
-      <w:r>
-        <w:rPr>
-          <w:rFonts w:ascii="Times New Roman" w:hAnsi="Times New Roman" w:cs="Times New Roman"/>
-          <w:sz w:val="24"/>
-          <w:szCs w:val="24"/>
-        </w:rPr>
-        <w:t xml:space="preserve">испанских </w:t>
-      </w:r>
-      <w:r>
-        <w:rPr>
-          <w:rFonts w:ascii="Times New Roman" w:hAnsi="Times New Roman" w:cs="Times New Roman"/>
-          <w:sz w:val="24"/>
-          <w:szCs w:val="24"/>
-        </w:rPr>
-        <w:t>минералов и фруктов, так же сокращение услуг на импорт из-за рубежа</w:t>
-      </w:r>
-      <w:r>
-        <w:rPr>
-          <w:rFonts w:ascii="Times New Roman" w:hAnsi="Times New Roman" w:cs="Times New Roman"/>
-          <w:sz w:val="24"/>
-          <w:szCs w:val="24"/>
-        </w:rPr>
-        <w:t>.</w:t>
-      </w:r>
-    </w:p>
-    <w:p>
-      <w:pPr>
-        <w:rPr>
-          <w:rFonts w:ascii="Times New Roman" w:hAnsi="Times New Roman" w:cs="Times New Roman"/>
-          <w:sz w:val="24"/>
-          <w:szCs w:val="24"/>
-        </w:rPr>
-      </w:pPr>
-      <w:r>
-        <w:rPr>
-          <w:rFonts w:ascii="Times New Roman" w:hAnsi="Times New Roman" w:cs="Times New Roman"/>
-          <w:sz w:val="24"/>
-          <w:szCs w:val="24"/>
-        </w:rPr>
-        <w:t>+10 конвоев, +НД «</w:t>
-      </w:r>
-      <w:proofErr w:type="spellStart"/>
-      <w:r>
-        <w:rPr>
-          <w:rFonts w:ascii="Times New Roman" w:hAnsi="Times New Roman" w:cs="Times New Roman"/>
-          <w:sz w:val="24"/>
-          <w:szCs w:val="24"/>
-        </w:rPr>
-        <w:t>Trasmediterránea</w:t>
-      </w:r>
-      <w:proofErr w:type="spellEnd"/>
-      <w:r>
-        <w:rPr>
-          <w:rFonts w:ascii="Times New Roman" w:hAnsi="Times New Roman" w:cs="Times New Roman"/>
-          <w:sz w:val="24"/>
-          <w:szCs w:val="24"/>
-        </w:rPr>
-        <w:t>»</w:t>
-      </w:r>
-      <w:r>
-        <w:rPr>
-          <w:rFonts w:ascii="Times New Roman" w:hAnsi="Times New Roman" w:cs="Times New Roman"/>
-          <w:sz w:val="24"/>
-          <w:szCs w:val="24"/>
-        </w:rPr>
-        <w:t xml:space="preserve">: </w:t>
-      </w:r>
-      <w:r>
-        <w:rPr>
-          <w:rFonts w:ascii="Times New Roman" w:hAnsi="Times New Roman" w:cs="Times New Roman"/>
-          <w:sz w:val="24"/>
-          <w:szCs w:val="24"/>
-        </w:rPr>
-        <w:t>+</w:t>
-      </w:r>
-      <w:r>
-        <w:rPr>
-          <w:rFonts w:ascii="Times New Roman" w:hAnsi="Times New Roman" w:cs="Times New Roman"/>
-          <w:sz w:val="24"/>
-          <w:szCs w:val="24"/>
-        </w:rPr>
-        <w:t>1</w:t>
-      </w:r>
-      <w:r>
-        <w:rPr>
-          <w:rFonts w:ascii="Times New Roman" w:hAnsi="Times New Roman" w:cs="Times New Roman"/>
-          <w:sz w:val="24"/>
-          <w:szCs w:val="24"/>
-        </w:rPr>
-        <w:t xml:space="preserve">0% к скорости строительства конвоев, -3% ФНП. </w:t>
-      </w:r>
-    </w:p>
-    <w:p>
-      <w:pPr>
-        <w:rPr>
-          <w:rFonts w:ascii="Times New Roman" w:hAnsi="Times New Roman" w:cs="Times New Roman"/>
-          <w:sz w:val="24"/>
-          <w:szCs w:val="24"/>
-        </w:rPr>
-      </w:pPr>
-    </w:p>
-    <w:p>
-      <w:pPr>
-        <w:rPr>
-          <w:rFonts w:ascii="Times New Roman" w:hAnsi="Times New Roman" w:cs="Times New Roman"/>
-          <w:i/>
-          <w:sz w:val="24"/>
-          <w:szCs w:val="24"/>
-        </w:rPr>
-      </w:pPr>
-      <w:r>
-        <w:rPr>
-          <w:rFonts w:ascii="Times New Roman" w:hAnsi="Times New Roman" w:cs="Times New Roman"/>
-          <w:i/>
-          <w:sz w:val="24"/>
-          <w:szCs w:val="24"/>
-        </w:rPr>
-        <w:t>Фокус «</w:t>
-      </w:r>
-      <w:r>
-        <w:rPr>
-          <w:rFonts w:ascii="Times New Roman" w:hAnsi="Times New Roman" w:cs="Times New Roman"/>
-          <w:i/>
-          <w:sz w:val="24"/>
-          <w:szCs w:val="24"/>
-        </w:rPr>
-        <w:t xml:space="preserve">Создание </w:t>
-      </w:r>
-      <w:proofErr w:type="spellStart"/>
-      <w:r>
-        <w:rPr>
-          <w:rFonts w:ascii="Times New Roman" w:hAnsi="Times New Roman" w:cs="Times New Roman"/>
-          <w:i/>
-          <w:sz w:val="24"/>
-          <w:szCs w:val="24"/>
-        </w:rPr>
-        <w:t>Naviera</w:t>
-      </w:r>
-      <w:proofErr w:type="spellEnd"/>
-      <w:r>
-        <w:rPr>
-          <w:rFonts w:ascii="Times New Roman" w:hAnsi="Times New Roman" w:cs="Times New Roman"/>
-          <w:i/>
-          <w:sz w:val="24"/>
-          <w:szCs w:val="24"/>
-        </w:rPr>
-        <w:t xml:space="preserve"> </w:t>
-      </w:r>
-      <w:proofErr w:type="spellStart"/>
-      <w:r>
-        <w:rPr>
-          <w:rFonts w:ascii="Times New Roman" w:hAnsi="Times New Roman" w:cs="Times New Roman"/>
-          <w:i/>
-          <w:sz w:val="24"/>
-          <w:szCs w:val="24"/>
-        </w:rPr>
-        <w:t>Armas</w:t>
-      </w:r>
-      <w:proofErr w:type="spellEnd"/>
-      <w:r>
-        <w:rPr>
-          <w:rFonts w:ascii="Times New Roman" w:hAnsi="Times New Roman" w:cs="Times New Roman"/>
-          <w:i/>
-          <w:sz w:val="24"/>
-          <w:szCs w:val="24"/>
-        </w:rPr>
-        <w:t>»</w:t>
-      </w:r>
-      <w:r>
-        <w:rPr>
-          <w:rFonts w:ascii="Times New Roman" w:hAnsi="Times New Roman" w:cs="Times New Roman"/>
-          <w:i/>
-          <w:sz w:val="24"/>
-          <w:szCs w:val="24"/>
-        </w:rPr>
-        <w:t>.</w:t>
-      </w:r>
-    </w:p>
-    <w:p>
-      <w:pPr>
-        <w:rPr>
-          <w:rFonts w:ascii="Times New Roman" w:hAnsi="Times New Roman" w:cs="Times New Roman"/>
-          <w:sz w:val="24"/>
-          <w:szCs w:val="24"/>
-        </w:rPr>
-      </w:pPr>
-      <w:r>
-        <w:rPr>
-          <w:rFonts w:ascii="Times New Roman" w:hAnsi="Times New Roman" w:cs="Times New Roman"/>
-          <w:sz w:val="24"/>
-          <w:szCs w:val="24"/>
-        </w:rPr>
-        <w:t>Срок выполнения 50 дней.</w:t>
-      </w:r>
-    </w:p>
-    <w:p>
-      <w:pPr>
-        <w:rPr>
-          <w:rFonts w:ascii="Times New Roman" w:hAnsi="Times New Roman" w:cs="Times New Roman"/>
-          <w:sz w:val="24"/>
-          <w:szCs w:val="24"/>
-        </w:rPr>
-      </w:pPr>
-      <w:r>
-        <w:rPr>
-          <w:rFonts w:ascii="Times New Roman" w:hAnsi="Times New Roman" w:cs="Times New Roman"/>
-          <w:sz w:val="24"/>
-          <w:szCs w:val="24"/>
-        </w:rPr>
-        <w:t>Описание</w:t>
-      </w:r>
-      <w:r>
-        <w:rPr>
-          <w:rFonts w:ascii="Times New Roman" w:hAnsi="Times New Roman" w:cs="Times New Roman"/>
-          <w:sz w:val="24"/>
-          <w:szCs w:val="24"/>
-        </w:rPr>
-        <w:t>:</w:t>
-      </w:r>
-      <w:r>
-        <w:rPr>
-          <w:rFonts w:ascii="Times New Roman" w:hAnsi="Times New Roman" w:cs="Times New Roman"/>
-          <w:sz w:val="24"/>
-          <w:szCs w:val="24"/>
-        </w:rPr>
-        <w:t xml:space="preserve"> </w:t>
-      </w:r>
-      <w:proofErr w:type="spellStart"/>
-      <w:r>
-        <w:rPr>
-          <w:rFonts w:ascii="Times New Roman" w:hAnsi="Times New Roman" w:cs="Times New Roman"/>
-          <w:sz w:val="24"/>
-          <w:szCs w:val="24"/>
-        </w:rPr>
-        <w:t>Naviera</w:t>
-      </w:r>
-      <w:proofErr w:type="spellEnd"/>
-      <w:r>
-        <w:rPr>
-          <w:rFonts w:ascii="Times New Roman" w:hAnsi="Times New Roman" w:cs="Times New Roman"/>
-          <w:sz w:val="24"/>
-          <w:szCs w:val="24"/>
-        </w:rPr>
-        <w:t xml:space="preserve"> </w:t>
-      </w:r>
-      <w:proofErr w:type="spellStart"/>
-      <w:r>
-        <w:rPr>
-          <w:rFonts w:ascii="Times New Roman" w:hAnsi="Times New Roman" w:cs="Times New Roman"/>
-          <w:sz w:val="24"/>
-          <w:szCs w:val="24"/>
-        </w:rPr>
-        <w:t>Armas</w:t>
-      </w:r>
-      <w:proofErr w:type="spellEnd"/>
-      <w:r>
-        <w:rPr>
-          <w:rFonts w:ascii="Times New Roman" w:hAnsi="Times New Roman" w:cs="Times New Roman"/>
-          <w:sz w:val="24"/>
-          <w:szCs w:val="24"/>
-        </w:rPr>
-        <w:t xml:space="preserve"> - </w:t>
-      </w:r>
-      <w:proofErr w:type="spellStart"/>
-      <w:r>
-        <w:rPr>
-          <w:rFonts w:ascii="Times New Roman" w:hAnsi="Times New Roman" w:cs="Times New Roman"/>
-          <w:sz w:val="24"/>
-          <w:szCs w:val="24"/>
-        </w:rPr>
-        <w:t>канарская</w:t>
-      </w:r>
-      <w:proofErr w:type="spellEnd"/>
-      <w:r>
-        <w:rPr>
-          <w:rFonts w:ascii="Times New Roman" w:hAnsi="Times New Roman" w:cs="Times New Roman"/>
-          <w:sz w:val="24"/>
-          <w:szCs w:val="24"/>
-        </w:rPr>
-        <w:t xml:space="preserve"> компания по морским перевозкам пассажиров и грузов, которая работает между Канарскими островами</w:t>
-      </w:r>
-      <w:r>
-        <w:rPr>
-          <w:rFonts w:ascii="Times New Roman" w:hAnsi="Times New Roman" w:cs="Times New Roman"/>
-          <w:sz w:val="24"/>
-          <w:szCs w:val="24"/>
-        </w:rPr>
-        <w:t xml:space="preserve">, </w:t>
-      </w:r>
-      <w:r>
-        <w:rPr>
-          <w:rFonts w:ascii="Times New Roman" w:hAnsi="Times New Roman" w:cs="Times New Roman"/>
-          <w:sz w:val="24"/>
-          <w:szCs w:val="24"/>
-        </w:rPr>
-        <w:t>пом</w:t>
-      </w:r>
-      <w:r>
-        <w:rPr>
-          <w:rFonts w:ascii="Times New Roman" w:hAnsi="Times New Roman" w:cs="Times New Roman"/>
-          <w:sz w:val="24"/>
-          <w:szCs w:val="24"/>
-        </w:rPr>
-        <w:t>имо сообщения с портами Иберийского полуострова</w:t>
-      </w:r>
-      <w:r>
-        <w:rPr>
-          <w:rFonts w:ascii="Times New Roman" w:hAnsi="Times New Roman" w:cs="Times New Roman"/>
-          <w:sz w:val="24"/>
-          <w:szCs w:val="24"/>
-        </w:rPr>
-        <w:t>, а также с С</w:t>
-      </w:r>
-      <w:r>
-        <w:rPr>
-          <w:rFonts w:ascii="Times New Roman" w:hAnsi="Times New Roman" w:cs="Times New Roman"/>
-          <w:sz w:val="24"/>
-          <w:szCs w:val="24"/>
-        </w:rPr>
-        <w:t xml:space="preserve">еверной Африкой. </w:t>
-      </w:r>
-    </w:p>
-    <w:p>
-      <w:pPr>
-        <w:rPr>
-          <w:rFonts w:ascii="Times New Roman" w:hAnsi="Times New Roman" w:cs="Times New Roman"/>
-          <w:sz w:val="24"/>
-          <w:szCs w:val="24"/>
-        </w:rPr>
-      </w:pPr>
-      <w:r>
-        <w:rPr>
-          <w:rFonts w:ascii="Times New Roman" w:hAnsi="Times New Roman" w:cs="Times New Roman"/>
-          <w:sz w:val="24"/>
-          <w:szCs w:val="24"/>
-        </w:rPr>
-        <w:t>+10 конвоев, НД «</w:t>
-      </w:r>
-      <w:proofErr w:type="spellStart"/>
-      <w:r>
-        <w:rPr>
-          <w:rFonts w:ascii="Times New Roman" w:hAnsi="Times New Roman" w:cs="Times New Roman"/>
-          <w:sz w:val="24"/>
-          <w:szCs w:val="24"/>
-        </w:rPr>
-        <w:t>Trasmediterránea</w:t>
-      </w:r>
-      <w:proofErr w:type="spellEnd"/>
-      <w:r>
-        <w:rPr>
-          <w:rFonts w:ascii="Times New Roman" w:hAnsi="Times New Roman" w:cs="Times New Roman"/>
-          <w:sz w:val="24"/>
-          <w:szCs w:val="24"/>
-        </w:rPr>
-        <w:t>»</w:t>
-      </w:r>
-      <w:r>
-        <w:rPr>
-          <w:rFonts w:ascii="Times New Roman" w:hAnsi="Times New Roman" w:cs="Times New Roman"/>
-          <w:sz w:val="24"/>
-          <w:szCs w:val="24"/>
-        </w:rPr>
-        <w:t xml:space="preserve"> изменится на «</w:t>
-      </w:r>
-      <w:proofErr w:type="spellStart"/>
-      <w:r>
-        <w:rPr>
-          <w:rFonts w:ascii="Times New Roman" w:hAnsi="Times New Roman" w:cs="Times New Roman"/>
-          <w:sz w:val="24"/>
-          <w:szCs w:val="24"/>
-        </w:rPr>
-        <w:t>Trasmediterránea</w:t>
-      </w:r>
-      <w:proofErr w:type="spellEnd"/>
-      <w:r>
-        <w:rPr>
-          <w:rFonts w:ascii="Times New Roman" w:hAnsi="Times New Roman" w:cs="Times New Roman"/>
-          <w:sz w:val="24"/>
-          <w:szCs w:val="24"/>
-        </w:rPr>
-        <w:t xml:space="preserve"> и </w:t>
-      </w:r>
-      <w:proofErr w:type="spellStart"/>
-      <w:r>
-        <w:rPr>
-          <w:rFonts w:ascii="Times New Roman" w:hAnsi="Times New Roman" w:cs="Times New Roman"/>
-          <w:sz w:val="24"/>
-          <w:szCs w:val="24"/>
-        </w:rPr>
-        <w:t>Naviera</w:t>
-      </w:r>
-      <w:proofErr w:type="spellEnd"/>
-      <w:r>
-        <w:rPr>
-          <w:rFonts w:ascii="Times New Roman" w:hAnsi="Times New Roman" w:cs="Times New Roman"/>
-          <w:sz w:val="24"/>
-          <w:szCs w:val="24"/>
-        </w:rPr>
-        <w:t xml:space="preserve"> </w:t>
-      </w:r>
-      <w:proofErr w:type="spellStart"/>
-      <w:r>
-        <w:rPr>
-          <w:rFonts w:ascii="Times New Roman" w:hAnsi="Times New Roman" w:cs="Times New Roman"/>
-          <w:sz w:val="24"/>
-          <w:szCs w:val="24"/>
-        </w:rPr>
-        <w:t>Armas</w:t>
-      </w:r>
-      <w:proofErr w:type="spellEnd"/>
-      <w:r>
-        <w:rPr>
-          <w:rFonts w:ascii="Times New Roman" w:hAnsi="Times New Roman" w:cs="Times New Roman"/>
-          <w:sz w:val="24"/>
-          <w:szCs w:val="24"/>
-        </w:rPr>
-        <w:t>»</w:t>
-      </w:r>
-      <w:r>
-        <w:rPr>
-          <w:rFonts w:ascii="Times New Roman" w:hAnsi="Times New Roman" w:cs="Times New Roman"/>
-          <w:sz w:val="24"/>
-          <w:szCs w:val="24"/>
-        </w:rPr>
-        <w:t xml:space="preserve">: </w:t>
-      </w:r>
-      <w:r>
-        <w:rPr>
-          <w:rFonts w:ascii="Times New Roman" w:hAnsi="Times New Roman" w:cs="Times New Roman"/>
-          <w:sz w:val="24"/>
-          <w:szCs w:val="24"/>
-        </w:rPr>
-        <w:t>+</w:t>
-      </w:r>
-      <w:r>
-        <w:rPr>
-          <w:rFonts w:ascii="Times New Roman" w:hAnsi="Times New Roman" w:cs="Times New Roman"/>
-          <w:sz w:val="24"/>
-          <w:szCs w:val="24"/>
-        </w:rPr>
-        <w:t>1</w:t>
-      </w:r>
-      <w:r>
-        <w:rPr>
-          <w:rFonts w:ascii="Times New Roman" w:hAnsi="Times New Roman" w:cs="Times New Roman"/>
-          <w:sz w:val="24"/>
-          <w:szCs w:val="24"/>
-        </w:rPr>
-        <w:t xml:space="preserve">0% к скорости строительства конвоев, -3% ФНП. </w:t>
-      </w:r>
-    </w:p>
-    <w:p>
-      <w:pPr>
-        <w:rPr>
-          <w:rFonts w:ascii="Times New Roman" w:hAnsi="Times New Roman" w:cs="Times New Roman"/>
-          <w:sz w:val="24"/>
-          <w:szCs w:val="24"/>
-        </w:rPr>
-      </w:pPr>
-    </w:p>
-    <w:p>
-      <w:pPr>
-        <w:rPr>
-          <w:rFonts w:ascii="Times New Roman" w:hAnsi="Times New Roman" w:cs="Times New Roman"/>
-          <w:sz w:val="24"/>
-          <w:szCs w:val="24"/>
-        </w:rPr>
-      </w:pPr>
-    </w:p>
-    <w:p>
-      <w:pPr>
-        <w:rPr>
-          <w:rFonts w:ascii="Times New Roman" w:hAnsi="Times New Roman" w:cs="Times New Roman"/>
-          <w:sz w:val="24"/>
-          <w:szCs w:val="24"/>
-        </w:rPr>
-      </w:pPr>
-      <w:r>
-        <w:rPr>
-          <w:rFonts w:ascii="Times New Roman" w:hAnsi="Times New Roman" w:cs="Times New Roman"/>
-          <w:sz w:val="24"/>
-          <w:szCs w:val="24"/>
-        </w:rPr>
-        <w:t>_____________________________________________________________________________</w:t>
-      </w:r>
-    </w:p>
-    <w:p>
-      <w:pPr>
-        <w:jc w:val="center"/>
-        <w:rPr>
-          <w:rFonts w:ascii="Times New Roman" w:hAnsi="Times New Roman" w:cs="Times New Roman"/>
-          <w:b/>
-          <w:sz w:val="24"/>
-          <w:szCs w:val="24"/>
-        </w:rPr>
-      </w:pPr>
-      <w:r>
-        <w:rPr>
-          <w:rFonts w:ascii="Times New Roman" w:hAnsi="Times New Roman" w:cs="Times New Roman"/>
-          <w:b/>
-          <w:sz w:val="24"/>
-          <w:szCs w:val="24"/>
-        </w:rPr>
-        <w:t>ВВС НАЦИОНАЛЬНОГО ФРОНТА</w:t>
-      </w:r>
-    </w:p>
-    <w:p>
-      <w:pPr>
-        <w:rPr>
-          <w:rFonts w:ascii="Times New Roman" w:hAnsi="Times New Roman" w:cs="Times New Roman"/>
-          <w:sz w:val="24"/>
-          <w:szCs w:val="24"/>
-        </w:rPr>
-      </w:pPr>
-    </w:p>
-    <w:p>
-      <w:pPr>
-        <w:rPr>
-          <w:rFonts w:ascii="Times New Roman" w:hAnsi="Times New Roman" w:cs="Times New Roman"/>
-          <w:i/>
-          <w:sz w:val="24"/>
-          <w:szCs w:val="24"/>
-        </w:rPr>
-      </w:pPr>
-      <w:r>
-        <w:rPr>
-          <w:rFonts w:ascii="Times New Roman" w:hAnsi="Times New Roman" w:cs="Times New Roman"/>
-          <w:i/>
-          <w:sz w:val="24"/>
-          <w:szCs w:val="24"/>
-        </w:rPr>
-        <w:t>Фокус «</w:t>
-      </w:r>
-      <w:r>
-        <w:rPr>
-          <w:rFonts w:ascii="Times New Roman" w:hAnsi="Times New Roman" w:cs="Times New Roman"/>
-          <w:i/>
-          <w:sz w:val="24"/>
-          <w:szCs w:val="24"/>
-        </w:rPr>
-        <w:t>Национальная авиация</w:t>
-      </w:r>
-      <w:r>
-        <w:rPr>
-          <w:rFonts w:ascii="Times New Roman" w:hAnsi="Times New Roman" w:cs="Times New Roman"/>
-          <w:i/>
-          <w:sz w:val="24"/>
-          <w:szCs w:val="24"/>
-        </w:rPr>
-        <w:t>»</w:t>
-      </w:r>
-      <w:r>
-        <w:rPr>
-          <w:rFonts w:ascii="Times New Roman" w:hAnsi="Times New Roman" w:cs="Times New Roman"/>
-          <w:i/>
-          <w:sz w:val="24"/>
-          <w:szCs w:val="24"/>
-        </w:rPr>
-        <w:t>.</w:t>
-      </w:r>
-    </w:p>
-    <w:p>
-      <w:pPr>
-        <w:rPr>
-          <w:rFonts w:ascii="Times New Roman" w:hAnsi="Times New Roman" w:cs="Times New Roman"/>
-          <w:sz w:val="24"/>
-          <w:szCs w:val="24"/>
-        </w:rPr>
-      </w:pPr>
-      <w:r>
-        <w:rPr>
-          <w:rFonts w:ascii="Times New Roman" w:hAnsi="Times New Roman" w:cs="Times New Roman"/>
-          <w:sz w:val="24"/>
-          <w:szCs w:val="24"/>
-        </w:rPr>
-        <w:t>Срок выполнения 50 дней.</w:t>
-      </w:r>
-    </w:p>
-    <w:p>
-      <w:pPr>
-        <w:rPr>
-          <w:rFonts w:ascii="Times New Roman" w:hAnsi="Times New Roman" w:cs="Times New Roman"/>
-          <w:sz w:val="24"/>
-          <w:szCs w:val="24"/>
-        </w:rPr>
-      </w:pPr>
-      <w:r>
-        <w:rPr>
-          <w:rFonts w:ascii="Times New Roman" w:hAnsi="Times New Roman" w:cs="Times New Roman"/>
-          <w:sz w:val="24"/>
-          <w:szCs w:val="24"/>
-        </w:rPr>
-        <w:t>Требования</w:t>
-      </w:r>
-      <w:r>
-        <w:rPr>
-          <w:rFonts w:ascii="Times New Roman" w:hAnsi="Times New Roman" w:cs="Times New Roman"/>
-          <w:sz w:val="24"/>
-          <w:szCs w:val="24"/>
-        </w:rPr>
-        <w:t xml:space="preserve">: </w:t>
-      </w:r>
-      <w:r>
-        <w:rPr>
-          <w:rFonts w:ascii="Times New Roman" w:hAnsi="Times New Roman" w:cs="Times New Roman"/>
-          <w:sz w:val="24"/>
-          <w:szCs w:val="24"/>
-        </w:rPr>
-        <w:t xml:space="preserve">ГВ в стране началась, или уже закончилась. Вы играете за </w:t>
-      </w:r>
-      <w:proofErr w:type="spellStart"/>
-      <w:r>
-        <w:rPr>
-          <w:rFonts w:ascii="Times New Roman" w:hAnsi="Times New Roman" w:cs="Times New Roman"/>
-          <w:sz w:val="24"/>
-          <w:szCs w:val="24"/>
-        </w:rPr>
-        <w:t>Нац</w:t>
-      </w:r>
-      <w:proofErr w:type="spellEnd"/>
-      <w:r>
-        <w:rPr>
-          <w:rFonts w:ascii="Times New Roman" w:hAnsi="Times New Roman" w:cs="Times New Roman"/>
-          <w:sz w:val="24"/>
-          <w:szCs w:val="24"/>
-        </w:rPr>
-        <w:t xml:space="preserve"> Испанию.</w:t>
-      </w:r>
-    </w:p>
-    <w:p>
-      <w:pPr>
-        <w:rPr>
-          <w:rFonts w:ascii="Times New Roman" w:hAnsi="Times New Roman" w:cs="Times New Roman"/>
-          <w:sz w:val="24"/>
-          <w:szCs w:val="24"/>
-        </w:rPr>
-      </w:pPr>
-      <w:r>
-        <w:rPr>
-          <w:rFonts w:ascii="Times New Roman" w:hAnsi="Times New Roman" w:cs="Times New Roman"/>
-          <w:sz w:val="24"/>
-          <w:szCs w:val="24"/>
-        </w:rPr>
-        <w:t>Описание</w:t>
-      </w:r>
-      <w:r>
-        <w:rPr>
-          <w:rFonts w:ascii="Times New Roman" w:hAnsi="Times New Roman" w:cs="Times New Roman"/>
-          <w:sz w:val="24"/>
-          <w:szCs w:val="24"/>
-        </w:rPr>
-        <w:t>:</w:t>
-      </w:r>
-      <w:r>
-        <w:rPr>
-          <w:rFonts w:ascii="Times New Roman" w:hAnsi="Times New Roman" w:cs="Times New Roman"/>
-          <w:sz w:val="24"/>
-          <w:szCs w:val="24"/>
-        </w:rPr>
-        <w:t xml:space="preserve"> После отсоединения от Республики, мы должны реорганизовать ВВС, присоединившиеся к нам, окончательно избавившись от традиций и формы Республики.</w:t>
-      </w:r>
-    </w:p>
-    <w:p>
-      <w:pPr>
-        <w:rPr>
-          <w:rFonts w:ascii="Times New Roman" w:hAnsi="Times New Roman" w:cs="Times New Roman"/>
-          <w:sz w:val="24"/>
-          <w:szCs w:val="24"/>
-        </w:rPr>
-      </w:pPr>
-      <w:r>
-        <w:rPr>
-          <w:rFonts w:ascii="Times New Roman" w:hAnsi="Times New Roman" w:cs="Times New Roman"/>
-          <w:sz w:val="24"/>
-          <w:szCs w:val="24"/>
-        </w:rPr>
-        <w:t xml:space="preserve">+10 опыта </w:t>
-      </w:r>
-      <w:proofErr w:type="spellStart"/>
-      <w:r>
-        <w:rPr>
-          <w:rFonts w:ascii="Times New Roman" w:hAnsi="Times New Roman" w:cs="Times New Roman"/>
-          <w:sz w:val="24"/>
-          <w:szCs w:val="24"/>
-        </w:rPr>
-        <w:t>ввс</w:t>
-      </w:r>
-      <w:proofErr w:type="spellEnd"/>
-      <w:r>
-        <w:rPr>
-          <w:rFonts w:ascii="Times New Roman" w:hAnsi="Times New Roman" w:cs="Times New Roman"/>
-          <w:sz w:val="24"/>
-          <w:szCs w:val="24"/>
-        </w:rPr>
-        <w:t>, 1х 100% к темпам исследования ВВС.</w:t>
-      </w:r>
-    </w:p>
-    <w:p>
-      <w:pPr>
-        <w:rPr>
-          <w:rFonts w:ascii="Times New Roman" w:hAnsi="Times New Roman" w:cs="Times New Roman"/>
-          <w:sz w:val="24"/>
-          <w:szCs w:val="24"/>
-        </w:rPr>
-      </w:pPr>
-    </w:p>
-    <w:p>
-      <w:pPr>
-        <w:rPr>
-          <w:rFonts w:ascii="Times New Roman" w:hAnsi="Times New Roman" w:cs="Times New Roman"/>
-          <w:i/>
-          <w:sz w:val="24"/>
-          <w:szCs w:val="24"/>
-        </w:rPr>
-      </w:pPr>
-      <w:r>
-        <w:rPr>
-          <w:rFonts w:ascii="Times New Roman" w:hAnsi="Times New Roman" w:cs="Times New Roman"/>
-          <w:i/>
-          <w:sz w:val="24"/>
-          <w:szCs w:val="24"/>
-        </w:rPr>
-        <w:t>Фокус «</w:t>
-      </w:r>
-      <w:r>
-        <w:rPr>
-          <w:rFonts w:ascii="Times New Roman" w:hAnsi="Times New Roman" w:cs="Times New Roman"/>
-          <w:i/>
-          <w:sz w:val="24"/>
-          <w:szCs w:val="24"/>
-        </w:rPr>
-        <w:t>Новые истребители</w:t>
-      </w:r>
-      <w:r>
-        <w:rPr>
-          <w:rFonts w:ascii="Times New Roman" w:hAnsi="Times New Roman" w:cs="Times New Roman"/>
-          <w:i/>
-          <w:sz w:val="24"/>
-          <w:szCs w:val="24"/>
-        </w:rPr>
-        <w:t>»</w:t>
-      </w:r>
-      <w:r>
-        <w:rPr>
-          <w:rFonts w:ascii="Times New Roman" w:hAnsi="Times New Roman" w:cs="Times New Roman"/>
-          <w:i/>
-          <w:sz w:val="24"/>
-          <w:szCs w:val="24"/>
-        </w:rPr>
-        <w:t>.</w:t>
-      </w:r>
-    </w:p>
-    <w:p>
-      <w:pPr>
-        <w:rPr>
-          <w:rFonts w:ascii="Times New Roman" w:hAnsi="Times New Roman" w:cs="Times New Roman"/>
-          <w:sz w:val="24"/>
-          <w:szCs w:val="24"/>
-        </w:rPr>
-      </w:pPr>
-      <w:r>
-        <w:rPr>
-          <w:rFonts w:ascii="Times New Roman" w:hAnsi="Times New Roman" w:cs="Times New Roman"/>
-          <w:sz w:val="24"/>
-          <w:szCs w:val="24"/>
-        </w:rPr>
-        <w:t>Срок выполнения 50 дней.</w:t>
-      </w:r>
-    </w:p>
-    <w:p>
-      <w:pPr>
-        <w:rPr>
-          <w:rFonts w:ascii="Times New Roman" w:hAnsi="Times New Roman" w:cs="Times New Roman"/>
-          <w:sz w:val="24"/>
-          <w:szCs w:val="24"/>
-        </w:rPr>
-      </w:pPr>
-      <w:r>
-        <w:rPr>
-          <w:rFonts w:ascii="Times New Roman" w:hAnsi="Times New Roman" w:cs="Times New Roman"/>
-          <w:sz w:val="24"/>
-          <w:szCs w:val="24"/>
-        </w:rPr>
-        <w:lastRenderedPageBreak/>
         <w:t>Требования</w:t>
       </w:r>
       <w:r>
@@ -20504,7 +20458,7 @@
     <w:lsdException w:name="Table Web 2" w:semiHidden="1" w:unhideWhenUsed="1"/>
     <w:lsdException w:name="Table Web 3" w:semiHidden="1" w:unhideWhenUsed="1"/>
     <w:lsdException w:name="Balloon Text" w:semiHidden="1" w:unhideWhenUsed="1"/>
-    <w:lsdException w:name="Table Grid" w:semiHidden="1" w:uiPriority="39" w:unhideWhenUsed="1"/>
+    <w:lsdException w:name="Table Grid" w:uiPriority="39"/>
     <w:lsdException w:name="Table Theme" w:semiHidden="1" w:unhideWhenUsed="1"/>
     <w:lsdException w:name="Placeholder Text" w:semiHidden="1"/>
     <w:lsdException w:name="No Spacing" w:uiPriority="1" w:qFormat="1"/>
@@ -21101,7 +21055,7 @@
 </file>
 
 <file path=customXml/itemProps1.xml><?xml version="1.0" encoding="utf-8"?>
-<ds:datastoreItem xmlns:ds="http://schemas.openxmlformats.org/officeDocument/2006/customXml" ds:itemID="{C1F3997A-2190-42E6-84C8-FF6F40810787}">
+<ds:datastoreItem xmlns:ds="http://schemas.openxmlformats.org/officeDocument/2006/customXml" ds:itemID="{4385E61F-3234-4113-AC92-01412DC6A422}">
   <ds:schemaRefs>
     <ds:schemaRef ds:uri="http://schemas.openxmlformats.org/officeDocument/2006/bibliography"/>
   </ds:schemaRefs>
